--- a/docs/dosis-obat/Rancangan_Kalkulator_Dosis_Obat_Anak.docx
+++ b/docs/dosis-obat/Rancangan_Kalkulator_Dosis_Obat_Anak.docx
@@ -7,7 +7,7 @@
         <w:pStyle w:val="Title"/>
       </w:pPr>
       <w:r>
-        <w:t>Rancangan Kalkulator Dosis Obat Anak (Draf 0.2)</w:t>
+        <w:t>Rancangan Kalkulator Dosis Obat Anak (Draf 0.3)</w:t>
       </w:r>
     </w:p>
     <w:sdt>
@@ -18,7 +18,7 @@
           <w:sz w:val="24"/>
           <w:szCs w:val="24"/>
         </w:rPr>
-        <w:id w:val="-565026907"/>
+        <w:id w:val="-326903392"/>
         <w:docPartObj>
           <w:docPartGallery w:val="Table of Contents"/>
           <w:docPartUnique/>
@@ -56,7 +56,7 @@
           <w:r>
             <w:fldChar w:fldCharType="separate"/>
           </w:r>
-          <w:hyperlink w:anchor="_Toc242799809" w:history="1">
+          <w:hyperlink w:anchor="_Toc242815460" w:history="1">
             <w:r>
               <w:rPr>
                 <w:rStyle w:val="Hyperlink"/>
@@ -83,7 +83,7 @@
                 <w:noProof/>
                 <w:webHidden/>
               </w:rPr>
-              <w:instrText xml:space="preserve"> PAGEREF _Toc242799809 \h </w:instrText>
+              <w:instrText xml:space="preserve"> PAGEREF _Toc242815460 \h </w:instrText>
             </w:r>
             <w:r>
               <w:rPr>
@@ -127,7 +127,7 @@
               <w14:ligatures w14:val="standardContextual"/>
             </w:rPr>
           </w:pPr>
-          <w:hyperlink w:anchor="_Toc242799810" w:history="1">
+          <w:hyperlink w:anchor="_Toc242815461" w:history="1">
             <w:r>
               <w:rPr>
                 <w:rStyle w:val="Hyperlink"/>
@@ -154,7 +154,7 @@
                 <w:noProof/>
                 <w:webHidden/>
               </w:rPr>
-              <w:instrText xml:space="preserve"> PAGEREF _Toc242799810 \h </w:instrText>
+              <w:instrText xml:space="preserve"> PAGEREF _Toc242815461 \h </w:instrText>
             </w:r>
             <w:r>
               <w:rPr>
@@ -198,7 +198,7 @@
               <w14:ligatures w14:val="standardContextual"/>
             </w:rPr>
           </w:pPr>
-          <w:hyperlink w:anchor="_Toc242799811" w:history="1">
+          <w:hyperlink w:anchor="_Toc242815462" w:history="1">
             <w:r>
               <w:rPr>
                 <w:rStyle w:val="Hyperlink"/>
@@ -225,7 +225,7 @@
                 <w:noProof/>
                 <w:webHidden/>
               </w:rPr>
-              <w:instrText xml:space="preserve"> PAGEREF _Toc242799811 \h </w:instrText>
+              <w:instrText xml:space="preserve"> PAGEREF _Toc242815462 \h </w:instrText>
             </w:r>
             <w:r>
               <w:rPr>
@@ -245,7 +245,7 @@
                 <w:noProof/>
                 <w:webHidden/>
               </w:rPr>
-              <w:t>2</w:t>
+              <w:t>3</w:t>
             </w:r>
             <w:r>
               <w:rPr>
@@ -269,7 +269,7 @@
               <w14:ligatures w14:val="standardContextual"/>
             </w:rPr>
           </w:pPr>
-          <w:hyperlink w:anchor="_Toc242799812" w:history="1">
+          <w:hyperlink w:anchor="_Toc242815463" w:history="1">
             <w:r>
               <w:rPr>
                 <w:rStyle w:val="Hyperlink"/>
@@ -296,7 +296,7 @@
                 <w:noProof/>
                 <w:webHidden/>
               </w:rPr>
-              <w:instrText xml:space="preserve"> PAGEREF _Toc242799812 \h </w:instrText>
+              <w:instrText xml:space="preserve"> PAGEREF _Toc242815463 \h </w:instrText>
             </w:r>
             <w:r>
               <w:rPr>
@@ -316,7 +316,7 @@
                 <w:noProof/>
                 <w:webHidden/>
               </w:rPr>
-              <w:t>2</w:t>
+              <w:t>3</w:t>
             </w:r>
             <w:r>
               <w:rPr>
@@ -340,7 +340,7 @@
               <w14:ligatures w14:val="standardContextual"/>
             </w:rPr>
           </w:pPr>
-          <w:hyperlink w:anchor="_Toc242799813" w:history="1">
+          <w:hyperlink w:anchor="_Toc242815464" w:history="1">
             <w:r>
               <w:rPr>
                 <w:rStyle w:val="Hyperlink"/>
@@ -367,7 +367,7 @@
                 <w:noProof/>
                 <w:webHidden/>
               </w:rPr>
-              <w:instrText xml:space="preserve"> PAGEREF _Toc242799813 \h </w:instrText>
+              <w:instrText xml:space="preserve"> PAGEREF _Toc242815464 \h </w:instrText>
             </w:r>
             <w:r>
               <w:rPr>
@@ -411,7 +411,7 @@
               <w14:ligatures w14:val="standardContextual"/>
             </w:rPr>
           </w:pPr>
-          <w:hyperlink w:anchor="_Toc242799814" w:history="1">
+          <w:hyperlink w:anchor="_Toc242815465" w:history="1">
             <w:r>
               <w:rPr>
                 <w:rStyle w:val="Hyperlink"/>
@@ -438,7 +438,7 @@
                 <w:noProof/>
                 <w:webHidden/>
               </w:rPr>
-              <w:instrText xml:space="preserve"> PAGEREF _Toc242799814 \h </w:instrText>
+              <w:instrText xml:space="preserve"> PAGEREF _Toc242815465 \h </w:instrText>
             </w:r>
             <w:r>
               <w:rPr>
@@ -482,7 +482,7 @@
               <w14:ligatures w14:val="standardContextual"/>
             </w:rPr>
           </w:pPr>
-          <w:hyperlink w:anchor="_Toc242799815" w:history="1">
+          <w:hyperlink w:anchor="_Toc242815466" w:history="1">
             <w:r>
               <w:rPr>
                 <w:rStyle w:val="Hyperlink"/>
@@ -509,7 +509,7 @@
                 <w:noProof/>
                 <w:webHidden/>
               </w:rPr>
-              <w:instrText xml:space="preserve"> PAGEREF _Toc242799815 \h </w:instrText>
+              <w:instrText xml:space="preserve"> PAGEREF _Toc242815466 \h </w:instrText>
             </w:r>
             <w:r>
               <w:rPr>
@@ -553,7 +553,7 @@
               <w14:ligatures w14:val="standardContextual"/>
             </w:rPr>
           </w:pPr>
-          <w:hyperlink w:anchor="_Toc242799816" w:history="1">
+          <w:hyperlink w:anchor="_Toc242815467" w:history="1">
             <w:r>
               <w:rPr>
                 <w:rStyle w:val="Hyperlink"/>
@@ -580,7 +580,7 @@
                 <w:noProof/>
                 <w:webHidden/>
               </w:rPr>
-              <w:instrText xml:space="preserve"> PAGEREF _Toc242799816 \h </w:instrText>
+              <w:instrText xml:space="preserve"> PAGEREF _Toc242815467 \h </w:instrText>
             </w:r>
             <w:r>
               <w:rPr>
@@ -624,7 +624,7 @@
               <w14:ligatures w14:val="standardContextual"/>
             </w:rPr>
           </w:pPr>
-          <w:hyperlink w:anchor="_Toc242799817" w:history="1">
+          <w:hyperlink w:anchor="_Toc242815468" w:history="1">
             <w:r>
               <w:rPr>
                 <w:rStyle w:val="Hyperlink"/>
@@ -651,7 +651,7 @@
                 <w:noProof/>
                 <w:webHidden/>
               </w:rPr>
-              <w:instrText xml:space="preserve"> PAGEREF _Toc242799817 \h </w:instrText>
+              <w:instrText xml:space="preserve"> PAGEREF _Toc242815468 \h </w:instrText>
             </w:r>
             <w:r>
               <w:rPr>
@@ -695,7 +695,7 @@
               <w14:ligatures w14:val="standardContextual"/>
             </w:rPr>
           </w:pPr>
-          <w:hyperlink w:anchor="_Toc242799818" w:history="1">
+          <w:hyperlink w:anchor="_Toc242815469" w:history="1">
             <w:r>
               <w:rPr>
                 <w:rStyle w:val="Hyperlink"/>
@@ -722,7 +722,7 @@
                 <w:noProof/>
                 <w:webHidden/>
               </w:rPr>
-              <w:instrText xml:space="preserve"> PAGEREF _Toc242799818 \h </w:instrText>
+              <w:instrText xml:space="preserve"> PAGEREF _Toc242815469 \h </w:instrText>
             </w:r>
             <w:r>
               <w:rPr>
@@ -742,7 +742,7 @@
                 <w:noProof/>
                 <w:webHidden/>
               </w:rPr>
-              <w:t>4</w:t>
+              <w:t>5</w:t>
             </w:r>
             <w:r>
               <w:rPr>
@@ -766,7 +766,7 @@
               <w14:ligatures w14:val="standardContextual"/>
             </w:rPr>
           </w:pPr>
-          <w:hyperlink w:anchor="_Toc242799819" w:history="1">
+          <w:hyperlink w:anchor="_Toc242815470" w:history="1">
             <w:r>
               <w:rPr>
                 <w:rStyle w:val="Hyperlink"/>
@@ -793,7 +793,7 @@
                 <w:noProof/>
                 <w:webHidden/>
               </w:rPr>
-              <w:instrText xml:space="preserve"> PAGEREF _Toc242799819 \h </w:instrText>
+              <w:instrText xml:space="preserve"> PAGEREF _Toc242815470 \h </w:instrText>
             </w:r>
             <w:r>
               <w:rPr>
@@ -837,7 +837,7 @@
               <w14:ligatures w14:val="standardContextual"/>
             </w:rPr>
           </w:pPr>
-          <w:hyperlink w:anchor="_Toc242799820" w:history="1">
+          <w:hyperlink w:anchor="_Toc242815471" w:history="1">
             <w:r>
               <w:rPr>
                 <w:rStyle w:val="Hyperlink"/>
@@ -864,7 +864,7 @@
                 <w:noProof/>
                 <w:webHidden/>
               </w:rPr>
-              <w:instrText xml:space="preserve"> PAGEREF _Toc242799820 \h </w:instrText>
+              <w:instrText xml:space="preserve"> PAGEREF _Toc242815471 \h </w:instrText>
             </w:r>
             <w:r>
               <w:rPr>
@@ -908,7 +908,7 @@
               <w14:ligatures w14:val="standardContextual"/>
             </w:rPr>
           </w:pPr>
-          <w:hyperlink w:anchor="_Toc242799821" w:history="1">
+          <w:hyperlink w:anchor="_Toc242815472" w:history="1">
             <w:r>
               <w:rPr>
                 <w:rStyle w:val="Hyperlink"/>
@@ -935,7 +935,7 @@
                 <w:noProof/>
                 <w:webHidden/>
               </w:rPr>
-              <w:instrText xml:space="preserve"> PAGEREF _Toc242799821 \h </w:instrText>
+              <w:instrText xml:space="preserve"> PAGEREF _Toc242815472 \h </w:instrText>
             </w:r>
             <w:r>
               <w:rPr>
@@ -979,7 +979,7 @@
               <w14:ligatures w14:val="standardContextual"/>
             </w:rPr>
           </w:pPr>
-          <w:hyperlink w:anchor="_Toc242799822" w:history="1">
+          <w:hyperlink w:anchor="_Toc242815473" w:history="1">
             <w:r>
               <w:rPr>
                 <w:rStyle w:val="Hyperlink"/>
@@ -1006,7 +1006,7 @@
                 <w:noProof/>
                 <w:webHidden/>
               </w:rPr>
-              <w:instrText xml:space="preserve"> PAGEREF _Toc242799822 \h </w:instrText>
+              <w:instrText xml:space="preserve"> PAGEREF _Toc242815473 \h </w:instrText>
             </w:r>
             <w:r>
               <w:rPr>
@@ -1050,7 +1050,7 @@
               <w14:ligatures w14:val="standardContextual"/>
             </w:rPr>
           </w:pPr>
-          <w:hyperlink w:anchor="_Toc242799823" w:history="1">
+          <w:hyperlink w:anchor="_Toc242815474" w:history="1">
             <w:r>
               <w:rPr>
                 <w:rStyle w:val="Hyperlink"/>
@@ -1077,7 +1077,7 @@
                 <w:noProof/>
                 <w:webHidden/>
               </w:rPr>
-              <w:instrText xml:space="preserve"> PAGEREF _Toc242799823 \h </w:instrText>
+              <w:instrText xml:space="preserve"> PAGEREF _Toc242815474 \h </w:instrText>
             </w:r>
             <w:r>
               <w:rPr>
@@ -1121,7 +1121,7 @@
               <w14:ligatures w14:val="standardContextual"/>
             </w:rPr>
           </w:pPr>
-          <w:hyperlink w:anchor="_Toc242799824" w:history="1">
+          <w:hyperlink w:anchor="_Toc242815475" w:history="1">
             <w:r>
               <w:rPr>
                 <w:rStyle w:val="Hyperlink"/>
@@ -1148,7 +1148,7 @@
                 <w:noProof/>
                 <w:webHidden/>
               </w:rPr>
-              <w:instrText xml:space="preserve"> PAGEREF _Toc242799824 \h </w:instrText>
+              <w:instrText xml:space="preserve"> PAGEREF _Toc242815475 \h </w:instrText>
             </w:r>
             <w:r>
               <w:rPr>
@@ -1192,7 +1192,7 @@
               <w14:ligatures w14:val="standardContextual"/>
             </w:rPr>
           </w:pPr>
-          <w:hyperlink w:anchor="_Toc242799825" w:history="1">
+          <w:hyperlink w:anchor="_Toc242815476" w:history="1">
             <w:r>
               <w:rPr>
                 <w:rStyle w:val="Hyperlink"/>
@@ -1219,7 +1219,7 @@
                 <w:noProof/>
                 <w:webHidden/>
               </w:rPr>
-              <w:instrText xml:space="preserve"> PAGEREF _Toc242799825 \h </w:instrText>
+              <w:instrText xml:space="preserve"> PAGEREF _Toc242815476 \h </w:instrText>
             </w:r>
             <w:r>
               <w:rPr>
@@ -1239,7 +1239,7 @@
                 <w:noProof/>
                 <w:webHidden/>
               </w:rPr>
-              <w:t>10</w:t>
+              <w:t>11</w:t>
             </w:r>
             <w:r>
               <w:rPr>
@@ -1263,7 +1263,7 @@
               <w14:ligatures w14:val="standardContextual"/>
             </w:rPr>
           </w:pPr>
-          <w:hyperlink w:anchor="_Toc242799826" w:history="1">
+          <w:hyperlink w:anchor="_Toc242815477" w:history="1">
             <w:r>
               <w:rPr>
                 <w:rStyle w:val="Hyperlink"/>
@@ -1290,7 +1290,7 @@
                 <w:noProof/>
                 <w:webHidden/>
               </w:rPr>
-              <w:instrText xml:space="preserve"> PAGEREF _Toc242799826 \h </w:instrText>
+              <w:instrText xml:space="preserve"> PAGEREF _Toc242815477 \h </w:instrText>
             </w:r>
             <w:r>
               <w:rPr>
@@ -1310,7 +1310,7 @@
                 <w:noProof/>
                 <w:webHidden/>
               </w:rPr>
-              <w:t>12</w:t>
+              <w:t>13</w:t>
             </w:r>
             <w:r>
               <w:rPr>
@@ -1334,7 +1334,7 @@
               <w14:ligatures w14:val="standardContextual"/>
             </w:rPr>
           </w:pPr>
-          <w:hyperlink w:anchor="_Toc242799827" w:history="1">
+          <w:hyperlink w:anchor="_Toc242815478" w:history="1">
             <w:r>
               <w:rPr>
                 <w:rStyle w:val="Hyperlink"/>
@@ -1361,7 +1361,7 @@
                 <w:noProof/>
                 <w:webHidden/>
               </w:rPr>
-              <w:instrText xml:space="preserve"> PAGEREF _Toc242799827 \h </w:instrText>
+              <w:instrText xml:space="preserve"> PAGEREF _Toc242815478 \h </w:instrText>
             </w:r>
             <w:r>
               <w:rPr>
@@ -1381,7 +1381,7 @@
                 <w:noProof/>
                 <w:webHidden/>
               </w:rPr>
-              <w:t>14</w:t>
+              <w:t>15</w:t>
             </w:r>
             <w:r>
               <w:rPr>
@@ -1405,7 +1405,7 @@
               <w14:ligatures w14:val="standardContextual"/>
             </w:rPr>
           </w:pPr>
-          <w:hyperlink w:anchor="_Toc242799828" w:history="1">
+          <w:hyperlink w:anchor="_Toc242815479" w:history="1">
             <w:r>
               <w:rPr>
                 <w:rStyle w:val="Hyperlink"/>
@@ -1432,7 +1432,7 @@
                 <w:noProof/>
                 <w:webHidden/>
               </w:rPr>
-              <w:instrText xml:space="preserve"> PAGEREF _Toc242799828 \h </w:instrText>
+              <w:instrText xml:space="preserve"> PAGEREF _Toc242815479 \h </w:instrText>
             </w:r>
             <w:r>
               <w:rPr>
@@ -1452,7 +1452,7 @@
                 <w:noProof/>
                 <w:webHidden/>
               </w:rPr>
-              <w:t>16</w:t>
+              <w:t>17</w:t>
             </w:r>
             <w:r>
               <w:rPr>
@@ -1476,7 +1476,7 @@
               <w14:ligatures w14:val="standardContextual"/>
             </w:rPr>
           </w:pPr>
-          <w:hyperlink w:anchor="_Toc242799829" w:history="1">
+          <w:hyperlink w:anchor="_Toc242815480" w:history="1">
             <w:r>
               <w:rPr>
                 <w:rStyle w:val="Hyperlink"/>
@@ -1503,7 +1503,7 @@
                 <w:noProof/>
                 <w:webHidden/>
               </w:rPr>
-              <w:instrText xml:space="preserve"> PAGEREF _Toc242799829 \h </w:instrText>
+              <w:instrText xml:space="preserve"> PAGEREF _Toc242815480 \h </w:instrText>
             </w:r>
             <w:r>
               <w:rPr>
@@ -1523,7 +1523,7 @@
                 <w:noProof/>
                 <w:webHidden/>
               </w:rPr>
-              <w:t>19</w:t>
+              <w:t>20</w:t>
             </w:r>
             <w:r>
               <w:rPr>
@@ -1547,7 +1547,7 @@
               <w14:ligatures w14:val="standardContextual"/>
             </w:rPr>
           </w:pPr>
-          <w:hyperlink w:anchor="_Toc242799830" w:history="1">
+          <w:hyperlink w:anchor="_Toc242815481" w:history="1">
             <w:r>
               <w:rPr>
                 <w:rStyle w:val="Hyperlink"/>
@@ -1574,7 +1574,7 @@
                 <w:noProof/>
                 <w:webHidden/>
               </w:rPr>
-              <w:instrText xml:space="preserve"> PAGEREF _Toc242799830 \h </w:instrText>
+              <w:instrText xml:space="preserve"> PAGEREF _Toc242815481 \h </w:instrText>
             </w:r>
             <w:r>
               <w:rPr>
@@ -1594,7 +1594,7 @@
                 <w:noProof/>
                 <w:webHidden/>
               </w:rPr>
-              <w:t>21</w:t>
+              <w:t>22</w:t>
             </w:r>
             <w:r>
               <w:rPr>
@@ -1618,7 +1618,7 @@
               <w14:ligatures w14:val="standardContextual"/>
             </w:rPr>
           </w:pPr>
-          <w:hyperlink w:anchor="_Toc242799831" w:history="1">
+          <w:hyperlink w:anchor="_Toc242815482" w:history="1">
             <w:r>
               <w:rPr>
                 <w:rStyle w:val="Hyperlink"/>
@@ -1645,7 +1645,7 @@
                 <w:noProof/>
                 <w:webHidden/>
               </w:rPr>
-              <w:instrText xml:space="preserve"> PAGEREF _Toc242799831 \h </w:instrText>
+              <w:instrText xml:space="preserve"> PAGEREF _Toc242815482 \h </w:instrText>
             </w:r>
             <w:r>
               <w:rPr>
@@ -1665,7 +1665,7 @@
                 <w:noProof/>
                 <w:webHidden/>
               </w:rPr>
-              <w:t>24</w:t>
+              <w:t>26</w:t>
             </w:r>
             <w:r>
               <w:rPr>
@@ -1689,7 +1689,7 @@
               <w14:ligatures w14:val="standardContextual"/>
             </w:rPr>
           </w:pPr>
-          <w:hyperlink w:anchor="_Toc242799832" w:history="1">
+          <w:hyperlink w:anchor="_Toc242815483" w:history="1">
             <w:r>
               <w:rPr>
                 <w:rStyle w:val="Hyperlink"/>
@@ -1716,7 +1716,7 @@
                 <w:noProof/>
                 <w:webHidden/>
               </w:rPr>
-              <w:instrText xml:space="preserve"> PAGEREF _Toc242799832 \h </w:instrText>
+              <w:instrText xml:space="preserve"> PAGEREF _Toc242815483 \h </w:instrText>
             </w:r>
             <w:r>
               <w:rPr>
@@ -1736,7 +1736,7 @@
                 <w:noProof/>
                 <w:webHidden/>
               </w:rPr>
-              <w:t>25</w:t>
+              <w:t>27</w:t>
             </w:r>
             <w:r>
               <w:rPr>
@@ -1760,7 +1760,7 @@
               <w14:ligatures w14:val="standardContextual"/>
             </w:rPr>
           </w:pPr>
-          <w:hyperlink w:anchor="_Toc242799833" w:history="1">
+          <w:hyperlink w:anchor="_Toc242815484" w:history="1">
             <w:r>
               <w:rPr>
                 <w:rStyle w:val="Hyperlink"/>
@@ -1787,7 +1787,7 @@
                 <w:noProof/>
                 <w:webHidden/>
               </w:rPr>
-              <w:instrText xml:space="preserve"> PAGEREF _Toc242799833 \h </w:instrText>
+              <w:instrText xml:space="preserve"> PAGEREF _Toc242815484 \h </w:instrText>
             </w:r>
             <w:r>
               <w:rPr>
@@ -1807,7 +1807,7 @@
                 <w:noProof/>
                 <w:webHidden/>
               </w:rPr>
-              <w:t>25</w:t>
+              <w:t>28</w:t>
             </w:r>
             <w:r>
               <w:rPr>
@@ -1831,7 +1831,7 @@
               <w14:ligatures w14:val="standardContextual"/>
             </w:rPr>
           </w:pPr>
-          <w:hyperlink w:anchor="_Toc242799834" w:history="1">
+          <w:hyperlink w:anchor="_Toc242815485" w:history="1">
             <w:r>
               <w:rPr>
                 <w:rStyle w:val="Hyperlink"/>
@@ -1858,7 +1858,7 @@
                 <w:noProof/>
                 <w:webHidden/>
               </w:rPr>
-              <w:instrText xml:space="preserve"> PAGEREF _Toc242799834 \h </w:instrText>
+              <w:instrText xml:space="preserve"> PAGEREF _Toc242815485 \h </w:instrText>
             </w:r>
             <w:r>
               <w:rPr>
@@ -1878,7 +1878,7 @@
                 <w:noProof/>
                 <w:webHidden/>
               </w:rPr>
-              <w:t>27</w:t>
+              <w:t>30</w:t>
             </w:r>
             <w:r>
               <w:rPr>
@@ -1902,7 +1902,7 @@
               <w14:ligatures w14:val="standardContextual"/>
             </w:rPr>
           </w:pPr>
-          <w:hyperlink w:anchor="_Toc242799835" w:history="1">
+          <w:hyperlink w:anchor="_Toc242815486" w:history="1">
             <w:r>
               <w:rPr>
                 <w:rStyle w:val="Hyperlink"/>
@@ -1929,7 +1929,7 @@
                 <w:noProof/>
                 <w:webHidden/>
               </w:rPr>
-              <w:instrText xml:space="preserve"> PAGEREF _Toc242799835 \h </w:instrText>
+              <w:instrText xml:space="preserve"> PAGEREF _Toc242815486 \h </w:instrText>
             </w:r>
             <w:r>
               <w:rPr>
@@ -1949,7 +1949,7 @@
                 <w:noProof/>
                 <w:webHidden/>
               </w:rPr>
-              <w:t>29</w:t>
+              <w:t>32</w:t>
             </w:r>
             <w:r>
               <w:rPr>
@@ -1973,7 +1973,7 @@
               <w14:ligatures w14:val="standardContextual"/>
             </w:rPr>
           </w:pPr>
-          <w:hyperlink w:anchor="_Toc242799836" w:history="1">
+          <w:hyperlink w:anchor="_Toc242815487" w:history="1">
             <w:r>
               <w:rPr>
                 <w:rStyle w:val="Hyperlink"/>
@@ -2000,7 +2000,7 @@
                 <w:noProof/>
                 <w:webHidden/>
               </w:rPr>
-              <w:instrText xml:space="preserve"> PAGEREF _Toc242799836 \h </w:instrText>
+              <w:instrText xml:space="preserve"> PAGEREF _Toc242815487 \h </w:instrText>
             </w:r>
             <w:r>
               <w:rPr>
@@ -2020,7 +2020,7 @@
                 <w:noProof/>
                 <w:webHidden/>
               </w:rPr>
-              <w:t>30</w:t>
+              <w:t>34</w:t>
             </w:r>
             <w:r>
               <w:rPr>
@@ -2044,13 +2044,13 @@
               <w14:ligatures w14:val="standardContextual"/>
             </w:rPr>
           </w:pPr>
-          <w:hyperlink w:anchor="_Toc242799837" w:history="1">
+          <w:hyperlink w:anchor="_Toc242815488" w:history="1">
             <w:r>
               <w:rPr>
                 <w:rStyle w:val="Hyperlink"/>
                 <w:noProof/>
               </w:rPr>
-              <w:t>Lampiran D. Sumber pendukung yang belum bisa saya akses (mohon diunduh dan diunggah)</w:t>
+              <w:t>Lampiran D. Status sumber pendukung yang diminta</w:t>
             </w:r>
             <w:r>
               <w:rPr>
@@ -2071,7 +2071,7 @@
                 <w:noProof/>
                 <w:webHidden/>
               </w:rPr>
-              <w:instrText xml:space="preserve"> PAGEREF _Toc242799837 \h </w:instrText>
+              <w:instrText xml:space="preserve"> PAGEREF _Toc242815488 \h </w:instrText>
             </w:r>
             <w:r>
               <w:rPr>
@@ -2091,7 +2091,7 @@
                 <w:noProof/>
                 <w:webHidden/>
               </w:rPr>
-              <w:t>31</w:t>
+              <w:t>34</w:t>
             </w:r>
             <w:r>
               <w:rPr>
@@ -2114,7 +2114,7 @@
         <w:pStyle w:val="Heading1"/>
       </w:pPr>
       <w:bookmarkStart w:id="0" w:name="Xef04b61d282b2d55ec5c13b01b9cae633d76ee9"/>
-      <w:bookmarkStart w:id="1" w:name="_Toc242799809"/>
+      <w:bookmarkStart w:id="1" w:name="_Toc242815460"/>
       <w:r>
         <w:t>Rancangan Kalkulator Dosis Obat Anak (DRAF untuk dicek pemilik)</w:t>
       </w:r>
@@ -2129,7 +2129,7 @@
         </w:numPr>
       </w:pPr>
       <w:r>
-        <w:t>Versi: draf 0.2, 13 Oktober 2026 (revisi dari draf 0.1 sesuai arahan pemilik)</w:t>
+        <w:t>Versi: draf 0.3, 13 Oktober 2026 (draf 0.2 ditambah verifikasi artikel yang diunggah pemilik)</w:t>
       </w:r>
     </w:p>
     <w:p>
@@ -2193,7 +2193,7 @@
         <w:pStyle w:val="Heading3"/>
       </w:pPr>
       <w:bookmarkStart w:id="2" w:name="X702737417182615050fd988f88278bf5e093afc"/>
-      <w:bookmarkStart w:id="3" w:name="_Toc242799810"/>
+      <w:bookmarkStart w:id="3" w:name="_Toc242815461"/>
       <w:r>
         <w:t>Perubahan dari draf 0.1 (arahan pemilik, 13 Oktober 2026)</w:t>
       </w:r>
@@ -2363,8 +2363,40 @@
       </w:r>
     </w:p>
     <w:p>
-      <w:r>
-        <w:pict w14:anchorId="4D268192">
+      <w:pPr>
+        <w:pStyle w:val="Compact"/>
+        <w:numPr>
+          <w:ilvl w:val="0"/>
+          <w:numId w:val="2"/>
+        </w:numPr>
+      </w:pPr>
+      <w:r>
+        <w:rPr>
+          <w:b/>
+          <w:bCs/>
+        </w:rPr>
+        <w:t>Draf 0.3:</w:t>
+      </w:r>
+      <w:r>
+        <w:t xml:space="preserve"> delapan berkas yang diunggah pemilik ke folder </w:t>
+      </w:r>
+      <w:r>
+        <w:rPr>
+          <w:rStyle w:val="VerbatimChar"/>
+        </w:rPr>
+        <w:t>dosis obat/Sumber jurnal luar/</w:t>
+      </w:r>
+      <w:r>
+        <w:t xml:space="preserve"> </w:t>
+      </w:r>
+      <w:r>
+        <w:t>sudah dibaca teks lengkapnya dan dipakai untuk verifikasi: AAP 2013 (otitis media akut), IDSA 2011 (pneumonia anak), AHA 2021 (profilaksis endokarditis), IDSA 2004 (meningitis bakterial), Daschner 2005 (dosis pada gangguan ginjal), Freedman 2006 (ondansetron oral), dan pedoman NIH infeksi oportunistik anak dengan HIV (bagian HSV dan VZV; dua berkas pedoman yang diunggah isinya identik). Status pendukung tiap dosis diperbarui.</w:t>
+      </w:r>
+    </w:p>
+    <w:p>
+      <w:r>
+        <w:lastRenderedPageBreak/>
+        <w:pict w14:anchorId="7F27EEC6">
           <v:rect id="_x0000_i1025" style="width:0;height:1.5pt" o:hralign="center" o:hrstd="t" o:hr="t"/>
         </w:pict>
       </w:r>
@@ -2374,7 +2406,7 @@
         <w:pStyle w:val="Heading2"/>
       </w:pPr>
       <w:bookmarkStart w:id="4" w:name="X624318e19ad69cfa47f0a1dcf7a7504b565451c"/>
-      <w:bookmarkStart w:id="5" w:name="_Toc242799811"/>
+      <w:bookmarkStart w:id="5" w:name="_Toc242815462"/>
       <w:bookmarkEnd w:id="2"/>
       <w:r>
         <w:t>1. Kerangka fitur</w:t>
@@ -2386,7 +2418,7 @@
         <w:pStyle w:val="Heading3"/>
       </w:pPr>
       <w:bookmarkStart w:id="6" w:name="Xc360120d76af4d3771ed0b0d65905d67cd8b982"/>
-      <w:bookmarkStart w:id="7" w:name="_Toc242799812"/>
+      <w:bookmarkStart w:id="7" w:name="_Toc242815463"/>
       <w:r>
         <w:t>1.1 Navigasi</w:t>
       </w:r>
@@ -2411,7 +2443,10 @@
         <w:t>"Dosis Obat"</w:t>
       </w:r>
       <w:r>
-        <w:t xml:space="preserve"> di header, di sebelah "Kalkulator Medis".</w:t>
+        <w:t xml:space="preserve"> </w:t>
+      </w:r>
+      <w:r>
+        <w:t>di header, di sebelah "Kalkulator Medis".</w:t>
       </w:r>
     </w:p>
     <w:p>
@@ -2439,7 +2474,6 @@
           <w:b/>
           <w:bCs/>
         </w:rPr>
-        <w:lastRenderedPageBreak/>
         <w:t>Kalkulator Dosis Obat Anak</w:t>
       </w:r>
       <w:r>
@@ -2501,7 +2535,7 @@
         <w:pStyle w:val="Heading3"/>
       </w:pPr>
       <w:bookmarkStart w:id="8" w:name="X234502a5cd185b2ee0e8cdc7b3e7b6ae7c6e03e"/>
-      <w:bookmarkStart w:id="9" w:name="_Toc242799813"/>
+      <w:bookmarkStart w:id="9" w:name="_Toc242815464"/>
       <w:bookmarkEnd w:id="6"/>
       <w:r>
         <w:t>1.2 Halaman daftar obat anak</w:t>
@@ -2559,7 +2593,7 @@
         <w:pStyle w:val="Heading3"/>
       </w:pPr>
       <w:bookmarkStart w:id="10" w:name="X10096eef7666861e7f5d77050509e65b1367da7"/>
-      <w:bookmarkStart w:id="11" w:name="_Toc242799814"/>
+      <w:bookmarkStart w:id="11" w:name="_Toc242815465"/>
       <w:bookmarkEnd w:id="8"/>
       <w:r>
         <w:t>1.3 Halaman satu obat</w:t>
@@ -2775,7 +2809,10 @@
         <w:t>mL</w:t>
       </w:r>
       <w:r>
-        <w:t xml:space="preserve"> untuk sediaan cair dan injeksi berkekuatan mg/mL (rentang mg menjadi rentang mL);</w:t>
+        <w:t xml:space="preserve"> </w:t>
+      </w:r>
+      <w:r>
+        <w:t>untuk sediaan cair dan injeksi berkekuatan mg/mL (rentang mg menjadi rentang mL);</w:t>
       </w:r>
     </w:p>
     <w:p>
@@ -2835,6 +2872,7 @@
           <w:b/>
           <w:bCs/>
         </w:rPr>
+        <w:lastRenderedPageBreak/>
         <w:t>Sediaan</w:t>
       </w:r>
       <w:r>
@@ -2949,7 +2987,6 @@
           <w:b/>
           <w:bCs/>
         </w:rPr>
-        <w:lastRenderedPageBreak/>
         <w:t>Farmakodinamik</w:t>
       </w:r>
       <w:r>
@@ -2999,7 +3036,7 @@
         <w:pStyle w:val="Heading3"/>
       </w:pPr>
       <w:bookmarkStart w:id="12" w:name="X9de34f019b87b658c2bd15dea3ec669fdbadd58"/>
-      <w:bookmarkStart w:id="13" w:name="_Toc242799815"/>
+      <w:bookmarkStart w:id="13" w:name="_Toc242815466"/>
       <w:bookmarkEnd w:id="10"/>
       <w:r>
         <w:t>1.4 Acuan dari aplikasi "Dosis Obat Anak" (Play Store, com.dosisobatanak)</w:t>
@@ -3082,7 +3119,7 @@
     </w:p>
     <w:p>
       <w:r>
-        <w:pict w14:anchorId="5945A4C4">
+        <w:pict w14:anchorId="3A0026EE">
           <v:rect id="_x0000_i1026" style="width:0;height:1.5pt" o:hralign="center" o:hrstd="t" o:hr="t"/>
         </w:pict>
       </w:r>
@@ -3092,7 +3129,7 @@
         <w:pStyle w:val="Heading2"/>
       </w:pPr>
       <w:bookmarkStart w:id="14" w:name="X55b26350ad72deff37e9df5949fe37bf1cd4d36"/>
-      <w:bookmarkStart w:id="15" w:name="_Toc242799816"/>
+      <w:bookmarkStart w:id="15" w:name="_Toc242815467"/>
       <w:bookmarkEnd w:id="4"/>
       <w:bookmarkEnd w:id="12"/>
       <w:r>
@@ -3105,7 +3142,7 @@
         <w:pStyle w:val="Heading3"/>
       </w:pPr>
       <w:bookmarkStart w:id="16" w:name="X5d207fce06ef28d8d34d956247104cc4227e023"/>
-      <w:bookmarkStart w:id="17" w:name="_Toc242799817"/>
+      <w:bookmarkStart w:id="17" w:name="_Toc242815468"/>
       <w:r>
         <w:t>2.1 Jenis dosis yang disimpan per regimen</w:t>
       </w:r>
@@ -3526,6 +3563,7 @@
         <w:pStyle w:val="BodyText"/>
       </w:pPr>
       <w:r>
+        <w:lastRenderedPageBreak/>
         <w:t>Bila interval berupa rentang (misalnya tiap 4–8 jam), dosis per hari juga ditampilkan sebagai rentang.</w:t>
       </w:r>
     </w:p>
@@ -3534,7 +3572,7 @@
         <w:pStyle w:val="Heading3"/>
       </w:pPr>
       <w:bookmarkStart w:id="18" w:name="Xc546b84b4d5a5b6d27be2dc2a415afe3b6a0224"/>
-      <w:bookmarkStart w:id="19" w:name="_Toc242799818"/>
+      <w:bookmarkStart w:id="19" w:name="_Toc242815469"/>
       <w:bookmarkEnd w:id="16"/>
       <w:r>
         <w:t>2.2 Batas maksimal</w:t>
@@ -3570,10 +3608,9 @@
         <w:pStyle w:val="Heading3"/>
       </w:pPr>
       <w:bookmarkStart w:id="20" w:name="Xf680aa4ec905600a5ba13e3942be075221dbc8c"/>
-      <w:bookmarkStart w:id="21" w:name="_Toc242799819"/>
+      <w:bookmarkStart w:id="21" w:name="_Toc242815470"/>
       <w:bookmarkEnd w:id="18"/>
       <w:r>
-        <w:lastRenderedPageBreak/>
         <w:t>2.3 Konversi ke mL</w:t>
       </w:r>
       <w:bookmarkEnd w:id="21"/>
@@ -3655,7 +3692,7 @@
         <w:pStyle w:val="Heading3"/>
       </w:pPr>
       <w:bookmarkStart w:id="22" w:name="X810929da0d41c18cd4119ff89f58a6d046a4594"/>
-      <w:bookmarkStart w:id="23" w:name="_Toc242799820"/>
+      <w:bookmarkStart w:id="23" w:name="_Toc242815471"/>
       <w:bookmarkEnd w:id="20"/>
       <w:r>
         <w:t>2.4 Keputusan pemilik dan hal yang masih perlu diputuskan</w:t>
@@ -3716,12 +3753,15 @@
         <w:t>Regimen mg/m² (belum diputuskan).</w:t>
       </w:r>
       <w:r>
-        <w:t xml:space="preserve"> Usulan: versi pertama tidak menghitung luas permukaan tubuh; regimen mg/m² hanya ditampilkan sebagai teks.</w:t>
-      </w:r>
-    </w:p>
-    <w:p>
-      <w:r>
-        <w:pict w14:anchorId="5FCECE2A">
+        <w:t xml:space="preserve"> </w:t>
+      </w:r>
+      <w:r>
+        <w:t>Usulan: versi pertama tidak menghitung luas permukaan tubuh; regimen mg/m² hanya ditampilkan sebagai teks.</w:t>
+      </w:r>
+    </w:p>
+    <w:p>
+      <w:r>
+        <w:pict w14:anchorId="32E23BD3">
           <v:rect id="_x0000_i1027" style="width:0;height:1.5pt" o:hralign="center" o:hrstd="t" o:hr="t"/>
         </w:pict>
       </w:r>
@@ -3731,7 +3771,7 @@
         <w:pStyle w:val="Heading2"/>
       </w:pPr>
       <w:bookmarkStart w:id="24" w:name="X1ae5c3a5dd1a4c44fa3261d52c12d1ef5beef88"/>
-      <w:bookmarkStart w:id="25" w:name="_Toc242799821"/>
+      <w:bookmarkStart w:id="25" w:name="_Toc242815472"/>
       <w:bookmarkEnd w:id="14"/>
       <w:bookmarkEnd w:id="22"/>
       <w:r>
@@ -3816,7 +3856,10 @@
         <w:t>peresepan maksimal</w:t>
       </w:r>
       <w:r>
-        <w:t xml:space="preserve"> (jumlah obat per resep). Peresepan maksimal ditampilkan dengan label "FORNAS, peresepan maksimal", bukan sebagai dosis anak.</w:t>
+        <w:t xml:space="preserve"> </w:t>
+      </w:r>
+      <w:r>
+        <w:t>(jumlah obat per resep). Peresepan maksimal ditampilkan dengan label "FORNAS, peresepan maksimal", bukan sebagai dosis anak.</w:t>
       </w:r>
     </w:p>
     <w:p>
@@ -3873,6 +3916,7 @@
           <w:b/>
           <w:bCs/>
         </w:rPr>
+        <w:lastRenderedPageBreak/>
         <w:t>Manfaat, efek samping, peringatan, farmakokinetik, farmakodinamik</w:t>
       </w:r>
       <w:r>
@@ -3919,10 +3963,7 @@
         <w:t>Pendukung dosis</w:t>
       </w:r>
       <w:r>
-        <w:t xml:space="preserve"> </w:t>
-      </w:r>
-      <w:r>
-        <w:t>(untuk verifikasi, bukan pengganti dosis IDAI):</w:t>
+        <w:t xml:space="preserve"> (untuk verifikasi, bukan pengganti dosis IDAI):</w:t>
       </w:r>
     </w:p>
     <w:p>
@@ -3946,7 +3987,6 @@
         </w:numPr>
       </w:pPr>
       <w:r>
-        <w:lastRenderedPageBreak/>
         <w:t xml:space="preserve">WHO Model Formulary for Children 2010 (disingkat </w:t>
       </w:r>
       <w:r>
@@ -4082,7 +4122,7 @@
     </w:p>
     <w:p>
       <w:r>
-        <w:pict w14:anchorId="1BC80EBB">
+        <w:pict w14:anchorId="2C1DCC72">
           <v:rect id="_x0000_i1028" style="width:0;height:1.5pt" o:hralign="center" o:hrstd="t" o:hr="t"/>
         </w:pict>
       </w:r>
@@ -4092,7 +4132,7 @@
         <w:pStyle w:val="Heading2"/>
       </w:pPr>
       <w:bookmarkStart w:id="26" w:name="X96e3711f31b23057251921d87ebaa711dffed5f"/>
-      <w:bookmarkStart w:id="27" w:name="_Toc242799822"/>
+      <w:bookmarkStart w:id="27" w:name="_Toc242815473"/>
       <w:bookmarkEnd w:id="24"/>
       <w:r>
         <w:t>4. Monografi pilot</w:t>
@@ -4114,7 +4154,10 @@
         <w:t>BB 10 kg</w:t>
       </w:r>
       <w:r>
-        <w:t xml:space="preserve"> agar mudah dicek. Angka hanya hasil aritmetika dari dosis sumber. Kolom "Asal" menunjukkan asal dosis.</w:t>
+        <w:t xml:space="preserve"> </w:t>
+      </w:r>
+      <w:r>
+        <w:t>agar mudah dicek. Angka hanya hasil aritmetika dari dosis sumber. Kolom "Asal" menunjukkan asal dosis.</w:t>
       </w:r>
     </w:p>
     <w:p>
@@ -4122,7 +4165,7 @@
         <w:pStyle w:val="Heading3"/>
       </w:pPr>
       <w:bookmarkStart w:id="28" w:name="X04fc099d9c7d9852b8efed4e66d24119843137f"/>
-      <w:bookmarkStart w:id="29" w:name="_Toc242799823"/>
+      <w:bookmarkStart w:id="29" w:name="_Toc242815474"/>
       <w:r>
         <w:t>4.1 Parasetamol (Acetaminofen)</w:t>
       </w:r>
@@ -4420,6 +4463,7 @@
         <w:pStyle w:val="FirstParagraph"/>
       </w:pPr>
       <w:r>
+        <w:lastRenderedPageBreak/>
         <w:t>Penyesuaian pada gangguan ginjal (IDAI hlm. 76; dosis normal 10–15 mg/kg/dosis tiap 4–6 jam po), dengan mengubah interval:</w:t>
       </w:r>
     </w:p>
@@ -4490,7 +4534,6 @@
         </w:numPr>
       </w:pPr>
       <w:r>
-        <w:lastRenderedPageBreak/>
         <w:t>WHO-PB hlm. 366: 10–15 mg/kg, sampai enam kali sehari (15 mg/kg × 6 kali = 90 mg/kg/hari).</w:t>
       </w:r>
     </w:p>
@@ -4525,7 +4568,7 @@
         <w:t>Belum terverifikasi</w:t>
       </w:r>
       <w:r>
-        <w:t xml:space="preserve"> (tidak tercantum di WHO-PB, WHO-MFC, maupun label yang dipakai).</w:t>
+        <w:t xml:space="preserve"> (tidak tercantum di WHO-PB, WHO-MFC, label yang dipakai, maupun artikel yang diunggah pemilik).</w:t>
       </w:r>
     </w:p>
     <w:p>
@@ -4576,13 +4619,10 @@
           <w:b/>
           <w:bCs/>
         </w:rPr>
-        <w:t>Belum terverifikasi</w:t>
-      </w:r>
-      <w:r>
-        <w:t xml:space="preserve"> </w:t>
-      </w:r>
-      <w:r>
-        <w:t>(Daschner 2005, link di Lampiran D).</w:t>
+        <w:t>Sebagian sejalan</w:t>
+      </w:r>
+      <w:r>
+        <w:t>. Daschner 2005 hlm. 1677 (Tabel 2): parasetamol 10–20 mg/kg per kali (maks 4 kali/hari, maks 4 g/hari); dosis normal pada LFG 40, dan 50% dengan memperpanjang interval pada LFG 10 dan anuria. Arahnya sama dengan IDAI (interval diperpanjang bila fungsi ginjal turun), tetapi Daschner memakai batas LFG 40/10/anuria, bukan &gt;50/10–50/&lt;10.</w:t>
       </w:r>
     </w:p>
     <w:p>
@@ -4720,6 +4760,7 @@
         </w:numPr>
       </w:pPr>
       <w:r>
+        <w:lastRenderedPageBreak/>
         <w:t>Penanganan nyeri ringan sampai sedang pada dewasa dan anak usia 2 tahun ke atas.</w:t>
       </w:r>
     </w:p>
@@ -4810,7 +4851,6 @@
         </w:numPr>
       </w:pPr>
       <w:r>
-        <w:lastRenderedPageBreak/>
         <w:t>Melebihi dosis maksimal harian per kg dapat menyebabkan cedera hati, termasuk risiko gagal hati dan kematian.</w:t>
       </w:r>
     </w:p>
@@ -4952,12 +4992,12 @@
         <w:t>Daftar pustaka</w:t>
       </w:r>
       <w:r>
-        <w:t>: [P1], [P2], [L1], [W1], [W2], [J9]</w:t>
-      </w:r>
-    </w:p>
-    <w:p>
-      <w:r>
-        <w:pict w14:anchorId="64E9DDDE">
+        <w:t>: [P1], [P2], [L1], [W1], [W2], [J6], [J9]</w:t>
+      </w:r>
+    </w:p>
+    <w:p>
+      <w:r>
+        <w:pict w14:anchorId="0E38ED23">
           <v:rect id="_x0000_i1029" style="width:0;height:1.5pt" o:hralign="center" o:hrstd="t" o:hr="t"/>
         </w:pict>
       </w:r>
@@ -4967,7 +5007,7 @@
         <w:pStyle w:val="Heading3"/>
       </w:pPr>
       <w:bookmarkStart w:id="30" w:name="Xed1490dc4d77c5a1f61fca03cdebddfaf6186a9"/>
-      <w:bookmarkStart w:id="31" w:name="_Toc242799824"/>
+      <w:bookmarkStart w:id="31" w:name="_Toc242815475"/>
       <w:bookmarkEnd w:id="28"/>
       <w:r>
         <w:t>4.2 Ibuprofen</w:t>
@@ -5113,39 +5153,62 @@
               <w:rPr>
                 <w:sz w:val="19"/>
               </w:rPr>
-              <w:t>5–10 mg/kg/dosis tiap 4–8 jam po ("dosis normal" pada tabel penyesuaian ginjal). Dosis maksimal tidak tercantum.</w:t>
-            </w:r>
-          </w:p>
-        </w:tc>
-        <w:tc>
-          <w:tcPr>
-            <w:tcW w:w="0" w:type="auto"/>
-          </w:tcPr>
-          <w:p>
-            <w:pPr>
-              <w:pStyle w:val="Compact"/>
-            </w:pPr>
-            <w:r>
-              <w:rPr>
-                <w:sz w:val="19"/>
-              </w:rPr>
-              <w:t>IDAI hlm. 84</w:t>
-            </w:r>
-          </w:p>
-        </w:tc>
-        <w:tc>
-          <w:tcPr>
-            <w:tcW w:w="0" w:type="auto"/>
-          </w:tcPr>
-          <w:p>
-            <w:pPr>
-              <w:pStyle w:val="Compact"/>
-            </w:pPr>
-            <w:r>
-              <w:rPr>
-                <w:sz w:val="19"/>
-              </w:rPr>
-              <w:t>50–100 mg/kali; 150–600 mg/hari (tergantung interval)</w:t>
+              <w:t xml:space="preserve">5–10 mg/kg/dosis tiap 4–8 jam po ("dosis normal" pada tabel penyesuaian ginjal). Dosis maksimal </w:t>
+            </w:r>
+            <w:r>
+              <w:rPr>
+                <w:sz w:val="19"/>
+              </w:rPr>
+              <w:lastRenderedPageBreak/>
+              <w:t>tidak tercantum.</w:t>
+            </w:r>
+          </w:p>
+        </w:tc>
+        <w:tc>
+          <w:tcPr>
+            <w:tcW w:w="0" w:type="auto"/>
+          </w:tcPr>
+          <w:p>
+            <w:pPr>
+              <w:pStyle w:val="Compact"/>
+            </w:pPr>
+            <w:r>
+              <w:rPr>
+                <w:sz w:val="19"/>
+              </w:rPr>
+              <w:lastRenderedPageBreak/>
+              <w:t xml:space="preserve">IDAI hlm. </w:t>
+            </w:r>
+            <w:r>
+              <w:rPr>
+                <w:sz w:val="19"/>
+              </w:rPr>
+              <w:lastRenderedPageBreak/>
+              <w:t>84</w:t>
+            </w:r>
+          </w:p>
+        </w:tc>
+        <w:tc>
+          <w:tcPr>
+            <w:tcW w:w="0" w:type="auto"/>
+          </w:tcPr>
+          <w:p>
+            <w:pPr>
+              <w:pStyle w:val="Compact"/>
+            </w:pPr>
+            <w:r>
+              <w:rPr>
+                <w:sz w:val="19"/>
+              </w:rPr>
+              <w:lastRenderedPageBreak/>
+              <w:t xml:space="preserve">50–100 mg/kali; 150–600 mg/hari (tergantung </w:t>
+            </w:r>
+            <w:r>
+              <w:rPr>
+                <w:sz w:val="19"/>
+              </w:rPr>
+              <w:lastRenderedPageBreak/>
+              <w:t>interval)</w:t>
             </w:r>
           </w:p>
         </w:tc>
@@ -5163,6 +5226,7 @@
               <w:rPr>
                 <w:sz w:val="19"/>
               </w:rPr>
+              <w:lastRenderedPageBreak/>
               <w:t>Neonatus, duktus arteriosus paten</w:t>
             </w:r>
           </w:p>
@@ -5300,7 +5364,6 @@
         </w:numPr>
       </w:pPr>
       <w:r>
-        <w:lastRenderedPageBreak/>
         <w:t>WHO-MFC hlm. 18: anak &gt;3 bulan 5–10 mg/kg tiga atau empat kali sehari, bersama atau sesudah makan; maksimal 40 mg/kg/hari.</w:t>
       </w:r>
     </w:p>
@@ -5335,7 +5398,10 @@
         <w:t>Perlu keputusan pemilik</w:t>
       </w:r>
       <w:r>
-        <w:t xml:space="preserve"> apakah batas 40 mg/kg/hari dari WHO ditampilkan sebagai catatan pendukung.</w:t>
+        <w:t xml:space="preserve"> </w:t>
+      </w:r>
+      <w:r>
+        <w:t>apakah batas 40 mg/kg/hari dari WHO ditampilkan sebagai catatan pendukung.</w:t>
       </w:r>
     </w:p>
     <w:p>
@@ -5357,10 +5423,29 @@
         <w:t>Sejalan</w:t>
       </w:r>
       <w:r>
-        <w:t xml:space="preserve"> </w:t>
-      </w:r>
-      <w:r>
-        <w:t>dengan label NeoProfen (ibuprofen lisin): dosis awal 10 mg/kg diikuti dua dosis 5 mg/kg setelah 24 dan 48 jam, intravena, berdasarkan berat lahir.</w:t>
+        <w:t xml:space="preserve"> dengan label NeoProfen (ibuprofen lisin): dosis awal 10 mg/kg diikuti dua dosis 5 mg/kg setelah 24 dan 48 jam, intravena, berdasarkan berat lahir.</w:t>
+      </w:r>
+    </w:p>
+    <w:p>
+      <w:pPr>
+        <w:pStyle w:val="Compact"/>
+        <w:numPr>
+          <w:ilvl w:val="0"/>
+          <w:numId w:val="32"/>
+        </w:numPr>
+      </w:pPr>
+      <w:r>
+        <w:t xml:space="preserve">Tanpa penyesuaian pada gangguan ginjal: </w:t>
+      </w:r>
+      <w:r>
+        <w:rPr>
+          <w:b/>
+          <w:bCs/>
+        </w:rPr>
+        <w:t>Sejalan</w:t>
+      </w:r>
+      <w:r>
+        <w:t xml:space="preserve"> dengan Daschner 2005 hlm. 1677: ibuprofen 20–30 mg/kg/hari dalam 3–4 dosis, dosis normal pada LFG 40, 10, dan anuria; dosis harian maksimal 1,2 g.</w:t>
       </w:r>
     </w:p>
     <w:p>
@@ -5632,6 +5717,7 @@
           <w:b/>
           <w:bCs/>
         </w:rPr>
+        <w:lastRenderedPageBreak/>
         <w:t>Manfaat obat</w:t>
       </w:r>
     </w:p>
@@ -5746,7 +5832,6 @@
         </w:numPr>
       </w:pPr>
       <w:r>
-        <w:lastRenderedPageBreak/>
         <w:t>OAINS meningkatkan risiko kejadian trombotik kardiovaskular yang serius, termasuk infark miokard dan stroke, yang dapat fatal. Risiko dapat muncul sejak awal pengobatan dan dapat meningkat dengan lamanya penggunaan.</w:t>
       </w:r>
     </w:p>
@@ -5900,12 +5985,12 @@
         <w:t>Daftar pustaka</w:t>
       </w:r>
       <w:r>
-        <w:t>: [P1], [P2], [L2], [L12], [W1], [W2]</w:t>
-      </w:r>
-    </w:p>
-    <w:p>
-      <w:r>
-        <w:pict w14:anchorId="7AF187DA">
+        <w:t>: [P1], [P2], [L2], [L12], [W1], [W2], [J6]</w:t>
+      </w:r>
+    </w:p>
+    <w:p>
+      <w:r>
+        <w:pict w14:anchorId="38EE0246">
           <v:rect id="_x0000_i1030" style="width:0;height:1.5pt" o:hralign="center" o:hrstd="t" o:hr="t"/>
         </w:pict>
       </w:r>
@@ -5915,9 +6000,10 @@
         <w:pStyle w:val="Heading3"/>
       </w:pPr>
       <w:bookmarkStart w:id="32" w:name="X5ae1caaccdf34bac1a2057ca9e0103823847876"/>
-      <w:bookmarkStart w:id="33" w:name="_Toc242799825"/>
+      <w:bookmarkStart w:id="33" w:name="_Toc242815476"/>
       <w:bookmarkEnd w:id="30"/>
       <w:r>
+        <w:lastRenderedPageBreak/>
         <w:t>4.3 Amoksisilin</w:t>
       </w:r>
       <w:bookmarkEnd w:id="33"/>
@@ -6355,7 +6441,6 @@
         </w:numPr>
       </w:pPr>
       <w:r>
-        <w:lastRenderedPageBreak/>
         <w:t>Drops 100 mg/mL: 1,3–1,5 mL.</w:t>
       </w:r>
     </w:p>
@@ -6420,7 +6505,7 @@
         </w:numPr>
       </w:pPr>
       <w:r>
-        <w:t>Label amoksisilin, Tabel 1 (anak ≥3 bulan, BB &lt;40 kg): infeksi berat 40 mg/kg/hari dibagi tiap 8 jam atau 45 mg/kg/hari dibagi tiap 12 jam.</w:t>
+        <w:t>IDSA 2011 hlm. e31: amoksisilin 45 mg/kg/hari dalam 3 dosis (atau 90 mg/kg/hari dalam 2 dosis).</w:t>
       </w:r>
     </w:p>
     <w:p>
@@ -6432,6 +6517,18 @@
         </w:numPr>
       </w:pPr>
       <w:r>
+        <w:t>Label amoksisilin, Tabel 1 (anak ≥3 bulan, BB &lt;40 kg): infeksi berat 40 mg/kg/hari dibagi tiap 8 jam atau 45 mg/kg/hari dibagi tiap 12 jam.</w:t>
+      </w:r>
+    </w:p>
+    <w:p>
+      <w:pPr>
+        <w:pStyle w:val="Compact"/>
+        <w:numPr>
+          <w:ilvl w:val="1"/>
+          <w:numId w:val="43"/>
+        </w:numPr>
+      </w:pPr>
+      <w:r>
         <w:t>WHO-MFC hlm. 80: otitis media 40 mg/kg/hari dalam tiga dosis (maksimal 3 g/hari).</w:t>
       </w:r>
     </w:p>
@@ -6451,10 +6548,54 @@
           <w:b/>
           <w:bCs/>
         </w:rPr>
+        <w:t>Sebagian sejalan</w:t>
+      </w:r>
+      <w:r>
+        <w:t>. Dosisnya sama, tetapi jumlah pembagian berbeda: IDAI menulis 3 dosis, sedangkan AAP 2013 hlm. e983 (Tabel 5, otitis media akut) menulis 80–90 mg/kg/hari dalam 2 dosis dan IDSA 2011 hlm. e34 (pneumonia, rawat jalan) menulis 90 mg/kg/hari dalam 2 dosis.</w:t>
+      </w:r>
+    </w:p>
+    <w:p>
+      <w:pPr>
+        <w:pStyle w:val="Compact"/>
+        <w:numPr>
+          <w:ilvl w:val="0"/>
+          <w:numId w:val="42"/>
+        </w:numPr>
+      </w:pPr>
+      <w:r>
+        <w:t xml:space="preserve">Batas 4 g/hari: </w:t>
+      </w:r>
+      <w:r>
+        <w:rPr>
+          <w:b/>
+          <w:bCs/>
+        </w:rPr>
+        <w:t>Sejalan</w:t>
+      </w:r>
+      <w:r>
+        <w:t xml:space="preserve"> dengan IDSA 2011 hlm. e34 (amoksisilin oral 90 mg/kg/hari dalam 2 dosis sampai maksimal 4 g/hari).</w:t>
+      </w:r>
+    </w:p>
+    <w:p>
+      <w:pPr>
+        <w:pStyle w:val="Compact"/>
+        <w:numPr>
+          <w:ilvl w:val="0"/>
+          <w:numId w:val="42"/>
+        </w:numPr>
+      </w:pPr>
+      <w:r>
+        <w:t xml:space="preserve">150 mg/kg/hari: </w:t>
+      </w:r>
+      <w:r>
+        <w:rPr>
+          <w:b/>
+          <w:bCs/>
+        </w:rPr>
         <w:t>Belum terverifikasi</w:t>
       </w:r>
       <w:r>
-        <w:t xml:space="preserve"> (AAP 2013 dan IDSA 2011, link di Lampiran D).</w:t>
+        <w:t>. Tidak ditemukan di AAP 2013, IDSA 2011, maupun sumber lain yang sudah dibaca.</w:t>
       </w:r>
     </w:p>
     <w:p>
@@ -6466,17 +6607,17 @@
         </w:numPr>
       </w:pPr>
       <w:r>
-        <w:t xml:space="preserve">150 mg/kg/hari dan batas 4 g/hari: </w:t>
-      </w:r>
-      <w:r>
-        <w:rPr>
-          <w:b/>
-          <w:bCs/>
-        </w:rPr>
-        <w:t>Belum terverifikasi</w:t>
-      </w:r>
-      <w:r>
-        <w:t>.</w:t>
+        <w:t xml:space="preserve">Profilaksis endokarditis 50 mg/kg: </w:t>
+      </w:r>
+      <w:r>
+        <w:rPr>
+          <w:b/>
+          <w:bCs/>
+        </w:rPr>
+        <w:t>Sejalan</w:t>
+      </w:r>
+      <w:r>
+        <w:t xml:space="preserve"> dengan AHA 2021 hlm. e973 (Tabel 5): anak, amoksisilin oral 50 mg/kg dosis tunggal 30–60 menit sebelum tindakan (dewasa 2 g).</w:t>
       </w:r>
     </w:p>
     <w:p>
@@ -6488,28 +6629,7 @@
         </w:numPr>
       </w:pPr>
       <w:r>
-        <w:t xml:space="preserve">Profilaksis endokarditis 50 mg/kg: </w:t>
-      </w:r>
-      <w:r>
-        <w:rPr>
-          <w:b/>
-          <w:bCs/>
-        </w:rPr>
-        <w:t>Belum terverifikasi</w:t>
-      </w:r>
-      <w:r>
-        <w:t xml:space="preserve"> (AHA 2021, link di Lampiran D).</w:t>
-      </w:r>
-    </w:p>
-    <w:p>
-      <w:pPr>
-        <w:pStyle w:val="Compact"/>
-        <w:numPr>
-          <w:ilvl w:val="0"/>
-          <w:numId w:val="42"/>
-        </w:numPr>
-      </w:pPr>
-      <w:r>
+        <w:lastRenderedPageBreak/>
         <w:t>Catatan label: untuk bayi &lt;3 bulan, label menganjurkan dosis atas 30 mg/kg/hari dibagi tiap 12 jam. IDAI tidak memisahkan kelompok umur ini.</w:t>
       </w:r>
     </w:p>
@@ -6739,7 +6859,6 @@
         </w:numPr>
       </w:pPr>
       <w:r>
-        <w:lastRenderedPageBreak/>
         <w:t>Kontraindikasi: riwayat reaksi hipersensitivitas serius, misalnya anafilaksis atau sindrom Stevens-Johnson, terhadap amoksisilin atau beta-laktam lain (penisilin, sefalosporin).</w:t>
       </w:r>
     </w:p>
@@ -6864,6 +6983,7 @@
         </w:numPr>
       </w:pPr>
       <w:r>
+        <w:lastRenderedPageBreak/>
         <w:t>Bekerja bakterisidal seperti penisilin terhadap bakteri yang peka selama fase multiplikasi aktif.</w:t>
       </w:r>
     </w:p>
@@ -6903,12 +7023,12 @@
         <w:t>Daftar pustaka</w:t>
       </w:r>
       <w:r>
-        <w:t>: [P1], [P2], [L3], [W1]</w:t>
-      </w:r>
-    </w:p>
-    <w:p>
-      <w:r>
-        <w:pict w14:anchorId="1EF5C037">
+        <w:t>: [P1], [P2], [L3], [W1], [J1], [J2], [J3]</w:t>
+      </w:r>
+    </w:p>
+    <w:p>
+      <w:r>
+        <w:pict w14:anchorId="1DDA17DD">
           <v:rect id="_x0000_i1031" style="width:0;height:1.5pt" o:hralign="center" o:hrstd="t" o:hr="t"/>
         </w:pict>
       </w:r>
@@ -6918,7 +7038,7 @@
         <w:pStyle w:val="Heading3"/>
       </w:pPr>
       <w:bookmarkStart w:id="34" w:name="Xb4656a3aa55a91f69053b5e7c92f85439c0534f"/>
-      <w:bookmarkStart w:id="35" w:name="_Toc242799826"/>
+      <w:bookmarkStart w:id="35" w:name="_Toc242815477"/>
       <w:bookmarkEnd w:id="32"/>
       <w:r>
         <w:t>4.4 Seftriakson</w:t>
@@ -7255,20 +7375,144 @@
         <w:pStyle w:val="BodyText"/>
       </w:pPr>
       <w:r>
+        <w:t>Serbuk injeksi tidak dikonversi ke mL (lihat 2.3).</w:t>
+      </w:r>
+    </w:p>
+    <w:p>
+      <w:pPr>
+        <w:pStyle w:val="BodyText"/>
+      </w:pPr>
+      <w:r>
+        <w:rPr>
+          <w:b/>
+          <w:bCs/>
+        </w:rPr>
+        <w:t>Pendukung</w:t>
+      </w:r>
+    </w:p>
+    <w:p>
+      <w:pPr>
+        <w:pStyle w:val="Compact"/>
+        <w:numPr>
+          <w:ilvl w:val="0"/>
+          <w:numId w:val="51"/>
+        </w:numPr>
+      </w:pPr>
+      <w:r>
+        <w:t xml:space="preserve">50–75 mg/kg/hari, maks 2 g/hari: </w:t>
+      </w:r>
+      <w:r>
+        <w:rPr>
+          <w:b/>
+          <w:bCs/>
+        </w:rPr>
+        <w:t>Sejalan</w:t>
+      </w:r>
+      <w:r>
+        <w:t xml:space="preserve"> dengan label seftriakson (infeksi kulit: 50–75 mg/kg/hari sekali sehari atau dibagi dua; total tidak melebihi 2 g).</w:t>
+      </w:r>
+    </w:p>
+    <w:p>
+      <w:pPr>
+        <w:pStyle w:val="Compact"/>
+        <w:numPr>
+          <w:ilvl w:val="0"/>
+          <w:numId w:val="51"/>
+        </w:numPr>
+      </w:pPr>
+      <w:r>
+        <w:t xml:space="preserve">100 mg/kg/hari, maks 4 g: </w:t>
+      </w:r>
+      <w:r>
+        <w:rPr>
+          <w:b/>
+          <w:bCs/>
+        </w:rPr>
+        <w:t>Sejalan</w:t>
+      </w:r>
+      <w:r>
+        <w:t xml:space="preserve"> </w:t>
+      </w:r>
+      <w:r>
+        <w:t xml:space="preserve">dengan label untuk meningitis (100 mg/kg/hari, tidak melebihi 4 g, sekali sehari atau dibagi tiap 12 jam). WHO-PB hlm. 358: meningitis 50 mg/kg tiap 12 jam atau 100 mg/kg sekali sehari. IDSA 2004 hlm. 1277 (Tabel 6, meningitis): bayi dan anak 80–100 mg/kg/hari dengan interval 12–24 jam. IDSA 2011 hlm. e31: </w:t>
+      </w:r>
+      <w:r>
+        <w:rPr>
+          <w:i/>
+          <w:iCs/>
+        </w:rPr>
+        <w:t>S. pneumoniae</w:t>
+      </w:r>
+      <w:r>
+        <w:t xml:space="preserve"> resisten penisilin, seftriakson 100 mg/kg/hari tiap 12–24 jam.</w:t>
+      </w:r>
+    </w:p>
+    <w:p>
+      <w:pPr>
+        <w:pStyle w:val="Compact"/>
+        <w:numPr>
+          <w:ilvl w:val="0"/>
+          <w:numId w:val="51"/>
+        </w:numPr>
+      </w:pPr>
+      <w:r>
+        <w:t xml:space="preserve">OMA 50 mg/kg IM, sampai 1 g: </w:t>
+      </w:r>
+      <w:r>
+        <w:rPr>
+          <w:b/>
+          <w:bCs/>
+        </w:rPr>
+        <w:t>Sejalan</w:t>
+      </w:r>
+      <w:r>
+        <w:t xml:space="preserve"> dengan label (dosis tunggal IM 50 mg/kg, tidak melebihi 1 g). Pemberian 1–3 hari: </w:t>
+      </w:r>
+      <w:r>
+        <w:rPr>
+          <w:b/>
+          <w:bCs/>
+        </w:rPr>
+        <w:t>Sejalan</w:t>
+      </w:r>
+      <w:r>
+        <w:t xml:space="preserve"> </w:t>
+      </w:r>
+      <w:r>
+        <w:t>dengan AAP 2013 hlm. e983: seftriakson 50 mg/kg IM sebagai alternatif awal, dan pada Tabel 5 diberikan IM atau IV selama 1 atau 3 hari (di tabel tertulis "50 mg" tanpa "/kg"; teks di halaman yang sama menulis 50 mg/kg).</w:t>
+      </w:r>
+    </w:p>
+    <w:p>
+      <w:pPr>
+        <w:pStyle w:val="Compact"/>
+        <w:numPr>
+          <w:ilvl w:val="0"/>
+          <w:numId w:val="51"/>
+        </w:numPr>
+      </w:pPr>
+      <w:r>
         <w:lastRenderedPageBreak/>
-        <w:t>Serbuk injeksi tidak dikonversi ke mL (lihat 2.3).</w:t>
-      </w:r>
-    </w:p>
-    <w:p>
-      <w:pPr>
-        <w:pStyle w:val="BodyText"/>
-      </w:pPr>
-      <w:r>
-        <w:rPr>
-          <w:b/>
-          <w:bCs/>
-        </w:rPr>
-        <w:t>Pendukung</w:t>
+        <w:t xml:space="preserve">Tanpa penyesuaian pada gangguan ginjal: </w:t>
+      </w:r>
+      <w:r>
+        <w:rPr>
+          <w:b/>
+          <w:bCs/>
+        </w:rPr>
+        <w:t>Sejalan</w:t>
+      </w:r>
+      <w:r>
+        <w:t xml:space="preserve"> dengan label (penyesuaian dosis tidak diperlukan pada gangguan ginjal untuk dosis sampai 2 g/hari). </w:t>
+      </w:r>
+      <w:r>
+        <w:rPr>
+          <w:b/>
+          <w:bCs/>
+        </w:rPr>
+        <w:t>Berbeda</w:t>
+      </w:r>
+      <w:r>
+        <w:t xml:space="preserve"> dari Daschner 2005 hlm. 1678: dosis normal pada LFG 40, 80% pada LFG 10, 50% pada anuria (maks 2 g/hari).</w:t>
       </w:r>
     </w:p>
     <w:p>
@@ -7280,107 +7524,6 @@
         </w:numPr>
       </w:pPr>
       <w:r>
-        <w:t xml:space="preserve">50–75 mg/kg/hari, maks 2 g/hari: </w:t>
-      </w:r>
-      <w:r>
-        <w:rPr>
-          <w:b/>
-          <w:bCs/>
-        </w:rPr>
-        <w:t>Sejalan</w:t>
-      </w:r>
-      <w:r>
-        <w:t xml:space="preserve"> dengan label seftriakson (infeksi kulit: 50–75 mg/kg/hari sekali sehari atau dibagi dua; total tidak melebihi 2 g).</w:t>
-      </w:r>
-    </w:p>
-    <w:p>
-      <w:pPr>
-        <w:pStyle w:val="Compact"/>
-        <w:numPr>
-          <w:ilvl w:val="0"/>
-          <w:numId w:val="51"/>
-        </w:numPr>
-      </w:pPr>
-      <w:r>
-        <w:t xml:space="preserve">100 mg/kg/hari, maks 4 g: </w:t>
-      </w:r>
-      <w:r>
-        <w:rPr>
-          <w:b/>
-          <w:bCs/>
-        </w:rPr>
-        <w:t>Sejalan</w:t>
-      </w:r>
-      <w:r>
-        <w:t xml:space="preserve"> </w:t>
-      </w:r>
-      <w:r>
-        <w:t>dengan label untuk meningitis (100 mg/kg/hari, tidak melebihi 4 g, sekali sehari atau dibagi tiap 12 jam). WHO-PB hlm. 358: meningitis 50 mg/kg tiap 12 jam atau 100 mg/kg sekali sehari.</w:t>
-      </w:r>
-    </w:p>
-    <w:p>
-      <w:pPr>
-        <w:pStyle w:val="Compact"/>
-        <w:numPr>
-          <w:ilvl w:val="0"/>
-          <w:numId w:val="51"/>
-        </w:numPr>
-      </w:pPr>
-      <w:r>
-        <w:t xml:space="preserve">OMA 50 mg/kg IM, sampai 1 g: </w:t>
-      </w:r>
-      <w:r>
-        <w:rPr>
-          <w:b/>
-          <w:bCs/>
-        </w:rPr>
-        <w:t>Sejalan</w:t>
-      </w:r>
-      <w:r>
-        <w:t xml:space="preserve"> dengan label (dosis tunggal IM 50 mg/kg, tidak melebihi 1 g). Pemberian sampai 3 hari: </w:t>
-      </w:r>
-      <w:r>
-        <w:rPr>
-          <w:b/>
-          <w:bCs/>
-        </w:rPr>
-        <w:t>Belum terverifikasi</w:t>
-      </w:r>
-      <w:r>
-        <w:t xml:space="preserve"> (AAP 2013, Lampiran D).</w:t>
-      </w:r>
-    </w:p>
-    <w:p>
-      <w:pPr>
-        <w:pStyle w:val="Compact"/>
-        <w:numPr>
-          <w:ilvl w:val="0"/>
-          <w:numId w:val="51"/>
-        </w:numPr>
-      </w:pPr>
-      <w:r>
-        <w:t xml:space="preserve">Tanpa penyesuaian pada gangguan ginjal: </w:t>
-      </w:r>
-      <w:r>
-        <w:rPr>
-          <w:b/>
-          <w:bCs/>
-        </w:rPr>
-        <w:t>Sejalan</w:t>
-      </w:r>
-      <w:r>
-        <w:t xml:space="preserve"> dengan label (penyesuaian dosis tidak diperlukan pada gangguan ginjal untuk dosis sampai 2 g/hari).</w:t>
-      </w:r>
-    </w:p>
-    <w:p>
-      <w:pPr>
-        <w:pStyle w:val="Compact"/>
-        <w:numPr>
-          <w:ilvl w:val="0"/>
-          <w:numId w:val="51"/>
-        </w:numPr>
-      </w:pPr>
-      <w:r>
         <w:t xml:space="preserve">Catatan: WHO-MFC hlm. 89 memberi batas lebih rendah untuk anak &lt;50 kg (50–100 mg/kg/hari, maksimal 1 g). </w:t>
       </w:r>
       <w:r>
@@ -7592,65 +7735,128 @@
         </w:numPr>
       </w:pPr>
       <w:r>
+        <w:t>Hipersensitivitas terhadap seftriakson, eksipiennya, atau sefalosporin lain.</w:t>
+      </w:r>
+    </w:p>
+    <w:p>
+      <w:pPr>
+        <w:pStyle w:val="Compact"/>
+        <w:numPr>
+          <w:ilvl w:val="0"/>
+          <w:numId w:val="56"/>
+        </w:numPr>
+      </w:pPr>
+      <w:r>
+        <w:rPr>
+          <w:b/>
+          <w:bCs/>
+        </w:rPr>
+        <w:t>Neonatus prematur</w:t>
+      </w:r>
+      <w:r>
+        <w:t xml:space="preserve"> sampai usia pascamenstruasi 41 minggu (usia kehamilan + usia kronologis).</w:t>
+      </w:r>
+    </w:p>
+    <w:p>
+      <w:pPr>
+        <w:pStyle w:val="Compact"/>
+        <w:numPr>
+          <w:ilvl w:val="0"/>
+          <w:numId w:val="56"/>
+        </w:numPr>
+      </w:pPr>
+      <w:r>
+        <w:rPr>
+          <w:b/>
+          <w:bCs/>
+        </w:rPr>
+        <w:t>Neonatus hiperbilirubinemia</w:t>
+      </w:r>
+      <w:r>
+        <w:t>: seftriakson dapat menggeser bilirubin dari albumin sehingga berisiko ensefalopati bilirubin.</w:t>
+      </w:r>
+    </w:p>
+    <w:p>
+      <w:pPr>
+        <w:pStyle w:val="Compact"/>
+        <w:numPr>
+          <w:ilvl w:val="0"/>
+          <w:numId w:val="56"/>
+        </w:numPr>
+      </w:pPr>
+      <w:r>
+        <w:rPr>
+          <w:b/>
+          <w:bCs/>
+        </w:rPr>
+        <w:t>Neonatus (≤28 hari) yang memerlukan larutan IV mengandung kalsium</w:t>
+      </w:r>
+      <w:r>
+        <w:t>, termasuk infus kalsium kontinu seperti nutrisi parenteral, karena risiko presipitasi seftriakson-kalsium.</w:t>
+      </w:r>
+    </w:p>
+    <w:p>
+      <w:pPr>
+        <w:pStyle w:val="FirstParagraph"/>
+      </w:pPr>
+      <w:r>
+        <w:rPr>
+          <w:b/>
+          <w:bCs/>
+        </w:rPr>
+        <w:t>Farmakokinetik</w:t>
+      </w:r>
+      <w:r>
+        <w:t xml:space="preserve"> (label seftriakson)</w:t>
+      </w:r>
+    </w:p>
+    <w:p>
+      <w:pPr>
+        <w:pStyle w:val="Compact"/>
+        <w:numPr>
+          <w:ilvl w:val="0"/>
+          <w:numId w:val="57"/>
+        </w:numPr>
+      </w:pPr>
+      <w:r>
         <w:lastRenderedPageBreak/>
-        <w:t>Hipersensitivitas terhadap seftriakson, eksipiennya, atau sefalosporin lain.</w:t>
-      </w:r>
-    </w:p>
-    <w:p>
-      <w:pPr>
-        <w:pStyle w:val="Compact"/>
-        <w:numPr>
-          <w:ilvl w:val="0"/>
-          <w:numId w:val="56"/>
-        </w:numPr>
-      </w:pPr>
-      <w:r>
-        <w:rPr>
-          <w:b/>
-          <w:bCs/>
-        </w:rPr>
-        <w:t>Neonatus prematur</w:t>
-      </w:r>
-      <w:r>
-        <w:t xml:space="preserve"> sampai usia pascamenstruasi 41 minggu (usia kehamilan + usia kronologis).</w:t>
-      </w:r>
-    </w:p>
-    <w:p>
-      <w:pPr>
-        <w:pStyle w:val="Compact"/>
-        <w:numPr>
-          <w:ilvl w:val="0"/>
-          <w:numId w:val="56"/>
-        </w:numPr>
-      </w:pPr>
-      <w:r>
-        <w:rPr>
-          <w:b/>
-          <w:bCs/>
-        </w:rPr>
-        <w:t>Neonatus hiperbilirubinemia</w:t>
-      </w:r>
-      <w:r>
-        <w:t>: seftriakson dapat menggeser bilirubin dari albumin sehingga berisiko ensefalopati bilirubin.</w:t>
-      </w:r>
-    </w:p>
-    <w:p>
-      <w:pPr>
-        <w:pStyle w:val="Compact"/>
-        <w:numPr>
-          <w:ilvl w:val="0"/>
-          <w:numId w:val="56"/>
-        </w:numPr>
-      </w:pPr>
-      <w:r>
-        <w:rPr>
-          <w:b/>
-          <w:bCs/>
-        </w:rPr>
-        <w:t>Neonatus (≤28 hari) yang memerlukan larutan IV mengandung kalsium</w:t>
-      </w:r>
-      <w:r>
-        <w:t>, termasuk infus kalsium kontinu seperti nutrisi parenteral, karena risiko presipitasi seftriakson-kalsium.</w:t>
+        <w:t>Pada dewasa sehat, waktu paruh eliminasi 5,8–8,7 jam.</w:t>
+      </w:r>
+    </w:p>
+    <w:p>
+      <w:pPr>
+        <w:pStyle w:val="Compact"/>
+        <w:numPr>
+          <w:ilvl w:val="0"/>
+          <w:numId w:val="57"/>
+        </w:numPr>
+      </w:pPr>
+      <w:r>
+        <w:t>Terikat reversibel pada protein plasma: 95% pada kadar &lt;25 mcg/mL, turun menjadi 85% pada 300 mcg/mL.</w:t>
+      </w:r>
+    </w:p>
+    <w:p>
+      <w:pPr>
+        <w:pStyle w:val="Compact"/>
+        <w:numPr>
+          <w:ilvl w:val="0"/>
+          <w:numId w:val="57"/>
+        </w:numPr>
+      </w:pPr>
+      <w:r>
+        <w:t>33–67% dosis dikeluarkan di urin dalam bentuk tidak berubah; sisanya disekresi ke empedu dan ditemukan di feses sebagai senyawa yang tidak aktif secara mikrobiologis.</w:t>
+      </w:r>
+    </w:p>
+    <w:p>
+      <w:pPr>
+        <w:pStyle w:val="Compact"/>
+        <w:numPr>
+          <w:ilvl w:val="0"/>
+          <w:numId w:val="57"/>
+        </w:numPr>
+      </w:pPr>
+      <w:r>
+        <w:t>Pada anak dengan meningitis, waktu paruh 4,6 jam (50 mg/kg IV) dan 4,3 jam (75 mg/kg IV); kadar di cairan serebrospinal dengan meninges meradang 5,6 dan 6,4 mcg/mL.</w:t>
       </w:r>
     </w:p>
     <w:p>
@@ -7662,7 +7868,7 @@
           <w:b/>
           <w:bCs/>
         </w:rPr>
-        <w:t>Farmakokinetik</w:t>
+        <w:t>Farmakodinamik</w:t>
       </w:r>
       <w:r>
         <w:t xml:space="preserve"> (label seftriakson)</w:t>
@@ -7673,47 +7879,23 @@
         <w:pStyle w:val="Compact"/>
         <w:numPr>
           <w:ilvl w:val="0"/>
-          <w:numId w:val="57"/>
-        </w:numPr>
-      </w:pPr>
-      <w:r>
-        <w:t>Pada dewasa sehat, waktu paruh eliminasi 5,8–8,7 jam.</w:t>
-      </w:r>
-    </w:p>
-    <w:p>
-      <w:pPr>
-        <w:pStyle w:val="Compact"/>
-        <w:numPr>
-          <w:ilvl w:val="0"/>
-          <w:numId w:val="57"/>
-        </w:numPr>
-      </w:pPr>
-      <w:r>
-        <w:t>Terikat reversibel pada protein plasma: 95% pada kadar &lt;25 mcg/mL, turun menjadi 85% pada 300 mcg/mL.</w:t>
-      </w:r>
-    </w:p>
-    <w:p>
-      <w:pPr>
-        <w:pStyle w:val="Compact"/>
-        <w:numPr>
-          <w:ilvl w:val="0"/>
-          <w:numId w:val="57"/>
-        </w:numPr>
-      </w:pPr>
-      <w:r>
-        <w:t>33–67% dosis dikeluarkan di urin dalam bentuk tidak berubah; sisanya disekresi ke empedu dan ditemukan di feses sebagai senyawa yang tidak aktif secara mikrobiologis.</w:t>
-      </w:r>
-    </w:p>
-    <w:p>
-      <w:pPr>
-        <w:pStyle w:val="Compact"/>
-        <w:numPr>
-          <w:ilvl w:val="0"/>
-          <w:numId w:val="57"/>
-        </w:numPr>
-      </w:pPr>
-      <w:r>
-        <w:t>Pada anak dengan meningitis, waktu paruh 4,6 jam (50 mg/kg IV) dan 4,3 jam (75 mg/kg IV); kadar di cairan serebrospinal dengan meninges meradang 5,6 dan 6,4 mcg/mL.</w:t>
+          <w:numId w:val="58"/>
+        </w:numPr>
+      </w:pPr>
+      <w:r>
+        <w:t>Agen bakterisidal yang bekerja dengan menghambat sintesis dinding sel bakteri.</w:t>
+      </w:r>
+    </w:p>
+    <w:p>
+      <w:pPr>
+        <w:pStyle w:val="Compact"/>
+        <w:numPr>
+          <w:ilvl w:val="0"/>
+          <w:numId w:val="58"/>
+        </w:numPr>
+      </w:pPr>
+      <w:r>
+        <w:t>Tetap aktif dengan adanya sebagian beta-laktamase (penisilinase dan sefalosporinase) dari bakteri Gram-negatif dan Gram-positif.</w:t>
       </w:r>
     </w:p>
     <w:p>
@@ -7725,54 +7907,15 @@
           <w:b/>
           <w:bCs/>
         </w:rPr>
-        <w:t>Farmakodinamik</w:t>
-      </w:r>
-      <w:r>
-        <w:t xml:space="preserve"> (label seftriakson)</w:t>
-      </w:r>
-    </w:p>
-    <w:p>
-      <w:pPr>
-        <w:pStyle w:val="Compact"/>
-        <w:numPr>
-          <w:ilvl w:val="0"/>
-          <w:numId w:val="58"/>
-        </w:numPr>
-      </w:pPr>
-      <w:r>
-        <w:t>Agen bakterisidal yang bekerja dengan menghambat sintesis dinding sel bakteri.</w:t>
-      </w:r>
-    </w:p>
-    <w:p>
-      <w:pPr>
-        <w:pStyle w:val="Compact"/>
-        <w:numPr>
-          <w:ilvl w:val="0"/>
-          <w:numId w:val="58"/>
-        </w:numPr>
-      </w:pPr>
-      <w:r>
-        <w:t>Tetap aktif dengan adanya sebagian beta-laktamase (penisilinase dan sefalosporinase) dari bakteri Gram-negatif dan Gram-positif.</w:t>
-      </w:r>
-    </w:p>
-    <w:p>
-      <w:pPr>
-        <w:pStyle w:val="FirstParagraph"/>
-      </w:pPr>
-      <w:r>
-        <w:rPr>
-          <w:b/>
-          <w:bCs/>
-        </w:rPr>
         <w:t>Daftar pustaka</w:t>
       </w:r>
       <w:r>
-        <w:t>: [P1], [P2], [L4], [W1], [W2]</w:t>
-      </w:r>
-    </w:p>
-    <w:p>
-      <w:r>
-        <w:pict w14:anchorId="54DBC7EF">
+        <w:t>: [P1], [P2], [L4], [W1], [W2], [J1], [J2], [J5], [J6]</w:t>
+      </w:r>
+    </w:p>
+    <w:p>
+      <w:r>
+        <w:pict w14:anchorId="52D24A5B">
           <v:rect id="_x0000_i1032" style="width:0;height:1.5pt" o:hralign="center" o:hrstd="t" o:hr="t"/>
         </w:pict>
       </w:r>
@@ -7782,7 +7925,7 @@
         <w:pStyle w:val="Heading3"/>
       </w:pPr>
       <w:bookmarkStart w:id="36" w:name="Xf2f9d0f685d8a2139f63f8fd9d7e1c04c57f825"/>
-      <w:bookmarkStart w:id="37" w:name="_Toc242799827"/>
+      <w:bookmarkStart w:id="37" w:name="_Toc242815478"/>
       <w:bookmarkEnd w:id="34"/>
       <w:r>
         <w:t>4.5 Gentamisin</w:t>
@@ -8087,7 +8230,6 @@
                 <w:b/>
                 <w:sz w:val="19"/>
               </w:rPr>
-              <w:lastRenderedPageBreak/>
               <w:t>Umur kehamilan (minggu)</w:t>
             </w:r>
           </w:p>
@@ -8557,6 +8699,7 @@
         <w:pStyle w:val="BodyText"/>
       </w:pPr>
       <w:r>
+        <w:lastRenderedPageBreak/>
         <w:t>Tabel penyesuaian dosis penyakit ginjal (IDAI hlm. 83): dosis normal tertulis 2–2,5 mg/kg/dosis tiap 8 jam iv; penyesuaian dengan dosis dan interval. LFG &gt;50: 60–90%. LFG 10–50: 30–70%. LFG &lt;10: 20–30%. HD: ½ dosis penuh sesudah dialisis. PD: 3–4 mg/L/hari.</w:t>
       </w:r>
     </w:p>
@@ -8615,6 +8758,30 @@
         </w:numPr>
       </w:pPr>
       <w:r>
+        <w:t>Daschner 2005 hlm. 1677: 3–5 mg/kg/hari dalam 3 dosis (batas bawah sama dengan IDAI); kadar puncak 5–10 mg/L, lembah 0,5–2 mg/L.</w:t>
+      </w:r>
+    </w:p>
+    <w:p>
+      <w:pPr>
+        <w:pStyle w:val="Compact"/>
+        <w:numPr>
+          <w:ilvl w:val="1"/>
+          <w:numId w:val="60"/>
+        </w:numPr>
+      </w:pPr>
+      <w:r>
+        <w:t>IDSA 2004 hlm. 1277 (Tabel 6, meningitis): bayi dan anak 7,5 mg/kg/hari tiap 8 jam (batas atas sama dengan IDAI).</w:t>
+      </w:r>
+    </w:p>
+    <w:p>
+      <w:pPr>
+        <w:pStyle w:val="Compact"/>
+        <w:numPr>
+          <w:ilvl w:val="1"/>
+          <w:numId w:val="60"/>
+        </w:numPr>
+      </w:pPr>
+      <w:r>
         <w:t xml:space="preserve">WHO-MFC hlm. 107 dan WHO-PB hlm. 363: 7,5 mg/kg </w:t>
       </w:r>
       <w:r>
@@ -8705,6 +8872,28 @@
         </w:numPr>
       </w:pPr>
       <w:r>
+        <w:t xml:space="preserve">IDSA 2004 hlm. 1277 (Tabel 6, meningitis): neonatus umur 0–7 hari 5 mg/kg/hari tiap 12 jam; 8–28 hari 7,5 mg/kg/hari tiap 8 jam. Skema ini juga </w:t>
+      </w:r>
+      <w:r>
+        <w:rPr>
+          <w:b/>
+          <w:bCs/>
+        </w:rPr>
+        <w:t>berbeda</w:t>
+      </w:r>
+      <w:r>
+        <w:t xml:space="preserve"> dari tabel IDAI.</w:t>
+      </w:r>
+    </w:p>
+    <w:p>
+      <w:pPr>
+        <w:pStyle w:val="Compact"/>
+        <w:numPr>
+          <w:ilvl w:val="1"/>
+          <w:numId w:val="61"/>
+        </w:numPr>
+      </w:pPr>
+      <w:r>
         <w:t>Tabel IDAI tampaknya mengikuti referensi neonatal komersial (Lampiran D).</w:t>
       </w:r>
     </w:p>
@@ -8717,6 +8906,28 @@
         </w:numPr>
       </w:pPr>
       <w:r>
+        <w:t xml:space="preserve">Tabel ginjal: </w:t>
+      </w:r>
+      <w:r>
+        <w:rPr>
+          <w:b/>
+          <w:bCs/>
+        </w:rPr>
+        <w:t>Berbeda</w:t>
+      </w:r>
+      <w:r>
+        <w:t>. Daschner 2005 hlm. 1677: 60% pada LFG 40, 10% pada LFG 10, 5% pada anuria; IDAI 60–90%, 30–70%, 20–30% dengan batas LFG yang berbeda.</w:t>
+      </w:r>
+    </w:p>
+    <w:p>
+      <w:pPr>
+        <w:pStyle w:val="Compact"/>
+        <w:numPr>
+          <w:ilvl w:val="0"/>
+          <w:numId w:val="59"/>
+        </w:numPr>
+      </w:pPr>
+      <w:r>
         <w:t xml:space="preserve">Pemantauan kadar: label menganjurkan menghindari kadar puncak yang lama di atas 12 mcg/mL dan kadar lembah di atas 2 mcg/mL; WHO-MFC hlm. 107: kadar lembah sebaiknya &lt;1 mg/L. </w:t>
       </w:r>
       <w:r>
@@ -8825,8 +9036,20 @@
         <w:pStyle w:val="BodyText"/>
       </w:pPr>
       <w:r>
+        <w:t>Efektif pada:</w:t>
+      </w:r>
+    </w:p>
+    <w:p>
+      <w:pPr>
+        <w:pStyle w:val="Compact"/>
+        <w:numPr>
+          <w:ilvl w:val="0"/>
+          <w:numId w:val="64"/>
+        </w:numPr>
+      </w:pPr>
+      <w:r>
         <w:lastRenderedPageBreak/>
-        <w:t>Efektif pada:</w:t>
+        <w:t>sepsis neonatal bakterial dan septikemia bakterial;</w:t>
       </w:r>
     </w:p>
     <w:p>
@@ -8838,7 +9061,7 @@
         </w:numPr>
       </w:pPr>
       <w:r>
-        <w:t>sepsis neonatal bakterial dan septikemia bakterial;</w:t>
+        <w:t>infeksi bakteri serius pada susunan saraf pusat (meningitis);</w:t>
       </w:r>
     </w:p>
     <w:p>
@@ -8850,7 +9073,7 @@
         </w:numPr>
       </w:pPr>
       <w:r>
-        <w:t>infeksi bakteri serius pada susunan saraf pusat (meningitis);</w:t>
+        <w:t>infeksi saluran kemih, saluran napas, dan saluran cerna (termasuk peritonitis);</w:t>
       </w:r>
     </w:p>
     <w:p>
@@ -8862,18 +9085,6 @@
         </w:numPr>
       </w:pPr>
       <w:r>
-        <w:t>infeksi saluran kemih, saluran napas, dan saluran cerna (termasuk peritonitis);</w:t>
-      </w:r>
-    </w:p>
-    <w:p>
-      <w:pPr>
-        <w:pStyle w:val="Compact"/>
-        <w:numPr>
-          <w:ilvl w:val="0"/>
-          <w:numId w:val="64"/>
-        </w:numPr>
-      </w:pPr>
-      <w:r>
         <w:t>infeksi kulit, tulang, dan jaringan lunak (termasuk luka bakar).</w:t>
       </w:r>
     </w:p>
@@ -8948,6 +9159,72 @@
         <w:t>Farmakokinetik</w:t>
       </w:r>
       <w:r>
+        <w:t xml:space="preserve"> </w:t>
+      </w:r>
+      <w:r>
+        <w:t>(label gentamisin)</w:t>
+      </w:r>
+    </w:p>
+    <w:p>
+      <w:pPr>
+        <w:pStyle w:val="Compact"/>
+        <w:numPr>
+          <w:ilvl w:val="0"/>
+          <w:numId w:val="66"/>
+        </w:numPr>
+      </w:pPr>
+      <w:r>
+        <w:t>Setelah injeksi IM, kadar puncak serum biasanya tercapai dalam 30–60 menit dan masih terukur selama 6–8 jam.</w:t>
+      </w:r>
+    </w:p>
+    <w:p>
+      <w:pPr>
+        <w:pStyle w:val="Compact"/>
+        <w:numPr>
+          <w:ilvl w:val="0"/>
+          <w:numId w:val="66"/>
+        </w:numPr>
+      </w:pPr>
+      <w:r>
+        <w:t>Ikatan protein rendah (0–30%, tergantung metode).</w:t>
+      </w:r>
+    </w:p>
+    <w:p>
+      <w:pPr>
+        <w:pStyle w:val="Compact"/>
+        <w:numPr>
+          <w:ilvl w:val="0"/>
+          <w:numId w:val="66"/>
+        </w:numPr>
+      </w:pPr>
+      <w:r>
+        <w:t>Pada fungsi ginjal normal, umumnya ≥70% dosis ditemukan di urin dalam 24 jam.</w:t>
+      </w:r>
+    </w:p>
+    <w:p>
+      <w:pPr>
+        <w:pStyle w:val="Compact"/>
+        <w:numPr>
+          <w:ilvl w:val="0"/>
+          <w:numId w:val="66"/>
+        </w:numPr>
+      </w:pPr>
+      <w:r>
+        <w:t>Hampir tidak mengalami metabolisme; dikeluarkan terutama melalui filtrasi glomerulus.</w:t>
+      </w:r>
+    </w:p>
+    <w:p>
+      <w:pPr>
+        <w:pStyle w:val="FirstParagraph"/>
+      </w:pPr>
+      <w:r>
+        <w:rPr>
+          <w:b/>
+          <w:bCs/>
+        </w:rPr>
+        <w:t>Farmakodinamik</w:t>
+      </w:r>
+      <w:r>
         <w:t xml:space="preserve"> (label gentamisin)</w:t>
       </w:r>
     </w:p>
@@ -8956,47 +9233,23 @@
         <w:pStyle w:val="Compact"/>
         <w:numPr>
           <w:ilvl w:val="0"/>
-          <w:numId w:val="66"/>
-        </w:numPr>
-      </w:pPr>
-      <w:r>
-        <w:t>Setelah injeksi IM, kadar puncak serum biasanya tercapai dalam 30–60 menit dan masih terukur selama 6–8 jam.</w:t>
-      </w:r>
-    </w:p>
-    <w:p>
-      <w:pPr>
-        <w:pStyle w:val="Compact"/>
-        <w:numPr>
-          <w:ilvl w:val="0"/>
-          <w:numId w:val="66"/>
-        </w:numPr>
-      </w:pPr>
-      <w:r>
-        <w:t>Ikatan protein rendah (0–30%, tergantung metode).</w:t>
-      </w:r>
-    </w:p>
-    <w:p>
-      <w:pPr>
-        <w:pStyle w:val="Compact"/>
-        <w:numPr>
-          <w:ilvl w:val="0"/>
-          <w:numId w:val="66"/>
-        </w:numPr>
-      </w:pPr>
-      <w:r>
-        <w:t>Pada fungsi ginjal normal, umumnya ≥70% dosis ditemukan di urin dalam 24 jam.</w:t>
-      </w:r>
-    </w:p>
-    <w:p>
-      <w:pPr>
-        <w:pStyle w:val="Compact"/>
-        <w:numPr>
-          <w:ilvl w:val="0"/>
-          <w:numId w:val="66"/>
-        </w:numPr>
-      </w:pPr>
-      <w:r>
-        <w:t>Hampir tidak mengalami metabolisme; dikeluarkan terutama melalui filtrasi glomerulus.</w:t>
+          <w:numId w:val="67"/>
+        </w:numPr>
+      </w:pPr>
+      <w:r>
+        <w:t>Aminoglikosida yang berikatan dengan ribosom prokariot dan menghambat sintesis protein bakteri yang peka.</w:t>
+      </w:r>
+    </w:p>
+    <w:p>
+      <w:pPr>
+        <w:pStyle w:val="Compact"/>
+        <w:numPr>
+          <w:ilvl w:val="0"/>
+          <w:numId w:val="67"/>
+        </w:numPr>
+      </w:pPr>
+      <w:r>
+        <w:t>Bakterisidal in vitro terhadap bakteri Gram-positif dan Gram-negatif.</w:t>
       </w:r>
     </w:p>
     <w:p>
@@ -9008,54 +9261,15 @@
           <w:b/>
           <w:bCs/>
         </w:rPr>
-        <w:t>Farmakodinamik</w:t>
-      </w:r>
-      <w:r>
-        <w:t xml:space="preserve"> (label gentamisin)</w:t>
-      </w:r>
-    </w:p>
-    <w:p>
-      <w:pPr>
-        <w:pStyle w:val="Compact"/>
-        <w:numPr>
-          <w:ilvl w:val="0"/>
-          <w:numId w:val="67"/>
-        </w:numPr>
-      </w:pPr>
-      <w:r>
-        <w:t>Aminoglikosida yang berikatan dengan ribosom prokariot dan menghambat sintesis protein bakteri yang peka.</w:t>
-      </w:r>
-    </w:p>
-    <w:p>
-      <w:pPr>
-        <w:pStyle w:val="Compact"/>
-        <w:numPr>
-          <w:ilvl w:val="0"/>
-          <w:numId w:val="67"/>
-        </w:numPr>
-      </w:pPr>
-      <w:r>
-        <w:t>Bakterisidal in vitro terhadap bakteri Gram-positif dan Gram-negatif.</w:t>
-      </w:r>
-    </w:p>
-    <w:p>
-      <w:pPr>
-        <w:pStyle w:val="FirstParagraph"/>
-      </w:pPr>
-      <w:r>
-        <w:rPr>
-          <w:b/>
-          <w:bCs/>
-        </w:rPr>
         <w:t>Daftar pustaka</w:t>
       </w:r>
       <w:r>
-        <w:t>: [P1], [P2], [L5], [W1], [W2]</w:t>
-      </w:r>
-    </w:p>
-    <w:p>
-      <w:r>
-        <w:pict w14:anchorId="0E920062">
+        <w:t>: [P1], [P2], [L5], [W1], [W2], [J5], [J6]</w:t>
+      </w:r>
+    </w:p>
+    <w:p>
+      <w:r>
+        <w:pict w14:anchorId="687B736D">
           <v:rect id="_x0000_i1033" style="width:0;height:1.5pt" o:hralign="center" o:hrstd="t" o:hr="t"/>
         </w:pict>
       </w:r>
@@ -9065,7 +9279,7 @@
         <w:pStyle w:val="Heading3"/>
       </w:pPr>
       <w:bookmarkStart w:id="38" w:name="X469a3943a8c8e3613f4bfed071c7a13fe3aa629"/>
-      <w:bookmarkStart w:id="39" w:name="_Toc242799828"/>
+      <w:bookmarkStart w:id="39" w:name="_Toc242815479"/>
       <w:bookmarkEnd w:id="36"/>
       <w:r>
         <w:t>4.6 Ondansetron</w:t>
@@ -9195,30 +9409,22 @@
               <w:rPr>
                 <w:sz w:val="19"/>
               </w:rPr>
-              <w:t xml:space="preserve">IV: </w:t>
-            </w:r>
-            <w:r>
-              <w:rPr>
-                <w:sz w:val="19"/>
-              </w:rPr>
-              <w:lastRenderedPageBreak/>
-              <w:t>profilaksis</w:t>
-            </w:r>
-          </w:p>
-        </w:tc>
-        <w:tc>
-          <w:tcPr>
-            <w:tcW w:w="0" w:type="auto"/>
-          </w:tcPr>
-          <w:p>
-            <w:pPr>
-              <w:pStyle w:val="Compact"/>
-            </w:pPr>
-            <w:r>
-              <w:rPr>
-                <w:sz w:val="19"/>
-              </w:rPr>
-              <w:lastRenderedPageBreak/>
+              <w:t>IV: profilaksis</w:t>
+            </w:r>
+          </w:p>
+        </w:tc>
+        <w:tc>
+          <w:tcPr>
+            <w:tcW w:w="0" w:type="auto"/>
+          </w:tcPr>
+          <w:p>
+            <w:pPr>
+              <w:pStyle w:val="Compact"/>
+            </w:pPr>
+            <w:r>
+              <w:rPr>
+                <w:sz w:val="19"/>
+              </w:rPr>
               <w:t>0,15 mg/kg IV</w:t>
             </w:r>
           </w:p>
@@ -9235,30 +9441,22 @@
               <w:rPr>
                 <w:sz w:val="19"/>
               </w:rPr>
-              <w:t xml:space="preserve">IDAI hlm. </w:t>
-            </w:r>
-            <w:r>
-              <w:rPr>
-                <w:sz w:val="19"/>
-              </w:rPr>
-              <w:lastRenderedPageBreak/>
-              <w:t>66</w:t>
-            </w:r>
-          </w:p>
-        </w:tc>
-        <w:tc>
-          <w:tcPr>
-            <w:tcW w:w="0" w:type="auto"/>
-          </w:tcPr>
-          <w:p>
-            <w:pPr>
-              <w:pStyle w:val="Compact"/>
-            </w:pPr>
-            <w:r>
-              <w:rPr>
-                <w:sz w:val="19"/>
-              </w:rPr>
-              <w:lastRenderedPageBreak/>
+              <w:t>IDAI hlm. 66</w:t>
+            </w:r>
+          </w:p>
+        </w:tc>
+        <w:tc>
+          <w:tcPr>
+            <w:tcW w:w="0" w:type="auto"/>
+          </w:tcPr>
+          <w:p>
+            <w:pPr>
+              <w:pStyle w:val="Compact"/>
+            </w:pPr>
+            <w:r>
+              <w:rPr>
+                <w:sz w:val="19"/>
+              </w:rPr>
               <w:t>1,5 mg</w:t>
             </w:r>
           </w:p>
@@ -9277,6 +9475,7 @@
               <w:rPr>
                 <w:sz w:val="19"/>
               </w:rPr>
+              <w:lastRenderedPageBreak/>
               <w:t>IV: terapi</w:t>
             </w:r>
           </w:p>
@@ -9578,7 +9777,7 @@
         <w:t>Belum terverifikasi</w:t>
       </w:r>
       <w:r>
-        <w:t>.</w:t>
+        <w:t xml:space="preserve"> (tidak ditemukan di sumber yang sudah dibaca).</w:t>
       </w:r>
     </w:p>
     <w:p>
@@ -9597,10 +9796,44 @@
           <w:b/>
           <w:bCs/>
         </w:rPr>
-        <w:t>Belum terverifikasi</w:t>
-      </w:r>
-      <w:r>
-        <w:t>. Label tablet untuk anak memakai dosis tetap menurut umur pada kemoterapi (4–11 tahun: 4 mg; 12–17 tahun: 8 mg). Studi Freedman 2006 (gastroenteritis) ada di Lampiran D.</w:t>
+        <w:t>Sebagian sejalan</w:t>
+      </w:r>
+      <w:r>
+        <w:t>. Label tablet untuk anak memakai dosis tetap menurut umur pada kemoterapi (4–11 tahun: 4 mg; 12–17 tahun: 8 mg). Freedman 2006 hlm. 1700 (gastroenteritis, dosis tunggal oral menurut berat badan): 2 mg untuk BB 8–15 kg, 4 mg untuk BB &gt;15–30 kg, 8 mg untuk BB &gt;30 kg. Pada BB 8–15 kg, 2 mg setara sekitar 0,13–0,25 mg/kg (hitungan penyusun). Studi ini memakai dosis tunggal, bukan dosis berulang tiap 6–12 jam.</w:t>
+      </w:r>
+    </w:p>
+    <w:p>
+      <w:pPr>
+        <w:pStyle w:val="Compact"/>
+        <w:numPr>
+          <w:ilvl w:val="0"/>
+          <w:numId w:val="69"/>
+        </w:numPr>
+      </w:pPr>
+      <w:r>
+        <w:t>Profilaksis: Daschner 2005 hlm. 1682 juga memakai 0,1 mg/kg per kali (maks 3 kali/hari, maks 24 mg/hari).</w:t>
+      </w:r>
+    </w:p>
+    <w:p>
+      <w:pPr>
+        <w:pStyle w:val="Compact"/>
+        <w:numPr>
+          <w:ilvl w:val="0"/>
+          <w:numId w:val="69"/>
+        </w:numPr>
+      </w:pPr>
+      <w:r>
+        <w:t xml:space="preserve">Tanpa penyesuaian pada gangguan ginjal: </w:t>
+      </w:r>
+      <w:r>
+        <w:rPr>
+          <w:b/>
+          <w:bCs/>
+        </w:rPr>
+        <w:t>Berbeda</w:t>
+      </w:r>
+      <w:r>
+        <w:t xml:space="preserve"> dari Daschner 2005 hlm. 1682: dosis normal pada LFG 40, 75% pada LFG 10, 60% pada anuria.</w:t>
       </w:r>
     </w:p>
     <w:p>
@@ -9793,6 +10026,7 @@
               <w:rPr>
                 <w:sz w:val="19"/>
               </w:rPr>
+              <w:lastRenderedPageBreak/>
               <w:t>Injeksi 2 mg/mL</w:t>
             </w:r>
           </w:p>
@@ -9866,7 +10100,6 @@
           <w:b/>
           <w:bCs/>
         </w:rPr>
-        <w:lastRenderedPageBreak/>
         <w:t>Aturan penggunaan</w:t>
       </w:r>
     </w:p>
@@ -10124,6 +10357,7 @@
         </w:numPr>
       </w:pPr>
       <w:r>
+        <w:lastRenderedPageBreak/>
         <w:t>Bioavailabilitas rata-rata tablet 8 mg sekitar 56%; sedikit meningkat dengan adanya makanan.</w:t>
       </w:r>
     </w:p>
@@ -10187,7 +10421,6 @@
         </w:numPr>
       </w:pPr>
       <w:r>
-        <w:lastRenderedPageBreak/>
         <w:t>Reseptor 5-HT3 terdapat di perifer (ujung saraf vagus) dan di sentral (</w:t>
       </w:r>
       <w:r>
@@ -10198,7 +10431,10 @@
         <w:t>chemoreceptor trigger zone</w:t>
       </w:r>
       <w:r>
-        <w:t xml:space="preserve"> area postrema). Belum pasti apakah efek antiemetiknya bekerja di sentral, perifer, atau keduanya.</w:t>
+        <w:t xml:space="preserve"> </w:t>
+      </w:r>
+      <w:r>
+        <w:t>area postrema). Belum pasti apakah efek antiemetiknya bekerja di sentral, perifer, atau keduanya.</w:t>
       </w:r>
     </w:p>
     <w:p>
@@ -10225,12 +10461,12 @@
         <w:t>Daftar pustaka</w:t>
       </w:r>
       <w:r>
-        <w:t>: [P1], [P2], [L6], [L13], [W1]</w:t>
-      </w:r>
-    </w:p>
-    <w:p>
-      <w:r>
-        <w:pict w14:anchorId="122559F0">
+        <w:t>: [P1], [P2], [L6], [L13], [W1], [J6], [J7]</w:t>
+      </w:r>
+    </w:p>
+    <w:p>
+      <w:r>
+        <w:pict w14:anchorId="63080BCA">
           <v:rect id="_x0000_i1034" style="width:0;height:1.5pt" o:hralign="center" o:hrstd="t" o:hr="t"/>
         </w:pict>
       </w:r>
@@ -10240,7 +10476,7 @@
         <w:pStyle w:val="Heading3"/>
       </w:pPr>
       <w:bookmarkStart w:id="40" w:name="Xf77c6b921d60aed1aa00c0364fc6416ac485d02"/>
-      <w:bookmarkStart w:id="41" w:name="_Toc242799829"/>
+      <w:bookmarkStart w:id="41" w:name="_Toc242815480"/>
       <w:bookmarkEnd w:id="38"/>
       <w:r>
         <w:t>4.7 Deksametason</w:t>
@@ -10615,6 +10851,7 @@
         </w:numPr>
       </w:pPr>
       <w:r>
+        <w:lastRenderedPageBreak/>
         <w:t>Label injeksi (edema serebri): pada anak dipakai dosis efektif terkecil, sebaiknya oral, kira-kira 0,2 mg/kg/24 jam dalam dosis terbagi (lebih rendah dari IDAI).</w:t>
       </w:r>
     </w:p>
@@ -10627,17 +10864,17 @@
         </w:numPr>
       </w:pPr>
       <w:r>
-        <w:t xml:space="preserve">IDSA 2004 (meningitis bakterial): </w:t>
-      </w:r>
-      <w:r>
-        <w:rPr>
-          <w:b/>
-          <w:bCs/>
-        </w:rPr>
-        <w:t>Belum terverifikasi</w:t>
-      </w:r>
-      <w:r>
-        <w:t xml:space="preserve"> (Lampiran D).</w:t>
+        <w:t xml:space="preserve">IDSA 2004 hlm. 1277 (meningitis bakterial): </w:t>
+      </w:r>
+      <w:r>
+        <w:rPr>
+          <w:b/>
+          <w:bCs/>
+        </w:rPr>
+        <w:t>Sejalan</w:t>
+      </w:r>
+      <w:r>
+        <w:t>. Deksametason 0,15 mg/kg tiap 6 jam selama 2–4 hari, dimulai 10–20 menit sebelum atau bersamaan dengan dosis antibiotik pertama (meningitis H. influenzae tipe b pada bayi dan anak). Angka ini berada di dalam rentang IDAI dengan interval yang sama.</w:t>
       </w:r>
     </w:p>
     <w:p>
@@ -10686,7 +10923,6 @@
         </w:numPr>
       </w:pPr>
       <w:r>
-        <w:lastRenderedPageBreak/>
         <w:t>Injeksi 5 mg/mL (hlm. 17, 189).</w:t>
       </w:r>
     </w:p>
@@ -10883,6 +11119,7 @@
         </w:numPr>
       </w:pPr>
       <w:r>
+        <w:lastRenderedPageBreak/>
         <w:t xml:space="preserve">Endokrin: antara lain hiperglikemia, keadaan cushingoid, dan </w:t>
       </w:r>
       <w:r>
@@ -10965,7 +11202,6 @@
         </w:numPr>
       </w:pPr>
       <w:r>
-        <w:lastRenderedPageBreak/>
         <w:t xml:space="preserve">Lain-lain: antara lain penurunan daya tahan terhadap infeksi, </w:t>
       </w:r>
       <w:r>
@@ -11127,12 +11363,12 @@
         <w:t>Daftar pustaka</w:t>
       </w:r>
       <w:r>
-        <w:t>: [P1], [P2], [L7], [L8], [W1]</w:t>
-      </w:r>
-    </w:p>
-    <w:p>
-      <w:r>
-        <w:pict w14:anchorId="3DF817B7">
+        <w:t>: [P1], [P2], [L7], [L8], [W1], [J5]</w:t>
+      </w:r>
+    </w:p>
+    <w:p>
+      <w:r>
+        <w:pict w14:anchorId="46B93380">
           <v:rect id="_x0000_i1035" style="width:0;height:1.5pt" o:hralign="center" o:hrstd="t" o:hr="t"/>
         </w:pict>
       </w:r>
@@ -11142,7 +11378,7 @@
         <w:pStyle w:val="Heading3"/>
       </w:pPr>
       <w:bookmarkStart w:id="42" w:name="Xa3c1b8b9d9f193c4f5a34a71d1d4aaffd08b045"/>
-      <w:bookmarkStart w:id="43" w:name="_Toc242799830"/>
+      <w:bookmarkStart w:id="43" w:name="_Toc242815481"/>
       <w:bookmarkEnd w:id="40"/>
       <w:r>
         <w:t>4.8 Asiklovir</w:t>
@@ -11338,6 +11574,7 @@
               <w:rPr>
                 <w:sz w:val="19"/>
               </w:rPr>
+              <w:lastRenderedPageBreak/>
               <w:t>IV: HSV</w:t>
             </w:r>
           </w:p>
@@ -11661,7 +11898,6 @@
         <w:pStyle w:val="BodyText"/>
       </w:pPr>
       <w:r>
-        <w:lastRenderedPageBreak/>
         <w:t>Untuk regimen oral 200 mg/kali, tablet 200 mg setara 1 tablet (informasi saja). Serbuk injeksi 250 mg tidak dikonversi ke mL.</w:t>
       </w:r>
     </w:p>
@@ -11880,6 +12116,7 @@
         </w:numPr>
       </w:pPr>
       <w:r>
+        <w:lastRenderedPageBreak/>
         <w:t xml:space="preserve">Oral 20 mg/kg (maks 800 mg/dosis): </w:t>
       </w:r>
       <w:r>
@@ -11902,17 +12139,120 @@
         </w:numPr>
       </w:pPr>
       <w:r>
-        <w:t xml:space="preserve">Regimen khusus HIV lainnya: </w:t>
-      </w:r>
-      <w:r>
-        <w:rPr>
-          <w:b/>
-          <w:bCs/>
-        </w:rPr>
-        <w:t>Belum terverifikasi</w:t>
-      </w:r>
-      <w:r>
-        <w:t xml:space="preserve"> (pedoman NIH, Lampiran D).</w:t>
+        <w:t>Regimen pada HIV, dicocokkan dengan pedoman NIH infeksi oportunistik anak (bagian HSV hlm. M-11 s.d. M-12; bagian VZV hlm. X-11 s.d. X-13):</w:t>
+      </w:r>
+    </w:p>
+    <w:p>
+      <w:pPr>
+        <w:pStyle w:val="Compact"/>
+        <w:numPr>
+          <w:ilvl w:val="1"/>
+          <w:numId w:val="91"/>
+        </w:numPr>
+      </w:pPr>
+      <w:r>
+        <w:t xml:space="preserve">Gingivostomatitis IV 5–10 mg/kg tiap 8 jam: </w:t>
+      </w:r>
+      <w:r>
+        <w:rPr>
+          <w:b/>
+          <w:bCs/>
+        </w:rPr>
+        <w:t>Sejalan</w:t>
+      </w:r>
+      <w:r>
+        <w:t xml:space="preserve"> (NIH: gingivostomatitis sedang–berat 5–10 mg/kg per dosis IV tiap 8 jam).</w:t>
+      </w:r>
+    </w:p>
+    <w:p>
+      <w:pPr>
+        <w:pStyle w:val="Compact"/>
+        <w:numPr>
+          <w:ilvl w:val="1"/>
+          <w:numId w:val="91"/>
+        </w:numPr>
+      </w:pPr>
+      <w:r>
+        <w:t xml:space="preserve">Gingivostomatitis oral 20 mg/kg tiap 8 jam selama 7–14 hari: </w:t>
+      </w:r>
+      <w:r>
+        <w:rPr>
+          <w:b/>
+          <w:bCs/>
+        </w:rPr>
+        <w:t>Sebagian sejalan</w:t>
+      </w:r>
+      <w:r>
+        <w:t xml:space="preserve"> (NIH, gejala ringan: 20 mg/kg per dosis, maksimal 400 mg/dosis, 4 kali sehari selama 7–10 hari).</w:t>
+      </w:r>
+    </w:p>
+    <w:p>
+      <w:pPr>
+        <w:pStyle w:val="Compact"/>
+        <w:numPr>
+          <w:ilvl w:val="1"/>
+          <w:numId w:val="91"/>
+        </w:numPr>
+      </w:pPr>
+      <w:r>
+        <w:t xml:space="preserve">HSV diseminata atau ensefalitis 10 mg/kg IV tiap 8 jam selama 21 hari: </w:t>
+      </w:r>
+      <w:r>
+        <w:rPr>
+          <w:b/>
+          <w:bCs/>
+        </w:rPr>
+        <w:t>Sejalan</w:t>
+      </w:r>
+      <w:r>
+        <w:t xml:space="preserve"> (NIH: di luar periode neonatal 10 mg/kg, sampai 15 mg/kg per dosis pada anak &lt;12 tahun, IV tiap 8 jam selama 21 hari). Alternatif 500 mg/m² tidak tercantum di bagian HSV NIH.</w:t>
+      </w:r>
+    </w:p>
+    <w:p>
+      <w:pPr>
+        <w:pStyle w:val="Compact"/>
+        <w:numPr>
+          <w:ilvl w:val="1"/>
+          <w:numId w:val="91"/>
+        </w:numPr>
+      </w:pPr>
+      <w:r>
+        <w:t xml:space="preserve">Varisela 10 mg/kg atau 500 mg/m² IV tiap 8 jam selama 7 hari: </w:t>
+      </w:r>
+      <w:r>
+        <w:rPr>
+          <w:b/>
+          <w:bCs/>
+        </w:rPr>
+        <w:t>Sejalan</w:t>
+      </w:r>
+      <w:r>
+        <w:t xml:space="preserve"> (NIH: imunosupresi berat atau varisela berat, 10 mg/kg atau 500 mg/m² per dosis IV tiap 8 jam minimal 7 hari dan sampai tidak ada lesi baru selama 48 jam).</w:t>
+      </w:r>
+    </w:p>
+    <w:p>
+      <w:pPr>
+        <w:pStyle w:val="Compact"/>
+        <w:numPr>
+          <w:ilvl w:val="1"/>
+          <w:numId w:val="91"/>
+        </w:numPr>
+      </w:pPr>
+      <w:r>
+        <w:t xml:space="preserve">Herpes zoster oral 20 mg/kg (maks 800 mg/dosis) tiap 6 jam selama 7 hari: </w:t>
+      </w:r>
+      <w:r>
+        <w:rPr>
+          <w:b/>
+          <w:bCs/>
+        </w:rPr>
+        <w:t>Sejalan</w:t>
+      </w:r>
+      <w:r>
+        <w:t xml:space="preserve"> </w:t>
+      </w:r>
+      <w:r>
+        <w:t>(NIH: 20 mg/kg per dosis, maksimal 800 mg/dosis, 4 kali sehari selama 7–14 hari).</w:t>
       </w:r>
     </w:p>
     <w:p>
@@ -11924,6 +12264,28 @@
         </w:numPr>
       </w:pPr>
       <w:r>
+        <w:t>HSV neonatal: NIH hlm. M-11 menulis 20 mg/kg IV tiap 8 jam, minimal 21 hari untuk penyakit SSP atau diseminata dan 14 hari untuk penyakit terbatas kulit, mata, dan mulut (</w:t>
+      </w:r>
+      <w:r>
+        <w:rPr>
+          <w:b/>
+          <w:bCs/>
+        </w:rPr>
+        <w:t>Sejalan</w:t>
+      </w:r>
+      <w:r>
+        <w:t xml:space="preserve"> dengan IDAI 14–21 hari).</w:t>
+      </w:r>
+    </w:p>
+    <w:p>
+      <w:pPr>
+        <w:pStyle w:val="Compact"/>
+        <w:numPr>
+          <w:ilvl w:val="0"/>
+          <w:numId w:val="88"/>
+        </w:numPr>
+      </w:pPr>
+      <w:r>
         <w:t>Batas atas label injeksi: dosis setara 20 mg/kg tiap 8 jam tidak boleh dilampaui pada pasien mana pun.</w:t>
       </w:r>
     </w:p>
@@ -11947,7 +12309,7 @@
         <w:pStyle w:val="Compact"/>
         <w:numPr>
           <w:ilvl w:val="0"/>
-          <w:numId w:val="91"/>
+          <w:numId w:val="92"/>
         </w:numPr>
       </w:pPr>
       <w:r>
@@ -11959,7 +12321,7 @@
         <w:pStyle w:val="Compact"/>
         <w:numPr>
           <w:ilvl w:val="0"/>
-          <w:numId w:val="91"/>
+          <w:numId w:val="92"/>
         </w:numPr>
       </w:pPr>
       <w:r>
@@ -11983,24 +12345,99 @@
         <w:pStyle w:val="Compact"/>
         <w:numPr>
           <w:ilvl w:val="0"/>
-          <w:numId w:val="92"/>
+          <w:numId w:val="93"/>
+        </w:numPr>
+      </w:pPr>
+      <w:r>
+        <w:t>Interval dan lama pemberian sesuai tabel IDAI di atas.</w:t>
+      </w:r>
+    </w:p>
+    <w:p>
+      <w:pPr>
+        <w:pStyle w:val="Compact"/>
+        <w:numPr>
+          <w:ilvl w:val="0"/>
+          <w:numId w:val="93"/>
+        </w:numPr>
+      </w:pPr>
+      <w:r>
+        <w:t>Label injeksi:</w:t>
+      </w:r>
+    </w:p>
+    <w:p>
+      <w:pPr>
+        <w:pStyle w:val="Compact"/>
+        <w:numPr>
+          <w:ilvl w:val="1"/>
+          <w:numId w:val="94"/>
+        </w:numPr>
+      </w:pPr>
+      <w:r>
+        <w:t>hindari injeksi IV cepat atau bolus; IM dan subkutan juga harus dihindari;</w:t>
+      </w:r>
+    </w:p>
+    <w:p>
+      <w:pPr>
+        <w:pStyle w:val="Compact"/>
+        <w:numPr>
+          <w:ilvl w:val="1"/>
+          <w:numId w:val="94"/>
+        </w:numPr>
+      </w:pPr>
+      <w:r>
+        <w:t>infus dengan kecepatan tetap selama 1 jam;</w:t>
+      </w:r>
+    </w:p>
+    <w:p>
+      <w:pPr>
+        <w:pStyle w:val="Compact"/>
+        <w:numPr>
+          <w:ilvl w:val="1"/>
+          <w:numId w:val="94"/>
+        </w:numPr>
+      </w:pPr>
+      <w:r>
+        <w:t>kenaikan kreatinin atau BUN lebih sering setelah infus IV cepat (kurang dari 10 menit).</w:t>
+      </w:r>
+    </w:p>
+    <w:p>
+      <w:pPr>
+        <w:pStyle w:val="FirstParagraph"/>
+      </w:pPr>
+      <w:r>
+        <w:rPr>
+          <w:b/>
+          <w:bCs/>
+        </w:rPr>
+        <w:t>Manfaat obat</w:t>
+      </w:r>
+      <w:r>
+        <w:t xml:space="preserve"> (label asiklovir)</w:t>
+      </w:r>
+    </w:p>
+    <w:p>
+      <w:pPr>
+        <w:pStyle w:val="Compact"/>
+        <w:numPr>
+          <w:ilvl w:val="0"/>
+          <w:numId w:val="95"/>
+        </w:numPr>
+      </w:pPr>
+      <w:r>
+        <w:t>Tablet: pengobatan akut herpes zoster; episode awal dan penanganan episode berulang herpes genitalis; pengobatan cacar air (varisela).</w:t>
+      </w:r>
+    </w:p>
+    <w:p>
+      <w:pPr>
+        <w:pStyle w:val="Compact"/>
+        <w:numPr>
+          <w:ilvl w:val="0"/>
+          <w:numId w:val="95"/>
         </w:numPr>
       </w:pPr>
       <w:r>
         <w:lastRenderedPageBreak/>
-        <w:t>Interval dan lama pemberian sesuai tabel IDAI di atas.</w:t>
-      </w:r>
-    </w:p>
-    <w:p>
-      <w:pPr>
-        <w:pStyle w:val="Compact"/>
-        <w:numPr>
-          <w:ilvl w:val="0"/>
-          <w:numId w:val="92"/>
-        </w:numPr>
-      </w:pPr>
-      <w:r>
-        <w:t>Label injeksi:</w:t>
+        <w:t>Injeksi:</w:t>
       </w:r>
     </w:p>
     <w:p>
@@ -12008,11 +12445,11 @@
         <w:pStyle w:val="Compact"/>
         <w:numPr>
           <w:ilvl w:val="1"/>
-          <w:numId w:val="93"/>
-        </w:numPr>
-      </w:pPr>
-      <w:r>
-        <w:t>hindari injeksi IV cepat atau bolus; IM dan subkutan juga harus dihindari;</w:t>
+          <w:numId w:val="96"/>
+        </w:numPr>
+      </w:pPr>
+      <w:r>
+        <w:t>herpes simpleks mukosa dan kulit (HSV-1, HSV-2), awal maupun berulang, pada pasien imunokompromais;</w:t>
       </w:r>
     </w:p>
     <w:p>
@@ -12020,11 +12457,11 @@
         <w:pStyle w:val="Compact"/>
         <w:numPr>
           <w:ilvl w:val="1"/>
-          <w:numId w:val="93"/>
-        </w:numPr>
-      </w:pPr>
-      <w:r>
-        <w:t>infus dengan kecepatan tetap selama 1 jam;</w:t>
+          <w:numId w:val="96"/>
+        </w:numPr>
+      </w:pPr>
+      <w:r>
+        <w:t>episode awal berat herpes genitalis pada pasien imunokompeten;</w:t>
       </w:r>
     </w:p>
     <w:p>
@@ -12032,11 +12469,35 @@
         <w:pStyle w:val="Compact"/>
         <w:numPr>
           <w:ilvl w:val="1"/>
-          <w:numId w:val="93"/>
-        </w:numPr>
-      </w:pPr>
-      <w:r>
-        <w:t>kenaikan kreatinin atau BUN lebih sering setelah infus IV cepat (kurang dari 10 menit).</w:t>
+          <w:numId w:val="96"/>
+        </w:numPr>
+      </w:pPr>
+      <w:r>
+        <w:t>ensefalitis herpes simpleks;</w:t>
+      </w:r>
+    </w:p>
+    <w:p>
+      <w:pPr>
+        <w:pStyle w:val="Compact"/>
+        <w:numPr>
+          <w:ilvl w:val="1"/>
+          <w:numId w:val="96"/>
+        </w:numPr>
+      </w:pPr>
+      <w:r>
+        <w:t>infeksi herpes neonatal;</w:t>
+      </w:r>
+    </w:p>
+    <w:p>
+      <w:pPr>
+        <w:pStyle w:val="Compact"/>
+        <w:numPr>
+          <w:ilvl w:val="1"/>
+          <w:numId w:val="96"/>
+        </w:numPr>
+      </w:pPr>
+      <w:r>
+        <w:t>infeksi varicella-zoster pada pasien imunokompromais.</w:t>
       </w:r>
     </w:p>
     <w:p>
@@ -12048,7 +12509,7 @@
           <w:b/>
           <w:bCs/>
         </w:rPr>
-        <w:t>Manfaat obat</w:t>
+        <w:t>Efek samping</w:t>
       </w:r>
       <w:r>
         <w:t xml:space="preserve"> (label asiklovir)</w:t>
@@ -12059,23 +12520,176 @@
         <w:pStyle w:val="Compact"/>
         <w:numPr>
           <w:ilvl w:val="0"/>
-          <w:numId w:val="94"/>
-        </w:numPr>
-      </w:pPr>
-      <w:r>
-        <w:t>Tablet: pengobatan akut herpes zoster; episode awal dan penanganan episode berulang herpes genitalis; pengobatan cacar air (varisela).</w:t>
-      </w:r>
-    </w:p>
-    <w:p>
-      <w:pPr>
-        <w:pStyle w:val="Compact"/>
-        <w:numPr>
-          <w:ilvl w:val="0"/>
-          <w:numId w:val="94"/>
-        </w:numPr>
-      </w:pPr>
-      <w:r>
-        <w:t>Injeksi:</w:t>
+          <w:numId w:val="97"/>
+        </w:numPr>
+      </w:pPr>
+      <w:r>
+        <w:t>Oral, cacar air (10–20 mg/kg 4 kali sehari selama 5–7 hari, atau 800 mg 4 kali sehari selama 5 hari): tersering diare (3,2%).</w:t>
+      </w:r>
+    </w:p>
+    <w:p>
+      <w:pPr>
+        <w:pStyle w:val="Compact"/>
+        <w:numPr>
+          <w:ilvl w:val="0"/>
+          <w:numId w:val="97"/>
+        </w:numPr>
+      </w:pPr>
+      <w:r>
+        <w:t>Oral, herpes genitalis jangka pendek: mual dan/atau muntah (2,7%).</w:t>
+      </w:r>
+    </w:p>
+    <w:p>
+      <w:pPr>
+        <w:pStyle w:val="Compact"/>
+        <w:numPr>
+          <w:ilvl w:val="0"/>
+          <w:numId w:val="97"/>
+        </w:numPr>
+      </w:pPr>
+      <w:r>
+        <w:t>Injeksi: inflamasi atau flebitis di tempat suntikan pada sekitar 9% pasien; kenaikan sementara kreatinin serum atau BUN pada 5–10% pasien, lebih sering setelah infus cepat.</w:t>
+      </w:r>
+    </w:p>
+    <w:p>
+      <w:pPr>
+        <w:pStyle w:val="FirstParagraph"/>
+      </w:pPr>
+      <w:r>
+        <w:rPr>
+          <w:b/>
+          <w:bCs/>
+        </w:rPr>
+        <w:t>Peringatan penting</w:t>
+      </w:r>
+      <w:r>
+        <w:t xml:space="preserve"> (label asiklovir)</w:t>
+      </w:r>
+    </w:p>
+    <w:p>
+      <w:pPr>
+        <w:pStyle w:val="Compact"/>
+        <w:numPr>
+          <w:ilvl w:val="0"/>
+          <w:numId w:val="98"/>
+        </w:numPr>
+      </w:pPr>
+      <w:r>
+        <w:t>Kontraindikasi: hipersensitivitas terhadap asiklovir atau valasiklovir.</w:t>
+      </w:r>
+    </w:p>
+    <w:p>
+      <w:pPr>
+        <w:pStyle w:val="FirstParagraph"/>
+      </w:pPr>
+      <w:r>
+        <w:rPr>
+          <w:b/>
+          <w:bCs/>
+        </w:rPr>
+        <w:t>Farmakokinetik</w:t>
+      </w:r>
+      <w:r>
+        <w:t xml:space="preserve"> (label asiklovir)</w:t>
+      </w:r>
+    </w:p>
+    <w:p>
+      <w:pPr>
+        <w:pStyle w:val="Compact"/>
+        <w:numPr>
+          <w:ilvl w:val="0"/>
+          <w:numId w:val="99"/>
+        </w:numPr>
+      </w:pPr>
+      <w:r>
+        <w:t>Oral: ikatan protein plasma 9–33%; waktu paruh 2,5–3,3 jam; bioavailabilitas oral rata-rata 10–20%, makin rendah pada dosis lebih tinggi; makanan tidak memengaruhi penyerapan.</w:t>
+      </w:r>
+    </w:p>
+    <w:p>
+      <w:pPr>
+        <w:pStyle w:val="Compact"/>
+        <w:numPr>
+          <w:ilvl w:val="0"/>
+          <w:numId w:val="99"/>
+        </w:numPr>
+      </w:pPr>
+      <w:r>
+        <w:t>Pada anak umur 7 bulan–7 tahun, waktu paruh rata-rata setelah dosis oral 300–600 mg/m² adalah 2,6 jam (rentang 1,59–3,74 jam); secara umum farmakokinetik pada anak mirip dewasa.</w:t>
+      </w:r>
+    </w:p>
+    <w:p>
+      <w:pPr>
+        <w:pStyle w:val="Compact"/>
+        <w:numPr>
+          <w:ilvl w:val="0"/>
+          <w:numId w:val="99"/>
+        </w:numPr>
+      </w:pPr>
+      <w:r>
+        <w:t>Injeksi: pada anak 3 bulan–12 tahun waktu paruh 2,36 ± 0,97 jam; pada bayi lahir–3 bulan 3,8 ± 1,19 jam. Kadar plasma sebanding dengan dosis.</w:t>
+      </w:r>
+    </w:p>
+    <w:p>
+      <w:pPr>
+        <w:pStyle w:val="Compact"/>
+        <w:numPr>
+          <w:ilvl w:val="0"/>
+          <w:numId w:val="99"/>
+        </w:numPr>
+      </w:pPr>
+      <w:r>
+        <w:t>Waktu paruh dan klirens bergantung pada fungsi ginjal.</w:t>
+      </w:r>
+    </w:p>
+    <w:p>
+      <w:pPr>
+        <w:pStyle w:val="FirstParagraph"/>
+      </w:pPr>
+      <w:r>
+        <w:rPr>
+          <w:b/>
+          <w:bCs/>
+        </w:rPr>
+        <w:t>Farmakodinamik</w:t>
+      </w:r>
+      <w:r>
+        <w:t xml:space="preserve"> (label asiklovir)</w:t>
+      </w:r>
+    </w:p>
+    <w:p>
+      <w:pPr>
+        <w:pStyle w:val="Compact"/>
+        <w:numPr>
+          <w:ilvl w:val="0"/>
+          <w:numId w:val="100"/>
+        </w:numPr>
+      </w:pPr>
+      <w:r>
+        <w:t>Analog nukleosida purin sintetis dengan aktivitas hambat terhadap HSV-1, HSV-2, dan VZV.</w:t>
+      </w:r>
+    </w:p>
+    <w:p>
+      <w:pPr>
+        <w:pStyle w:val="Compact"/>
+        <w:numPr>
+          <w:ilvl w:val="0"/>
+          <w:numId w:val="100"/>
+        </w:numPr>
+      </w:pPr>
+      <w:r>
+        <w:t>Selektif karena afinitasnya terhadap enzim timidin kinase virus. Enzim ini mengubah asiklovir menjadi monofosfat, lalu enzim sel mengubahnya menjadi difosfat dan trifosfat.</w:t>
+      </w:r>
+    </w:p>
+    <w:p>
+      <w:pPr>
+        <w:pStyle w:val="Compact"/>
+        <w:numPr>
+          <w:ilvl w:val="0"/>
+          <w:numId w:val="100"/>
+        </w:numPr>
+      </w:pPr>
+      <w:r>
+        <w:t>Asiklovir trifosfat menghentikan replikasi DNA virus herpes dengan 3 cara:</w:t>
       </w:r>
     </w:p>
     <w:p>
@@ -12083,11 +12697,11 @@
         <w:pStyle w:val="Compact"/>
         <w:numPr>
           <w:ilvl w:val="1"/>
-          <w:numId w:val="95"/>
-        </w:numPr>
-      </w:pPr>
-      <w:r>
-        <w:t>herpes simpleks mukosa dan kulit (HSV-1, HSV-2), awal maupun berulang, pada pasien imunokompromais;</w:t>
+          <w:numId w:val="101"/>
+        </w:numPr>
+      </w:pPr>
+      <w:r>
+        <w:t>hambatan kompetitif DNA polimerase virus;</w:t>
       </w:r>
     </w:p>
     <w:p>
@@ -12095,11 +12709,11 @@
         <w:pStyle w:val="Compact"/>
         <w:numPr>
           <w:ilvl w:val="1"/>
-          <w:numId w:val="95"/>
-        </w:numPr>
-      </w:pPr>
-      <w:r>
-        <w:t>episode awal berat herpes genitalis pada pasien imunokompeten;</w:t>
+          <w:numId w:val="101"/>
+        </w:numPr>
+      </w:pPr>
+      <w:r>
+        <w:t>inkorporasi dan terminasi rantai DNA virus;</w:t>
       </w:r>
     </w:p>
     <w:p>
@@ -12107,35 +12721,11 @@
         <w:pStyle w:val="Compact"/>
         <w:numPr>
           <w:ilvl w:val="1"/>
-          <w:numId w:val="95"/>
-        </w:numPr>
-      </w:pPr>
-      <w:r>
-        <w:t>ensefalitis herpes simpleks;</w:t>
-      </w:r>
-    </w:p>
-    <w:p>
-      <w:pPr>
-        <w:pStyle w:val="Compact"/>
-        <w:numPr>
-          <w:ilvl w:val="1"/>
-          <w:numId w:val="95"/>
-        </w:numPr>
-      </w:pPr>
-      <w:r>
-        <w:t>infeksi herpes neonatal;</w:t>
-      </w:r>
-    </w:p>
-    <w:p>
-      <w:pPr>
-        <w:pStyle w:val="Compact"/>
-        <w:numPr>
-          <w:ilvl w:val="1"/>
-          <w:numId w:val="95"/>
-        </w:numPr>
-      </w:pPr>
-      <w:r>
-        <w:t>infeksi varicella-zoster pada pasien imunokompromais.</w:t>
+          <w:numId w:val="101"/>
+        </w:numPr>
+      </w:pPr>
+      <w:r>
+        <w:t>inaktivasi DNA polimerase virus.</w:t>
       </w:r>
     </w:p>
     <w:p>
@@ -12147,244 +12737,16 @@
           <w:b/>
           <w:bCs/>
         </w:rPr>
-        <w:t>Efek samping</w:t>
-      </w:r>
-      <w:r>
-        <w:t xml:space="preserve"> (label asiklovir)</w:t>
-      </w:r>
-    </w:p>
-    <w:p>
-      <w:pPr>
-        <w:pStyle w:val="Compact"/>
-        <w:numPr>
-          <w:ilvl w:val="0"/>
-          <w:numId w:val="96"/>
-        </w:numPr>
-      </w:pPr>
-      <w:r>
-        <w:t>Oral, cacar air (10–20 mg/kg 4 kali sehari selama 5–7 hari, atau 800 mg 4 kali sehari selama 5 hari): tersering diare (3,2%).</w:t>
-      </w:r>
-    </w:p>
-    <w:p>
-      <w:pPr>
-        <w:pStyle w:val="Compact"/>
-        <w:numPr>
-          <w:ilvl w:val="0"/>
-          <w:numId w:val="96"/>
-        </w:numPr>
-      </w:pPr>
-      <w:r>
-        <w:t>Oral, herpes genitalis jangka pendek: mual dan/atau muntah (2,7%).</w:t>
-      </w:r>
-    </w:p>
-    <w:p>
-      <w:pPr>
-        <w:pStyle w:val="Compact"/>
-        <w:numPr>
-          <w:ilvl w:val="0"/>
-          <w:numId w:val="96"/>
-        </w:numPr>
-      </w:pPr>
-      <w:r>
-        <w:t>Injeksi: inflamasi atau flebitis di tempat suntikan pada sekitar 9% pasien; kenaikan sementara kreatinin serum atau BUN pada 5–10% pasien, lebih sering setelah infus cepat.</w:t>
-      </w:r>
-    </w:p>
-    <w:p>
-      <w:pPr>
-        <w:pStyle w:val="FirstParagraph"/>
-      </w:pPr>
-      <w:r>
-        <w:rPr>
-          <w:b/>
-          <w:bCs/>
-        </w:rPr>
-        <w:t>Peringatan penting</w:t>
-      </w:r>
-      <w:r>
-        <w:t xml:space="preserve"> (label asiklovir)</w:t>
-      </w:r>
-    </w:p>
-    <w:p>
-      <w:pPr>
-        <w:pStyle w:val="Compact"/>
-        <w:numPr>
-          <w:ilvl w:val="0"/>
-          <w:numId w:val="97"/>
-        </w:numPr>
-      </w:pPr>
-      <w:r>
-        <w:t>Kontraindikasi: hipersensitivitas terhadap asiklovir atau valasiklovir.</w:t>
-      </w:r>
-    </w:p>
-    <w:p>
-      <w:pPr>
-        <w:pStyle w:val="FirstParagraph"/>
-      </w:pPr>
-      <w:r>
-        <w:rPr>
-          <w:b/>
-          <w:bCs/>
-        </w:rPr>
-        <w:t>Farmakokinetik</w:t>
-      </w:r>
-      <w:r>
-        <w:t xml:space="preserve"> (label asiklovir)</w:t>
-      </w:r>
-    </w:p>
-    <w:p>
-      <w:pPr>
-        <w:pStyle w:val="Compact"/>
-        <w:numPr>
-          <w:ilvl w:val="0"/>
-          <w:numId w:val="98"/>
-        </w:numPr>
-      </w:pPr>
-      <w:r>
-        <w:t>Oral: ikatan protein plasma 9–33%; waktu paruh 2,5–3,3 jam; bioavailabilitas oral rata-rata 10–20%, makin rendah pada dosis lebih tinggi; makanan tidak memengaruhi penyerapan.</w:t>
-      </w:r>
-    </w:p>
-    <w:p>
-      <w:pPr>
-        <w:pStyle w:val="Compact"/>
-        <w:numPr>
-          <w:ilvl w:val="0"/>
-          <w:numId w:val="98"/>
-        </w:numPr>
-      </w:pPr>
-      <w:r>
-        <w:t>Pada anak umur 7 bulan–7 tahun, waktu paruh rata-rata setelah dosis oral 300–600 mg/m² adalah 2,6 jam (rentang 1,59–3,74 jam); secara umum farmakokinetik pada anak mirip dewasa.</w:t>
-      </w:r>
-    </w:p>
-    <w:p>
-      <w:pPr>
-        <w:pStyle w:val="Compact"/>
-        <w:numPr>
-          <w:ilvl w:val="0"/>
-          <w:numId w:val="98"/>
-        </w:numPr>
-      </w:pPr>
-      <w:r>
-        <w:t>Injeksi: pada anak 3 bulan–12 tahun waktu paruh 2,36 ± 0,97 jam; pada bayi lahir–3 bulan 3,8 ± 1,19 jam. Kadar plasma sebanding dengan dosis.</w:t>
-      </w:r>
-    </w:p>
-    <w:p>
-      <w:pPr>
-        <w:pStyle w:val="Compact"/>
-        <w:numPr>
-          <w:ilvl w:val="0"/>
-          <w:numId w:val="98"/>
-        </w:numPr>
-      </w:pPr>
-      <w:r>
-        <w:t>Waktu paruh dan klirens bergantung pada fungsi ginjal.</w:t>
-      </w:r>
-    </w:p>
-    <w:p>
-      <w:pPr>
-        <w:pStyle w:val="FirstParagraph"/>
-      </w:pPr>
-      <w:r>
-        <w:rPr>
-          <w:b/>
-          <w:bCs/>
-        </w:rPr>
-        <w:t>Farmakodinamik</w:t>
-      </w:r>
-      <w:r>
-        <w:t xml:space="preserve"> (label asiklovir)</w:t>
-      </w:r>
-    </w:p>
-    <w:p>
-      <w:pPr>
-        <w:pStyle w:val="Compact"/>
-        <w:numPr>
-          <w:ilvl w:val="0"/>
-          <w:numId w:val="99"/>
-        </w:numPr>
-      </w:pPr>
-      <w:r>
         <w:lastRenderedPageBreak/>
-        <w:t>Analog nukleosida purin sintetis dengan aktivitas hambat terhadap HSV-1, HSV-2, dan VZV.</w:t>
-      </w:r>
-    </w:p>
-    <w:p>
-      <w:pPr>
-        <w:pStyle w:val="Compact"/>
-        <w:numPr>
-          <w:ilvl w:val="0"/>
-          <w:numId w:val="99"/>
-        </w:numPr>
-      </w:pPr>
-      <w:r>
-        <w:t>Selektif karena afinitasnya terhadap enzim timidin kinase virus. Enzim ini mengubah asiklovir menjadi monofosfat, lalu enzim sel mengubahnya menjadi difosfat dan trifosfat.</w:t>
-      </w:r>
-    </w:p>
-    <w:p>
-      <w:pPr>
-        <w:pStyle w:val="Compact"/>
-        <w:numPr>
-          <w:ilvl w:val="0"/>
-          <w:numId w:val="99"/>
-        </w:numPr>
-      </w:pPr>
-      <w:r>
-        <w:t>Asiklovir trifosfat menghentikan replikasi DNA virus herpes dengan 3 cara:</w:t>
-      </w:r>
-    </w:p>
-    <w:p>
-      <w:pPr>
-        <w:pStyle w:val="Compact"/>
-        <w:numPr>
-          <w:ilvl w:val="1"/>
-          <w:numId w:val="100"/>
-        </w:numPr>
-      </w:pPr>
-      <w:r>
-        <w:t>hambatan kompetitif DNA polimerase virus;</w:t>
-      </w:r>
-    </w:p>
-    <w:p>
-      <w:pPr>
-        <w:pStyle w:val="Compact"/>
-        <w:numPr>
-          <w:ilvl w:val="1"/>
-          <w:numId w:val="100"/>
-        </w:numPr>
-      </w:pPr>
-      <w:r>
-        <w:t>inkorporasi dan terminasi rantai DNA virus;</w:t>
-      </w:r>
-    </w:p>
-    <w:p>
-      <w:pPr>
-        <w:pStyle w:val="Compact"/>
-        <w:numPr>
-          <w:ilvl w:val="1"/>
-          <w:numId w:val="100"/>
-        </w:numPr>
-      </w:pPr>
-      <w:r>
-        <w:t>inaktivasi DNA polimerase virus.</w:t>
-      </w:r>
-    </w:p>
-    <w:p>
-      <w:pPr>
-        <w:pStyle w:val="FirstParagraph"/>
-      </w:pPr>
-      <w:r>
-        <w:rPr>
-          <w:b/>
-          <w:bCs/>
-        </w:rPr>
         <w:t>Daftar pustaka</w:t>
       </w:r>
       <w:r>
-        <w:t>: [P1], [P2], [L9], [L10], [W1], [J4]</w:t>
-      </w:r>
-    </w:p>
-    <w:p>
-      <w:r>
-        <w:pict w14:anchorId="71B2A4EA">
+        <w:t>: [P1], [P2], [L9], [L10], [W1], [J4], [J6], [J8]</w:t>
+      </w:r>
+    </w:p>
+    <w:p>
+      <w:r>
+        <w:pict w14:anchorId="49F99DA6">
           <v:rect id="_x0000_i1036" style="width:0;height:1.5pt" o:hralign="center" o:hrstd="t" o:hr="t"/>
         </w:pict>
       </w:r>
@@ -12394,7 +12756,7 @@
         <w:pStyle w:val="Heading2"/>
       </w:pPr>
       <w:bookmarkStart w:id="44" w:name="Xce4f1b2ec90b0a76518b84cf3f8523ce0a0920d"/>
-      <w:bookmarkStart w:id="45" w:name="_Toc242799831"/>
+      <w:bookmarkStart w:id="45" w:name="_Toc242815482"/>
       <w:bookmarkEnd w:id="26"/>
       <w:bookmarkEnd w:id="42"/>
       <w:r>
@@ -12414,10 +12776,7 @@
         <w:t>1. Apakah salah baca dari PDF?</w:t>
       </w:r>
       <w:r>
-        <w:t xml:space="preserve"> </w:t>
-      </w:r>
-      <w:r>
-        <w:t>Tidak. Gambar halaman 76 sudah saya lihat langsung. Buku memang mencetak: dosis normal 10 mg/kg/dosis tiap 8 jam; kolom LFG &gt;50 = 5 mg/kg tiap 8 jam; LFG 10–50 = 5 mg/kg tiap 12–24 jam; LFG &lt;10 = 2,5 mg/kg tiap 24 jam.</w:t>
+        <w:t xml:space="preserve"> Tidak. Gambar halaman 76 sudah saya lihat langsung. Buku memang mencetak: dosis normal 10 mg/kg/dosis tiap 8 jam; kolom LFG &gt;50 = 5 mg/kg tiap 8 jam; LFG 10–50 = 5 mg/kg tiap 12–24 jam; LFG &lt;10 = 2,5 mg/kg tiap 24 jam.</w:t>
       </w:r>
     </w:p>
     <w:p>
@@ -12763,7 +13122,7 @@
         <w:pStyle w:val="Compact"/>
         <w:numPr>
           <w:ilvl w:val="0"/>
-          <w:numId w:val="101"/>
+          <w:numId w:val="102"/>
         </w:numPr>
       </w:pPr>
       <w:r>
@@ -12775,7 +13134,7 @@
         <w:pStyle w:val="Compact"/>
         <w:numPr>
           <w:ilvl w:val="0"/>
-          <w:numId w:val="101"/>
+          <w:numId w:val="102"/>
         </w:numPr>
       </w:pPr>
       <w:r>
@@ -12787,13 +13146,151 @@
         <w:pStyle w:val="FirstParagraph"/>
       </w:pPr>
       <w:r>
+        <w:rPr>
+          <w:b/>
+          <w:bCs/>
+        </w:rPr>
+        <w:t>3. Pengecekan dengan artikel yang diunggah pemilik (draf 0.3).</w:t>
+      </w:r>
+    </w:p>
+    <w:p>
+      <w:pPr>
+        <w:pStyle w:val="Compact"/>
+        <w:numPr>
+          <w:ilvl w:val="0"/>
+          <w:numId w:val="103"/>
+        </w:numPr>
+      </w:pPr>
+      <w:r>
+        <w:t>Pedoman NIH infeksi oportunistik anak (bagian VZV, hlm. X-11) memberi penyesuaian ginjal asiklovir IV dengan pola yang sama dengan label:</w:t>
+      </w:r>
+    </w:p>
+    <w:p>
+      <w:pPr>
+        <w:pStyle w:val="Compact"/>
+        <w:numPr>
+          <w:ilvl w:val="1"/>
+          <w:numId w:val="104"/>
+        </w:numPr>
+      </w:pPr>
+      <w:r>
+        <w:t>klirens kreatinin &gt;50: tanpa penyesuaian dosis;</w:t>
+      </w:r>
+    </w:p>
+    <w:p>
+      <w:pPr>
+        <w:pStyle w:val="Compact"/>
+        <w:numPr>
+          <w:ilvl w:val="1"/>
+          <w:numId w:val="104"/>
+        </w:numPr>
+      </w:pPr>
+      <w:r>
+        <w:t>25–50: dosis biasa tiap 12 jam;</w:t>
+      </w:r>
+    </w:p>
+    <w:p>
+      <w:pPr>
+        <w:pStyle w:val="Compact"/>
+        <w:numPr>
+          <w:ilvl w:val="1"/>
+          <w:numId w:val="104"/>
+        </w:numPr>
+      </w:pPr>
+      <w:r>
+        <w:t>10 sampai &lt;25: dosis biasa tiap 24 jam;</w:t>
+      </w:r>
+    </w:p>
+    <w:p>
+      <w:pPr>
+        <w:pStyle w:val="Compact"/>
+        <w:numPr>
+          <w:ilvl w:val="1"/>
+          <w:numId w:val="104"/>
+        </w:numPr>
+      </w:pPr>
+      <w:r>
+        <w:t>&lt;10: 50% dosis biasa tiap 24 jam. NIH memberi contoh: bila dosis biasa 10 mg/kg tiap 8 jam, maka 5 mg/kg tiap 24 jam;</w:t>
+      </w:r>
+    </w:p>
+    <w:p>
+      <w:pPr>
+        <w:pStyle w:val="Compact"/>
+        <w:numPr>
+          <w:ilvl w:val="1"/>
+          <w:numId w:val="104"/>
+        </w:numPr>
+      </w:pPr>
+      <w:r>
+        <w:t>hemodialisis intermiten: 5 mg/kg IV tiap 24 jam, diberikan sesudah dialisis.</w:t>
+      </w:r>
+    </w:p>
+    <w:p>
+      <w:pPr>
+        <w:pStyle w:val="Compact"/>
+        <w:numPr>
+          <w:ilvl w:val="0"/>
+          <w:numId w:val="103"/>
+        </w:numPr>
+      </w:pPr>
+      <w:r>
         <w:lastRenderedPageBreak/>
-        <w:t>Referensi tabel ginjal pediatrik yang mungkin menjadi acuan (Daschner 2005) belum bisa saya akses; link di Lampiran D.</w:t>
-      </w:r>
-    </w:p>
-    <w:p>
-      <w:r>
-        <w:pict w14:anchorId="6D6D9240">
+        <w:t xml:space="preserve">Jadi, untuk dosis normal 10 mg/kg, NIH dan label sama-sama memberi </w:t>
+      </w:r>
+      <w:r>
+        <w:rPr>
+          <w:b/>
+          <w:bCs/>
+        </w:rPr>
+        <w:t>10 mg/kg tiap 8 jam pada LFG &gt;50</w:t>
+      </w:r>
+      <w:r>
+        <w:t xml:space="preserve"> dan </w:t>
+      </w:r>
+      <w:r>
+        <w:rPr>
+          <w:b/>
+          <w:bCs/>
+        </w:rPr>
+        <w:t>5 mg/kg tiap 24 jam pada LFG &lt;10</w:t>
+      </w:r>
+      <w:r>
+        <w:t>. IDAI menulis 5 mg/kg dan 2,5 mg/kg. Dugaan bahwa angka IDAI bergeser satu kolom (angka LFG &gt;50 sebenarnya untuk LFG &lt;50) tidak cocok: pada LFG 10–50, NIH dan label tetap memberi dosis penuh dengan interval lebih panjang, bukan 5 mg/kg tiap 8 jam.</w:t>
+      </w:r>
+    </w:p>
+    <w:p>
+      <w:pPr>
+        <w:pStyle w:val="Compact"/>
+        <w:numPr>
+          <w:ilvl w:val="0"/>
+          <w:numId w:val="103"/>
+        </w:numPr>
+      </w:pPr>
+      <w:r>
+        <w:t>Daschner 2005 hlm. 1680 memakai sistem lain (dosis per m² dan batas LFG 40/10/anuria): asiklovir VZV 1.500 mg/m²/hari dalam 3 dosis, HSV 750 mg/m²/hari dalam 3 dosis; 60% dalam 2 dosis pada LFG 40, 20% dalam 1 dosis pada LFG 10, 15% dalam 1 dosis pada anuria. Daschner bukan sumber asal tabel IDAI, karena batas LFG-nya berbeda.</w:t>
+      </w:r>
+    </w:p>
+    <w:p>
+      <w:pPr>
+        <w:pStyle w:val="FirstParagraph"/>
+      </w:pPr>
+      <w:r>
+        <w:rPr>
+          <w:b/>
+          <w:bCs/>
+        </w:rPr>
+        <w:t>Kesimpulan setelah verifikasi:</w:t>
+      </w:r>
+      <w:r>
+        <w:t xml:space="preserve"> </w:t>
+      </w:r>
+      <w:r>
+        <w:t>angka penyesuaian ginjal asiklovir di IDAI hlm. 76 tidak didukung oleh label FDA maupun pedoman NIH; keduanya memberi angka dua kali lipat dari IDAI. Opsi a/b di atas tetap memerlukan keputusan pemilik atau dokter. Bila pemilik memilih opsi b, sumber yang dipakai sebaiknya pedoman NIH, karena pedoman itu khusus untuk anak.</w:t>
+      </w:r>
+    </w:p>
+    <w:p>
+      <w:r>
+        <w:pict w14:anchorId="0821D594">
           <v:rect id="_x0000_i1037" style="width:0;height:1.5pt" o:hralign="center" o:hrstd="t" o:hr="t"/>
         </w:pict>
       </w:r>
@@ -12803,7 +13300,7 @@
         <w:pStyle w:val="Heading2"/>
       </w:pPr>
       <w:bookmarkStart w:id="46" w:name="X54ebb7ef35090b305a4120f8753225d28fa567e"/>
-      <w:bookmarkStart w:id="47" w:name="_Toc242799832"/>
+      <w:bookmarkStart w:id="47" w:name="_Toc242815483"/>
       <w:bookmarkEnd w:id="44"/>
       <w:r>
         <w:t>6. Temuan lain yang perlu dicek pemilik atau dokter</w:t>
@@ -12815,7 +13312,7 @@
         <w:pStyle w:val="Compact"/>
         <w:numPr>
           <w:ilvl w:val="0"/>
-          <w:numId w:val="102"/>
+          <w:numId w:val="105"/>
         </w:numPr>
       </w:pPr>
       <w:r>
@@ -12834,7 +13331,7 @@
         <w:pStyle w:val="Compact"/>
         <w:numPr>
           <w:ilvl w:val="0"/>
-          <w:numId w:val="102"/>
+          <w:numId w:val="105"/>
         </w:numPr>
       </w:pPr>
       <w:r>
@@ -12853,7 +13350,7 @@
         <w:pStyle w:val="Compact"/>
         <w:numPr>
           <w:ilvl w:val="0"/>
-          <w:numId w:val="102"/>
+          <w:numId w:val="105"/>
         </w:numPr>
       </w:pPr>
       <w:r>
@@ -12872,7 +13369,7 @@
         <w:pStyle w:val="Compact"/>
         <w:numPr>
           <w:ilvl w:val="0"/>
-          <w:numId w:val="102"/>
+          <w:numId w:val="105"/>
         </w:numPr>
       </w:pPr>
       <w:r>
@@ -12891,7 +13388,7 @@
         <w:pStyle w:val="Compact"/>
         <w:numPr>
           <w:ilvl w:val="0"/>
-          <w:numId w:val="102"/>
+          <w:numId w:val="105"/>
         </w:numPr>
       </w:pPr>
       <w:r>
@@ -12910,7 +13407,7 @@
         <w:pStyle w:val="Compact"/>
         <w:numPr>
           <w:ilvl w:val="0"/>
-          <w:numId w:val="102"/>
+          <w:numId w:val="105"/>
         </w:numPr>
       </w:pPr>
       <w:r>
@@ -12929,26 +13426,81 @@
         <w:pStyle w:val="Compact"/>
         <w:numPr>
           <w:ilvl w:val="0"/>
-          <w:numId w:val="102"/>
-        </w:numPr>
-      </w:pPr>
-      <w:r>
-        <w:rPr>
-          <w:b/>
-          <w:bCs/>
-        </w:rPr>
+          <w:numId w:val="105"/>
+        </w:numPr>
+      </w:pPr>
+      <w:r>
+        <w:rPr>
+          <w:b/>
+          <w:bCs/>
+        </w:rPr>
+        <w:t>Amoksisilin 80–90 mg/kg/hari</w:t>
+      </w:r>
+      <w:r>
+        <w:t>: IDAI membagi dalam 3 dosis; AAP 2013 dan IDSA 2011 membagi dalam 2 dosis.</w:t>
+      </w:r>
+    </w:p>
+    <w:p>
+      <w:pPr>
+        <w:pStyle w:val="Compact"/>
+        <w:numPr>
+          <w:ilvl w:val="0"/>
+          <w:numId w:val="105"/>
+        </w:numPr>
+      </w:pPr>
+      <w:r>
+        <w:rPr>
+          <w:b/>
+          <w:bCs/>
+        </w:rPr>
+        <w:t>Gentamisin neonatus</w:t>
+      </w:r>
+      <w:r>
+        <w:t>: tabel IDAI berbeda dari label (2,5 mg/kg tiap 12 jam pada usia ≤1 minggu), WHO-PB, dan IDSA 2004 (5 mg/kg/hari tiap 12 jam pada usia 0–7 hari; 7,5 mg/kg/hari tiap 8 jam pada usia 8–28 hari).</w:t>
+      </w:r>
+    </w:p>
+    <w:p>
+      <w:pPr>
+        <w:pStyle w:val="Compact"/>
+        <w:numPr>
+          <w:ilvl w:val="0"/>
+          <w:numId w:val="105"/>
+        </w:numPr>
+      </w:pPr>
+      <w:r>
+        <w:rPr>
+          <w:b/>
+          <w:bCs/>
+        </w:rPr>
+        <w:t>Penyesuaian ginjal seftriakson dan ondansetron</w:t>
+      </w:r>
+      <w:r>
+        <w:t>: IDAI menulis 100% di semua tingkat LFG, sedangkan Daschner 2005 menurunkan dosis pada LFG 10 dan anuria. Label seftriakson mendukung tanpa penyesuaian sampai 2 g/hari.</w:t>
+      </w:r>
+    </w:p>
+    <w:p>
+      <w:pPr>
+        <w:pStyle w:val="Compact"/>
+        <w:numPr>
+          <w:ilvl w:val="0"/>
+          <w:numId w:val="105"/>
+        </w:numPr>
+      </w:pPr>
+      <w:r>
+        <w:rPr>
+          <w:b/>
+          <w:bCs/>
+        </w:rPr>
+        <w:lastRenderedPageBreak/>
         <w:t>FORNAS ibuprofen injeksi 100 mg/mL</w:t>
       </w:r>
       <w:r>
-        <w:t xml:space="preserve"> </w:t>
-      </w:r>
-      <w:r>
-        <w:t>mencantumkan "2.400 mg/hari selama 3 hari". Draf ini menganggapnya peresepan maksimal (bukan dosis anak per kg), sehingga rute injeksi ibuprofen dikeluarkan. Mohon konfirmasi.</w:t>
-      </w:r>
-    </w:p>
-    <w:p>
-      <w:r>
-        <w:pict w14:anchorId="1F909B29">
+        <w:t xml:space="preserve"> mencantumkan "2.400 mg/hari selama 3 hari". Draf ini menganggapnya peresepan maksimal (bukan dosis anak per kg), sehingga rute injeksi ibuprofen dikeluarkan. Mohon konfirmasi.</w:t>
+      </w:r>
+    </w:p>
+    <w:p>
+      <w:r>
+        <w:pict w14:anchorId="150B544D">
           <v:rect id="_x0000_i1038" style="width:0;height:1.5pt" o:hralign="center" o:hrstd="t" o:hr="t"/>
         </w:pict>
       </w:r>
@@ -12958,7 +13510,7 @@
         <w:pStyle w:val="Heading2"/>
       </w:pPr>
       <w:bookmarkStart w:id="48" w:name="X3a9dccdb3bc184df83f197caca61c0ce9c1543b"/>
-      <w:bookmarkStart w:id="49" w:name="_Toc242799833"/>
+      <w:bookmarkStart w:id="49" w:name="_Toc242815484"/>
       <w:bookmarkEnd w:id="46"/>
       <w:r>
         <w:t>7. Daftar pustaka</w:t>
@@ -12982,7 +13534,7 @@
         <w:pStyle w:val="Compact"/>
         <w:numPr>
           <w:ilvl w:val="0"/>
-          <w:numId w:val="103"/>
+          <w:numId w:val="106"/>
         </w:numPr>
       </w:pPr>
       <w:r>
@@ -13003,7 +13555,10 @@
         <w:t>Buku Saku Dosis Obat Pediatri.</w:t>
       </w:r>
       <w:r>
-        <w:t xml:space="preserve"> Jakarta: Ikatan Dokter Anak Indonesia; 2016. Berkas milik pemilik: </w:t>
+        <w:t xml:space="preserve"> </w:t>
+      </w:r>
+      <w:r>
+        <w:t xml:space="preserve">Jakarta: Ikatan Dokter Anak Indonesia; 2016. Berkas milik pemilik: </w:t>
       </w:r>
       <w:r>
         <w:rPr>
@@ -13028,7 +13583,7 @@
         <w:pStyle w:val="Compact"/>
         <w:numPr>
           <w:ilvl w:val="0"/>
-          <w:numId w:val="103"/>
+          <w:numId w:val="106"/>
         </w:numPr>
       </w:pPr>
       <w:r>
@@ -13039,10 +13594,7 @@
         <w:t>[P2]</w:t>
       </w:r>
       <w:r>
-        <w:t xml:space="preserve"> </w:t>
-      </w:r>
-      <w:r>
-        <w:t xml:space="preserve">Kementerian Kesehatan RI. </w:t>
+        <w:t xml:space="preserve"> Kementerian Kesehatan RI. </w:t>
       </w:r>
       <w:r>
         <w:rPr>
@@ -13094,7 +13646,7 @@
         <w:pStyle w:val="Compact"/>
         <w:numPr>
           <w:ilvl w:val="0"/>
-          <w:numId w:val="104"/>
+          <w:numId w:val="107"/>
         </w:numPr>
       </w:pPr>
       <w:r>
@@ -13121,15 +13673,14 @@
         <w:pStyle w:val="Compact"/>
         <w:numPr>
           <w:ilvl w:val="0"/>
-          <w:numId w:val="104"/>
-        </w:numPr>
-      </w:pPr>
-      <w:r>
-        <w:rPr>
-          <w:b/>
-          <w:bCs/>
-        </w:rPr>
-        <w:lastRenderedPageBreak/>
+          <w:numId w:val="107"/>
+        </w:numPr>
+      </w:pPr>
+      <w:r>
+        <w:rPr>
+          <w:b/>
+          <w:bCs/>
+        </w:rPr>
         <w:t>[L2]</w:t>
       </w:r>
       <w:r>
@@ -13149,7 +13700,7 @@
         <w:pStyle w:val="Compact"/>
         <w:numPr>
           <w:ilvl w:val="0"/>
-          <w:numId w:val="104"/>
+          <w:numId w:val="107"/>
         </w:numPr>
       </w:pPr>
       <w:r>
@@ -13160,10 +13711,7 @@
         <w:t>[L3]</w:t>
       </w:r>
       <w:r>
-        <w:t xml:space="preserve"> </w:t>
-      </w:r>
-      <w:r>
-        <w:t xml:space="preserve">Amoxicillin tablets, for oral suspension, chewable tablets and capsules. Versi 4, efektif 6 Okt 2026. </w:t>
+        <w:t xml:space="preserve"> Amoxicillin tablets, for oral suspension, chewable tablets and capsules. Versi 4, efektif 6 Okt 2026. </w:t>
       </w:r>
       <w:hyperlink r:id="rId10">
         <w:r>
@@ -13179,7 +13727,7 @@
         <w:pStyle w:val="Compact"/>
         <w:numPr>
           <w:ilvl w:val="0"/>
-          <w:numId w:val="104"/>
+          <w:numId w:val="107"/>
         </w:numPr>
       </w:pPr>
       <w:r>
@@ -13206,7 +13754,7 @@
         <w:pStyle w:val="Compact"/>
         <w:numPr>
           <w:ilvl w:val="0"/>
-          <w:numId w:val="104"/>
+          <w:numId w:val="107"/>
         </w:numPr>
       </w:pPr>
       <w:r>
@@ -13233,7 +13781,7 @@
         <w:pStyle w:val="Compact"/>
         <w:numPr>
           <w:ilvl w:val="0"/>
-          <w:numId w:val="104"/>
+          <w:numId w:val="107"/>
         </w:numPr>
       </w:pPr>
       <w:r>
@@ -13244,7 +13792,10 @@
         <w:t>[L6]</w:t>
       </w:r>
       <w:r>
-        <w:t xml:space="preserve"> Ondansetron tablets. Versi 15, efektif 9 Okt 2026. </w:t>
+        <w:t xml:space="preserve"> </w:t>
+      </w:r>
+      <w:r>
+        <w:t xml:space="preserve">Ondansetron tablets. Versi 15, efektif 9 Okt 2026. </w:t>
       </w:r>
       <w:hyperlink r:id="rId13">
         <w:r>
@@ -13260,7 +13811,7 @@
         <w:pStyle w:val="Compact"/>
         <w:numPr>
           <w:ilvl w:val="0"/>
-          <w:numId w:val="104"/>
+          <w:numId w:val="107"/>
         </w:numPr>
       </w:pPr>
       <w:r>
@@ -13287,21 +13838,19 @@
         <w:pStyle w:val="Compact"/>
         <w:numPr>
           <w:ilvl w:val="0"/>
-          <w:numId w:val="104"/>
-        </w:numPr>
-      </w:pPr>
-      <w:r>
-        <w:rPr>
-          <w:b/>
-          <w:bCs/>
-        </w:rPr>
+          <w:numId w:val="107"/>
+        </w:numPr>
+      </w:pPr>
+      <w:r>
+        <w:rPr>
+          <w:b/>
+          <w:bCs/>
+        </w:rPr>
+        <w:lastRenderedPageBreak/>
         <w:t>[L8]</w:t>
       </w:r>
       <w:r>
-        <w:t xml:space="preserve"> </w:t>
-      </w:r>
-      <w:r>
-        <w:t xml:space="preserve">Dexamethasone Sodium Phosphate Injection, USP. Versi 3, efektif 9 Sep 2026. </w:t>
+        <w:t xml:space="preserve"> Dexamethasone Sodium Phosphate Injection, USP. Versi 3, efektif 9 Sep 2026. </w:t>
       </w:r>
       <w:hyperlink r:id="rId15">
         <w:r>
@@ -13317,7 +13866,7 @@
         <w:pStyle w:val="Compact"/>
         <w:numPr>
           <w:ilvl w:val="0"/>
-          <w:numId w:val="104"/>
+          <w:numId w:val="107"/>
         </w:numPr>
       </w:pPr>
       <w:r>
@@ -13344,7 +13893,7 @@
         <w:pStyle w:val="Compact"/>
         <w:numPr>
           <w:ilvl w:val="0"/>
-          <w:numId w:val="104"/>
+          <w:numId w:val="107"/>
         </w:numPr>
       </w:pPr>
       <w:r>
@@ -13371,7 +13920,7 @@
         <w:pStyle w:val="Compact"/>
         <w:numPr>
           <w:ilvl w:val="0"/>
-          <w:numId w:val="104"/>
+          <w:numId w:val="107"/>
         </w:numPr>
       </w:pPr>
       <w:r>
@@ -13382,7 +13931,10 @@
         <w:t>[L12]</w:t>
       </w:r>
       <w:r>
-        <w:t xml:space="preserve"> NEOPROFEN (ibuprofen lysine) injection. Versi 17. </w:t>
+        <w:t xml:space="preserve"> </w:t>
+      </w:r>
+      <w:r>
+        <w:t xml:space="preserve">NEOPROFEN (ibuprofen lysine) injection. Versi 17. </w:t>
       </w:r>
       <w:hyperlink r:id="rId18">
         <w:r>
@@ -13398,7 +13950,7 @@
         <w:pStyle w:val="Compact"/>
         <w:numPr>
           <w:ilvl w:val="0"/>
-          <w:numId w:val="104"/>
+          <w:numId w:val="107"/>
         </w:numPr>
       </w:pPr>
       <w:r>
@@ -13445,7 +13997,7 @@
         <w:pStyle w:val="Compact"/>
         <w:numPr>
           <w:ilvl w:val="0"/>
-          <w:numId w:val="105"/>
+          <w:numId w:val="108"/>
         </w:numPr>
       </w:pPr>
       <w:r>
@@ -13482,15 +14034,14 @@
         <w:pStyle w:val="Compact"/>
         <w:numPr>
           <w:ilvl w:val="0"/>
-          <w:numId w:val="105"/>
-        </w:numPr>
-      </w:pPr>
-      <w:r>
-        <w:rPr>
-          <w:b/>
-          <w:bCs/>
-        </w:rPr>
-        <w:lastRenderedPageBreak/>
+          <w:numId w:val="108"/>
+        </w:numPr>
+      </w:pPr>
+      <w:r>
+        <w:rPr>
+          <w:b/>
+          <w:bCs/>
+        </w:rPr>
         <w:t>[W2]</w:t>
       </w:r>
       <w:r>
@@ -13532,7 +14083,7 @@
         <w:pStyle w:val="Compact"/>
         <w:numPr>
           <w:ilvl w:val="0"/>
-          <w:numId w:val="106"/>
+          <w:numId w:val="109"/>
         </w:numPr>
       </w:pPr>
       <w:r>
@@ -13569,7 +14120,7 @@
         <w:pStyle w:val="Compact"/>
         <w:numPr>
           <w:ilvl w:val="0"/>
-          <w:numId w:val="106"/>
+          <w:numId w:val="109"/>
         </w:numPr>
       </w:pPr>
       <w:r>
@@ -13580,10 +14131,7 @@
         <w:t>[J9]</w:t>
       </w:r>
       <w:r>
-        <w:t xml:space="preserve"> </w:t>
-      </w:r>
-      <w:r>
-        <w:t xml:space="preserve">Birmingham PK, Tobin MJ, Fisher DM, dkk. Initial and subsequent dosing of rectal acetaminophen in children: a 24-hour pharmacokinetic study of new dose recommendations. </w:t>
+        <w:t xml:space="preserve"> Birmingham PK, Tobin MJ, Fisher DM, dkk. Initial and subsequent dosing of rectal acetaminophen in children: a 24-hour pharmacokinetic study of new dose recommendations. </w:t>
       </w:r>
       <w:r>
         <w:rPr>
@@ -13613,6 +14161,281 @@
           <w:b/>
           <w:bCs/>
         </w:rPr>
+        <w:t>Artikel dan pedoman yang diunggah pemilik (teks lengkap sudah dibaca)</w:t>
+      </w:r>
+    </w:p>
+    <w:p>
+      <w:pPr>
+        <w:pStyle w:val="Compact"/>
+        <w:numPr>
+          <w:ilvl w:val="0"/>
+          <w:numId w:val="110"/>
+        </w:numPr>
+      </w:pPr>
+      <w:r>
+        <w:rPr>
+          <w:b/>
+          <w:bCs/>
+        </w:rPr>
+        <w:t>[J1]</w:t>
+      </w:r>
+      <w:r>
+        <w:t xml:space="preserve"> </w:t>
+      </w:r>
+      <w:r>
+        <w:t xml:space="preserve">Lieberthal AS, Carroll AE, Chonmaitree T, dkk. The diagnosis and management of acute otitis media. </w:t>
+      </w:r>
+      <w:r>
+        <w:rPr>
+          <w:i/>
+          <w:iCs/>
+        </w:rPr>
+        <w:t>Pediatrics.</w:t>
+      </w:r>
+      <w:r>
+        <w:t xml:space="preserve"> 2013;131(3):e964-99. </w:t>
+      </w:r>
+      <w:hyperlink r:id="rId24">
+        <w:r>
+          <w:rPr>
+            <w:rStyle w:val="Hyperlink"/>
+          </w:rPr>
+          <w:t>https://doi.org/10.1542/peds.2012-3488</w:t>
+        </w:r>
+      </w:hyperlink>
+    </w:p>
+    <w:p>
+      <w:pPr>
+        <w:pStyle w:val="Compact"/>
+        <w:numPr>
+          <w:ilvl w:val="0"/>
+          <w:numId w:val="110"/>
+        </w:numPr>
+      </w:pPr>
+      <w:r>
+        <w:rPr>
+          <w:b/>
+          <w:bCs/>
+        </w:rPr>
+        <w:t>[J2]</w:t>
+      </w:r>
+      <w:r>
+        <w:t xml:space="preserve"> Bradley JS, Byington CL, Shah SS, dkk. The management of community-acquired pneumonia in infants and children older than 3 months of age: clinical practice guidelines by PIDS and IDSA. </w:t>
+      </w:r>
+      <w:r>
+        <w:rPr>
+          <w:i/>
+          <w:iCs/>
+        </w:rPr>
+        <w:t>Clin Infect Dis.</w:t>
+      </w:r>
+      <w:r>
+        <w:t xml:space="preserve"> 2011;53(7):e25-76. </w:t>
+      </w:r>
+      <w:hyperlink r:id="rId25">
+        <w:r>
+          <w:rPr>
+            <w:rStyle w:val="Hyperlink"/>
+          </w:rPr>
+          <w:t>https://doi.org/10.1093/cid/cir531</w:t>
+        </w:r>
+      </w:hyperlink>
+    </w:p>
+    <w:p>
+      <w:pPr>
+        <w:pStyle w:val="Compact"/>
+        <w:numPr>
+          <w:ilvl w:val="0"/>
+          <w:numId w:val="110"/>
+        </w:numPr>
+      </w:pPr>
+      <w:r>
+        <w:rPr>
+          <w:b/>
+          <w:bCs/>
+        </w:rPr>
+        <w:lastRenderedPageBreak/>
+        <w:t>[J3]</w:t>
+      </w:r>
+      <w:r>
+        <w:t xml:space="preserve"> Wilson WR, Gewitz M, Lockhart PB, dkk. Prevention of viridans group streptococcal infective endocarditis: a scientific statement from the American Heart Association. </w:t>
+      </w:r>
+      <w:r>
+        <w:rPr>
+          <w:i/>
+          <w:iCs/>
+        </w:rPr>
+        <w:t>Circulation.</w:t>
+      </w:r>
+      <w:r>
+        <w:t xml:space="preserve"> 2021;143(20):e963-78. </w:t>
+      </w:r>
+      <w:hyperlink r:id="rId26">
+        <w:r>
+          <w:rPr>
+            <w:rStyle w:val="Hyperlink"/>
+          </w:rPr>
+          <w:t>https://doi.org/10.1161/CIR.0000000000000969</w:t>
+        </w:r>
+      </w:hyperlink>
+    </w:p>
+    <w:p>
+      <w:pPr>
+        <w:pStyle w:val="Compact"/>
+        <w:numPr>
+          <w:ilvl w:val="0"/>
+          <w:numId w:val="110"/>
+        </w:numPr>
+      </w:pPr>
+      <w:r>
+        <w:rPr>
+          <w:b/>
+          <w:bCs/>
+        </w:rPr>
+        <w:t>[J5]</w:t>
+      </w:r>
+      <w:r>
+        <w:t xml:space="preserve"> Tunkel AR, Hartman BJ, Kaplan SL, dkk. Practice guidelines for the management of bacterial meningitis. </w:t>
+      </w:r>
+      <w:r>
+        <w:rPr>
+          <w:i/>
+          <w:iCs/>
+        </w:rPr>
+        <w:t>Clin Infect Dis.</w:t>
+      </w:r>
+      <w:r>
+        <w:t xml:space="preserve"> 2004;39(9):1267-84. </w:t>
+      </w:r>
+      <w:hyperlink r:id="rId27">
+        <w:r>
+          <w:rPr>
+            <w:rStyle w:val="Hyperlink"/>
+          </w:rPr>
+          <w:t>https://doi.org/10.1086/425368</w:t>
+        </w:r>
+      </w:hyperlink>
+    </w:p>
+    <w:p>
+      <w:pPr>
+        <w:pStyle w:val="Compact"/>
+        <w:numPr>
+          <w:ilvl w:val="0"/>
+          <w:numId w:val="110"/>
+        </w:numPr>
+      </w:pPr>
+      <w:r>
+        <w:rPr>
+          <w:b/>
+          <w:bCs/>
+        </w:rPr>
+        <w:t>[J6]</w:t>
+      </w:r>
+      <w:r>
+        <w:t xml:space="preserve"> Daschner M. Drug dosage in children with reduced renal function. </w:t>
+      </w:r>
+      <w:r>
+        <w:rPr>
+          <w:i/>
+          <w:iCs/>
+        </w:rPr>
+        <w:t>Pediatr Nephrol.</w:t>
+      </w:r>
+      <w:r>
+        <w:t xml:space="preserve"> 2005;20(12):1675-86. </w:t>
+      </w:r>
+      <w:hyperlink r:id="rId28">
+        <w:r>
+          <w:rPr>
+            <w:rStyle w:val="Hyperlink"/>
+          </w:rPr>
+          <w:t>https://doi.org/10.1007/s00467-005-1922-9</w:t>
+        </w:r>
+      </w:hyperlink>
+    </w:p>
+    <w:p>
+      <w:pPr>
+        <w:pStyle w:val="Compact"/>
+        <w:numPr>
+          <w:ilvl w:val="0"/>
+          <w:numId w:val="110"/>
+        </w:numPr>
+      </w:pPr>
+      <w:r>
+        <w:rPr>
+          <w:b/>
+          <w:bCs/>
+        </w:rPr>
+        <w:t>[J7]</w:t>
+      </w:r>
+      <w:r>
+        <w:t xml:space="preserve"> Freedman SB, Adler M, Seshadri R, Powell EC. Oral ondansetron for gastroenteritis in a pediatric emergency department. </w:t>
+      </w:r>
+      <w:r>
+        <w:rPr>
+          <w:i/>
+          <w:iCs/>
+        </w:rPr>
+        <w:t>N Engl J Med.</w:t>
+      </w:r>
+      <w:r>
+        <w:t xml:space="preserve"> 2006;354(16):1698-705. </w:t>
+      </w:r>
+      <w:hyperlink r:id="rId29">
+        <w:r>
+          <w:rPr>
+            <w:rStyle w:val="Hyperlink"/>
+          </w:rPr>
+          <w:t>https://doi.org/10.1056/NEJMoa055119</w:t>
+        </w:r>
+      </w:hyperlink>
+    </w:p>
+    <w:p>
+      <w:pPr>
+        <w:pStyle w:val="Compact"/>
+        <w:numPr>
+          <w:ilvl w:val="0"/>
+          <w:numId w:val="110"/>
+        </w:numPr>
+      </w:pPr>
+      <w:r>
+        <w:rPr>
+          <w:b/>
+          <w:bCs/>
+        </w:rPr>
+        <w:t>[J8]</w:t>
+      </w:r>
+      <w:r>
+        <w:t xml:space="preserve"> Panel on Opportunistic Infections in Children With and Exposed to HIV. </w:t>
+      </w:r>
+      <w:r>
+        <w:rPr>
+          <w:i/>
+          <w:iCs/>
+        </w:rPr>
+        <w:t>Guidelines for the Prevention and Treatment of Opportunistic Infections in Children With and Exposed to HIV.</w:t>
+      </w:r>
+      <w:r>
+        <w:t xml:space="preserve"> Department of Health and Human Services. Pembaruan 23 April 2026 (bagian HSV diperbarui 27 Juni 2018; bagian VZV 23 April 2026). </w:t>
+      </w:r>
+      <w:hyperlink r:id="rId30">
+        <w:r>
+          <w:rPr>
+            <w:rStyle w:val="Hyperlink"/>
+          </w:rPr>
+          <w:t>https://clinicalinfo.hiv.gov/en/guidelines/pediatric-opportunistic-infection</w:t>
+        </w:r>
+      </w:hyperlink>
+    </w:p>
+    <w:p>
+      <w:pPr>
+        <w:pStyle w:val="FirstParagraph"/>
+      </w:pPr>
+      <w:r>
+        <w:rPr>
+          <w:b/>
+          <w:bCs/>
+        </w:rPr>
         <w:t>Acuan konsep tampilan (tidak disalin)</w:t>
       </w:r>
     </w:p>
@@ -13621,13 +14444,13 @@
         <w:pStyle w:val="Compact"/>
         <w:numPr>
           <w:ilvl w:val="0"/>
-          <w:numId w:val="107"/>
+          <w:numId w:val="111"/>
         </w:numPr>
       </w:pPr>
       <w:r>
         <w:t xml:space="preserve">Aplikasi "Dosis Obat Anak" (Steven Tiro), Google Play: </w:t>
       </w:r>
-      <w:hyperlink r:id="rId24">
+      <w:hyperlink r:id="rId31">
         <w:r>
           <w:rPr>
             <w:rStyle w:val="Hyperlink"/>
@@ -13638,7 +14461,7 @@
     </w:p>
     <w:p>
       <w:r>
-        <w:pict w14:anchorId="099D3BC1">
+        <w:pict w14:anchorId="6EADD706">
           <v:rect id="_x0000_i1039" style="width:0;height:1.5pt" o:hralign="center" o:hrstd="t" o:hr="t"/>
         </w:pict>
       </w:r>
@@ -13648,7 +14471,7 @@
         <w:pStyle w:val="Heading2"/>
       </w:pPr>
       <w:bookmarkStart w:id="50" w:name="Xaecc7c9fc2cfc900e313856c7df1bfcdde28cd4"/>
-      <w:bookmarkStart w:id="51" w:name="_Toc242799834"/>
+      <w:bookmarkStart w:id="51" w:name="_Toc242815485"/>
       <w:bookmarkEnd w:id="48"/>
       <w:r>
         <w:t>Lampiran A. Indeks isi Buku Saku Dosis Obat Pediatri IDAI 2016 (untuk rencana batch berikutnya)</w:t>
@@ -13693,7 +14516,7 @@
         <w:pStyle w:val="Compact"/>
         <w:numPr>
           <w:ilvl w:val="0"/>
-          <w:numId w:val="108"/>
+          <w:numId w:val="112"/>
         </w:numPr>
       </w:pPr>
       <w:r>
@@ -13705,7 +14528,7 @@
         <w:pStyle w:val="Compact"/>
         <w:numPr>
           <w:ilvl w:val="0"/>
-          <w:numId w:val="108"/>
+          <w:numId w:val="112"/>
         </w:numPr>
       </w:pPr>
       <w:r>
@@ -13717,7 +14540,7 @@
         <w:pStyle w:val="Compact"/>
         <w:numPr>
           <w:ilvl w:val="0"/>
-          <w:numId w:val="108"/>
+          <w:numId w:val="112"/>
         </w:numPr>
       </w:pPr>
       <w:r>
@@ -13729,7 +14552,7 @@
         <w:pStyle w:val="Compact"/>
         <w:numPr>
           <w:ilvl w:val="0"/>
-          <w:numId w:val="108"/>
+          <w:numId w:val="112"/>
         </w:numPr>
       </w:pPr>
       <w:r>
@@ -13741,10 +14564,11 @@
         <w:pStyle w:val="Compact"/>
         <w:numPr>
           <w:ilvl w:val="0"/>
-          <w:numId w:val="108"/>
-        </w:numPr>
-      </w:pPr>
-      <w:r>
+          <w:numId w:val="112"/>
+        </w:numPr>
+      </w:pPr>
+      <w:r>
+        <w:lastRenderedPageBreak/>
         <w:t>Penisilin: amoksisilin, amoksisilin-asam klavulanat, ampisilin, golongan penisilin lain (hlm. 22–24), oksasilin, nafsilin, dikloksasilin.</w:t>
       </w:r>
     </w:p>
@@ -13753,7 +14577,7 @@
         <w:pStyle w:val="Compact"/>
         <w:numPr>
           <w:ilvl w:val="0"/>
-          <w:numId w:val="108"/>
+          <w:numId w:val="112"/>
         </w:numPr>
       </w:pPr>
       <w:r>
@@ -13777,8 +14601,61 @@
         <w:pStyle w:val="BodyText"/>
       </w:pPr>
       <w:r>
+        <w:t>Amfoterisin B (konvensional), amikasin, aminofilin, ampisilin, ampisilin sulbaktam, asiklovir, beractant (surfaktan), dekstrosa, fenobarbital, fitomenadion (vitamin K1), furosemid, gentamisin, imunoglobulin hepatitis B (HBIG), imunoglobulin, isoniazid, meropenem, metronidazol, seftazidim, vankomisin.</w:t>
+      </w:r>
+    </w:p>
+    <w:p>
+      <w:pPr>
+        <w:pStyle w:val="BodyText"/>
+      </w:pPr>
+      <w:r>
+        <w:rPr>
+          <w:b/>
+          <w:bCs/>
+        </w:rPr>
+        <w:t>A.3 Daftar Dosis Obat (hlm. 34–72), 275 entri</w:t>
+      </w:r>
+    </w:p>
+    <w:p>
+      <w:pPr>
+        <w:pStyle w:val="BodyText"/>
+      </w:pPr>
+      <w:r>
+        <w:t>5-Fluorouracil (tertulis "5 – Flurouracil") (34), 5-hidroksi triptofan (34), Abacavir (34), Abatacept (34), Aceclofenac (34), Acemetacin (34), Acetaminofen (35), Adrenalin (35), Acrivastine (35), Adalimumab (35), Adriamisin (35), Alclometason (35), Alitretinoin (35), Alopurinol (36), Amcinonide (36), Amfoterisin B (36), Amfoterisin B (konvensional) (36), Aminofilin (36), Amlodipin (36), Asam folat (36), Asam folinat (36), Asam Traneksamat (36), Asam mefenamat (37), Asam ursodeoksikolat (37), Asiklovir (37),</w:t>
+      </w:r>
+      <w:r>
+        <w:t xml:space="preserve"> Asetilsistein (37), Asparaginase (37), Aspirin (38), Atazanavir (38), Atazinavir + ritonavir (39), Atenolol (39), Atovakuon (39), Atropin (40), Auranofin (40), Aurotioglukosa (40), Azatadine (40), Azatioprin (40), Azelastin (40), Azelastin + flutikason (40), Azitromisin (40), Bambuterol (40), Beklometason dipropionat (41), Belatacept (41), Belimumab (41), Betametason (41), Bikarbonat (42), Biotin (42), Bleomisin sulfat (42), Bromfeniramin (42), Budesonid (42), Budesonid + eformoterol (43), Buklizin (43), C</w:t>
+      </w:r>
+      <w:r>
+        <w:t>alcipotriol (43), Captopril (43), Carbinoksamin (43), Carvedilol (44), Celecoxib (44), Cetirizin (44), Cisapride (44), Cisplatin (44), Clemastine (44), Clobetasol (44), Clobetason (44), Clocortolon (44), Clonidin (44), Cytarabin (45), Daktinomisin (45), Dapson (45), Daunorubisin (45), Deferasiroks (45), Deferioksamin (45), Deferipron (45), Deflazakort (45), Dekstrosa (45), Deksametason (46), Deksklorfeniramin maleat (46), Deksmetilfenidat (46), Dekspantenol (46), Desloratadin (46), Desmopresin (46), Desonid</w:t>
+      </w:r>
+      <w:r>
+        <w:t xml:space="preserve"> (47), Desoksimetason (47), Diazoksid (47), Digoksin (47), Diklofenak (47), Dikloksasilin (47), Didanosin (47), Difenhidramin hidroklorida (47), Diflorason (47), Diflunisal (48), Dimetinden (48), Ditranol (48), Dolutegravir (Tivicay/DTG) (48), Dobutamin (48), Doksorubisin (48), Domperidon (48), Dopamin (48), Efalizumab (psoriasis) (48), Efavirenz (49), Eformoterol (49), Elaprase (49), Elosulfase alfa (49), Emtricitabin (49), Enalapril (49), Enfuvirtide (49), Eritropoeitin Alfa (49), Eritropoeitin Beta (49),</w:t>
+      </w:r>
+      <w:r>
+        <w:t xml:space="preserve"> Estrogen terkonjugasi + medroksiprogesteron (50), Etambutol hidroklorida (50), Etanercept (50), Etanol (50), Etinilestradiol (50), Etoposid (50), Etravirin (50), Faktor Von Willebrand (50), Faktor VIIa rekombinan (51), Faktor IX komplek (51), Famotidin (51), Famsiklovir (51), Fenilefrin (51), Fenobarbital (51), Filgastrim (51), Fisostigmin (51), Flukonazol (52), Flumazenil (52), Flunisolid (52), Fludrokortison asetat (52), Fluosinosid (52), Flutikason (52), Flutikason + formoterol (52), Flutikason + salmet</w:t>
+      </w:r>
+      <w:r>
+        <w:t xml:space="preserve">erol (52), Formoterol (52), Formoterol + mometason (52), Fosamprenavir (FPV) (52), Fosamprenavir + ritonavir (53), Furosemid (53), Gansiklovir (53), Garam ferrous (53), Glukagon (53), Hidralazin (53), </w:t>
+      </w:r>
+      <w:r>
         <w:lastRenderedPageBreak/>
-        <w:t>Amfoterisin B (konvensional), amikasin, aminofilin, ampisilin, ampisilin sulbaktam, asiklovir, beractant (surfaktan), dekstrosa, fenobarbital, fitomenadion (vitamin K1), furosemid, gentamisin, imunoglobulin hepatitis B (HBIG), imunoglobulin, isoniazid, meropenem, metronidazol, seftazidim, vankomisin.</w:t>
+        <w:t>Hidroklorotiazid (53), Hidrokortison (54), Hidroksi Urea (54), Hidroksiklorokuin sulfat (54), Hidroksikobalamin (vitamin B12) (54), Hormon pertumbuhan (54), Human chorionic gonadotropin (54), Ibuprofen (54), Imatinib Mesilate (54), Imiglucerase alfa (54), Imipramin (55), Imunoglobulin (55), Imunoglobulin antil</w:t>
+      </w:r>
+      <w:r>
+        <w:t>imfosit (55), Imunoglobulin, CMV (55), Imunoglobulin, difteri (55), Imunoglobulin, hepatitis B (55), Imunoglobulin rabies (56), Imunoglobulin, tetanus (56), Indometasin (56), Infliximab (56), Insulin, reguler (56), Ipratropium bromida (56), Irbesartan (57), Isoniazid (57), Kalium (57), Karboplatin (57), Kalsitriol (1.25-OH vitamin D3) (57), Kalsium glukonat (57), Kalsium klorida (57), Karbon aktif (57), Karnitin (57), Ketamine (57), Kloralhidrat (58), Klorokuin (58), Klorfeniramin (58), Kolestiramin (58), K</w:t>
+      </w:r>
+      <w:r>
+        <w:t>olekalsiferol ( Vitamin D3) (58), Kolkisin (59), Konsentrat trombosit (59), Kortison asetat (59), Kriopresipitat (59), Kromoglikat (59), L-arginin (60), L-glisin (60), L-isoleucine (60), L-metionin (60), L-valine (60), Labetalol (60), Laktulosa (61), Lamivudine (61), Lansoprazol (61), Leukovorin (Kalsium Folinat) (61), Lisinopril (61), Lopinavir +ritonavir (61), Loratadine (61), Losartan (61), Magnesium hidroksida (61), Manitol (62), Melfalan (62), Merkaptopurin (62), Mesna (62), Metimazol (62), Metilen bir</w:t>
+      </w:r>
+      <w:r>
+        <w:t>u (62), Metilfenidat (62), Metformin (62), Metilprednisolon (62), Metoklopramid (63), Metoprolol (63), Metotreksat (63), Mikofenolat mofetil (63), Milrinon (64), Mineral mix (64), Minoksidil (64), Mometason (64), Montelukast (64), Morfin sulfat (64), Nalokson (65), Natrium (65), Natrium tiosulfat (65), Natrium benzoate (65), Natrium-fenilbutirat (65), Natrium nitroprusid (65), Nevirapin (65), Nifedipin (65), Nitisinon (NTBC) (66), Nitrofurantoin (66), Noradrenalin (66), Octreotide (66), Omalizumab (66), Ome</w:t>
+      </w:r>
+      <w:r>
+        <w:t>prazole (66), Omnipaque 300 (66), Ondansetron (66), Orlistat (66), Pantoprazole (67), Packed red cell (67), Plasma beku segar (67), Pirazinamid (67), Piridoksin-HCl (vitamin B6) (67), Polietilen glikol (67), Prazosin (antagonis alfa perifer) (67), Prednison (67), Prometazin (67), Propranolol (67), Propiltiourasil (68), Ranitidin (68), Rituximab (68), Salbutamol (69), Sapropterin hidroklorida (69), Seng sulfat (69), Sildenafil (69), Siklofosfamid (69), Siklosporin (70), Siklosporin oftalmik (70), Siproheptad</w:t>
+      </w:r>
+      <w:r>
+        <w:t>in (70), Siproteron (70), Spironolakton (70), Sorbitol (70), Sukralfat (70), Stavudin (70), Takrolimus (70), Testosteron (71), Tiamin (71), Tikarsilin (71), Tiroksin (71), Triamsinolon (71), Trietilentetramin (71), Valgansiklovir (71), Vinblastin (71), Vinkristin (71), Vitamin A (71), Vitamin C (72), Vitamin E (72), Vitamin K1 (72), Vitamin mix (72), Zidovudin (72)</w:t>
       </w:r>
     </w:p>
     <w:p>
@@ -13790,60 +14667,6 @@
           <w:b/>
           <w:bCs/>
         </w:rPr>
-        <w:t>A.3 Daftar Dosis Obat (hlm. 34–72), 275 entri</w:t>
-      </w:r>
-    </w:p>
-    <w:p>
-      <w:pPr>
-        <w:pStyle w:val="BodyText"/>
-      </w:pPr>
-      <w:r>
-        <w:t>5-Fluorouracil (tertulis "5 – Flurouracil") (34), 5-hidroksi triptofan (34), Abacavir (34), Abatacept (34), Aceclofenac (34), Acemetacin (34), Acetaminofen (35), Adrenalin (35), Acrivastine (35), Adalimumab (35), Adriamisin (35), Alclometason (35), Alitretinoin (35), Alopurinol (36), Amcinonide (36), Amfoterisin B (36), Amfoterisin B (konvensional) (36), Aminofilin (36), Amlodipin (36), Asam folat (36), Asam folinat (36), Asam Traneksamat (36), Asam mefenamat (37), Asam ursodeoksikolat (37), Asiklovir (37),</w:t>
-      </w:r>
-      <w:r>
-        <w:t xml:space="preserve"> Asetilsistein (37), Asparaginase (37), Aspirin (38), Atazanavir (38), Atazinavir + ritonavir (39), Atenolol (39), Atovakuon (39), Atropin (40), Auranofin (40), Aurotioglukosa (40), Azatadine (40), Azatioprin (40), Azelastin (40), Azelastin + flutikason (40), Azitromisin (40), Bambuterol (40), Beklometason dipropionat (41), Belatacept (41), Belimumab (41), Betametason (41), Bikarbonat (42), Biotin (42), Bleomisin sulfat (42), Bromfeniramin (42), Budesonid (42), Budesonid + eformoterol (43), Buklizin (43), C</w:t>
-      </w:r>
-      <w:r>
-        <w:t>alcipotriol (43), Captopril (43), Carbinoksamin (43), Carvedilol (44), Celecoxib (44), Cetirizin (44), Cisapride (44), Cisplatin (44), Clemastine (44), Clobetasol (44), Clobetason (44), Clocortolon (44), Clonidin (44), Cytarabin (45), Daktinomisin (45), Dapson (45), Daunorubisin (45), Deferasiroks (45), Deferioksamin (45), Deferipron (45), Deflazakort (45), Dekstrosa (45), Deksametason (46), Deksklorfeniramin maleat (46), Deksmetilfenidat (46), Dekspantenol (46), Desloratadin (46), Desmopresin (46), Desonid</w:t>
-      </w:r>
-      <w:r>
-        <w:t xml:space="preserve"> (47), Desoksimetason (47), Diazoksid (47), Digoksin (47), Diklofenak (47), Dikloksasilin (47), Didanosin (47), Difenhidramin hidroklorida (47), Diflorason (47), Diflunisal (48), Dimetinden (48), Ditranol (48), Dolutegravir (Tivicay/DTG) (48), Dobutamin (48), Doksorubisin (48), Domperidon (48), Dopamin (48), Efalizumab (psoriasis) (48), Efavirenz (49), Eformoterol (49), Elaprase (49), Elosulfase alfa (49), Emtricitabin (49), Enalapril (49), Enfuvirtide (49), Eritropoeitin Alfa (49), Eritropoeitin Beta (49),</w:t>
-      </w:r>
-      <w:r>
-        <w:t xml:space="preserve"> Estrogen terkonjugasi + medroksiprogesteron (50), Etambutol hidroklorida (50), Etanercept (50), Etanol (50), Etinilestradiol (50), Etoposid (50), Etravirin (50), Faktor Von Willebrand (50), Faktor VIIa rekombinan (51), Faktor IX komplek (51), Famotidin (51), Famsiklovir (51), Fenilefrin (51), Fenobarbital (51), Filgastrim (51), Fisostigmin (51), Flukonazol (52), Flumazenil (52), Flunisolid (52), Fludrokortison asetat (52), Fluosinosid (52), Flutikason (52), Flutikason + formoterol (52), Flutikason + salmet</w:t>
-      </w:r>
-      <w:r>
-        <w:t>erol (52), Formoterol (52), Formoterol + mometason (52), Fosamprenavir (FPV) (52), Fosamprenavir + ritonavir (53), Furosemid (53), Gansiklovir (53), Garam ferrous (53), Glukagon (53), Hidralazin (53), Hidroklorotiazid (53), Hidrokortison (54), Hidroksi Urea (54), Hidroksiklorokuin sulfat (54), Hidroksikobalamin (vitamin B12) (54), Hormon pertumbuhan (54), Human chorionic gonadotropin (54), Ibuprofen (54), Imatinib Mesilate (54), Imiglucerase alfa (54), Imipramin (55), Imunoglobulin (55), Imunoglobulin antil</w:t>
-      </w:r>
-      <w:r>
-        <w:t xml:space="preserve">imfosit (55), Imunoglobulin, CMV (55), Imunoglobulin, difteri (55), Imunoglobulin, hepatitis B (55), Imunoglobulin rabies (56), Imunoglobulin, tetanus (56), Indometasin (56), Infliximab (56), Insulin, reguler (56), Ipratropium bromida (56), Irbesartan (57), Isoniazid (57), Kalium (57), Karboplatin (57), </w:t>
-      </w:r>
-      <w:r>
-        <w:lastRenderedPageBreak/>
-        <w:t>Kalsitriol (1.25-OH vitamin D3) (57), Kalsium glukonat (57), Kalsium klorida (57), Karbon aktif (57), Karnitin (57), Ketamine (57), Kloralhidrat (58), Klorokuin (58), Klorfeniramin (58), Kolestiramin (58), K</w:t>
-      </w:r>
-      <w:r>
-        <w:t>olekalsiferol ( Vitamin D3) (58), Kolkisin (59), Konsentrat trombosit (59), Kortison asetat (59), Kriopresipitat (59), Kromoglikat (59), L-arginin (60), L-glisin (60), L-isoleucine (60), L-metionin (60), L-valine (60), Labetalol (60), Laktulosa (61), Lamivudine (61), Lansoprazol (61), Leukovorin (Kalsium Folinat) (61), Lisinopril (61), Lopinavir +ritonavir (61), Loratadine (61), Losartan (61), Magnesium hidroksida (61), Manitol (62), Melfalan (62), Merkaptopurin (62), Mesna (62), Metimazol (62), Metilen bir</w:t>
-      </w:r>
-      <w:r>
-        <w:t>u (62), Metilfenidat (62), Metformin (62), Metilprednisolon (62), Metoklopramid (63), Metoprolol (63), Metotreksat (63), Mikofenolat mofetil (63), Milrinon (64), Mineral mix (64), Minoksidil (64), Mometason (64), Montelukast (64), Morfin sulfat (64), Nalokson (65), Natrium (65), Natrium tiosulfat (65), Natrium benzoate (65), Natrium-fenilbutirat (65), Natrium nitroprusid (65), Nevirapin (65), Nifedipin (65), Nitisinon (NTBC) (66), Nitrofurantoin (66), Noradrenalin (66), Octreotide (66), Omalizumab (66), Ome</w:t>
-      </w:r>
-      <w:r>
-        <w:t>prazole (66), Omnipaque 300 (66), Ondansetron (66), Orlistat (66), Pantoprazole (67), Packed red cell (67), Plasma beku segar (67), Pirazinamid (67), Piridoksin-HCl (vitamin B6) (67), Polietilen glikol (67), Prazosin (antagonis alfa perifer) (67), Prednison (67), Prometazin (67), Propranolol (67), Propiltiourasil (68), Ranitidin (68), Rituximab (68), Salbutamol (69), Sapropterin hidroklorida (69), Seng sulfat (69), Sildenafil (69), Siklofosfamid (69), Siklosporin (70), Siklosporin oftalmik (70), Siproheptad</w:t>
-      </w:r>
-      <w:r>
-        <w:t>in (70), Siproteron (70), Spironolakton (70), Sorbitol (70), Sukralfat (70), Stavudin (70), Takrolimus (70), Testosteron (71), Tiamin (71), Tikarsilin (71), Tiroksin (71), Triamsinolon (71), Trietilentetramin (71), Valgansiklovir (71), Vinblastin (71), Vinkristin (71), Vitamin A (71), Vitamin C (72), Vitamin E (72), Vitamin K1 (72), Vitamin mix (72), Zidovudin (72)</w:t>
-      </w:r>
-    </w:p>
-    <w:p>
-      <w:pPr>
-        <w:pStyle w:val="BodyText"/>
-      </w:pPr>
-      <w:r>
-        <w:rPr>
-          <w:b/>
-          <w:bCs/>
-        </w:rPr>
         <w:t>A.4 Obat-obatan dan dosis penyesuaian pada penyakit ginjal (hlm. 76–91)</w:t>
       </w:r>
       <w:r>
@@ -13852,7 +14675,7 @@
     </w:p>
     <w:p>
       <w:r>
-        <w:pict w14:anchorId="700A1601">
+        <w:pict w14:anchorId="1E1F0535">
           <v:rect id="_x0000_i1040" style="width:0;height:1.5pt" o:hralign="center" o:hrstd="t" o:hr="t"/>
         </w:pict>
       </w:r>
@@ -13862,7 +14685,7 @@
         <w:pStyle w:val="Heading2"/>
       </w:pPr>
       <w:bookmarkStart w:id="52" w:name="lampiran-b-ringkasan-verifikasi"/>
-      <w:bookmarkStart w:id="53" w:name="_Toc242799835"/>
+      <w:bookmarkStart w:id="53" w:name="_Toc242815486"/>
       <w:bookmarkEnd w:id="50"/>
       <w:r>
         <w:t>Lampiran B. Ringkasan verifikasi</w:t>
@@ -13877,7 +14700,11 @@
         <w:t>Setiap dosis IDAI dan sediaan FORNAS di draf ini sudah dicocokkan ulang secara otomatis dengan teks sumber (skrip pencocokan kalimat), dan untuk tabel dengan gambar halaman buku. Hasil skrip: 46 dari 46 kutipan IDAI dan FORNAS cocok dengan teks sumber pada halaman yang dikutip, dan 47 dari 47 kutipan pendukung (WHO-MFC, WHO-PB, label FDA) cocok dengan teks sumbernya. Dua kutipan label/WHO awalnya tidak cocok hanya karena karakter tak terlihat (zero-width joiner dan tanda kutip lengkung); setelah dicek manua</w:t>
       </w:r>
       <w:r>
-        <w:t>l, isinya sama.</w:t>
+        <w:t xml:space="preserve">l, </w:t>
+      </w:r>
+      <w:r>
+        <w:lastRenderedPageBreak/>
+        <w:t>isinya sama. Pada draf 0.3, 31 dari 31 kutipan dari artikel yang diunggah pemilik (AAP 2013, IDSA 2011, AHA 2021, IDSA 2004, Daschner 2005, Freedman 2006, pedoman NIH) juga cocok dengan teks lengkapnya; dua di antaranya awalnya tidak cocok hanya karena karakter kontrol pengganti tanda "×" di PDF Daschner.</w:t>
       </w:r>
     </w:p>
     <w:tbl>
@@ -13896,9 +14723,9 @@
       </w:tblPr>
       <w:tblGrid>
         <w:gridCol w:w="1459"/>
-        <w:gridCol w:w="3825"/>
-        <w:gridCol w:w="1638"/>
-        <w:gridCol w:w="2654"/>
+        <w:gridCol w:w="3232"/>
+        <w:gridCol w:w="2336"/>
+        <w:gridCol w:w="2549"/>
       </w:tblGrid>
       <w:tr>
         <w:trPr>
@@ -14123,7 +14950,6 @@
               <w:rPr>
                 <w:sz w:val="19"/>
               </w:rPr>
-              <w:lastRenderedPageBreak/>
               <w:t>Parasetamol</w:t>
             </w:r>
           </w:p>
@@ -14190,23 +15016,23 @@
               <w:rPr>
                 <w:sz w:val="19"/>
               </w:rPr>
-              <w:t>Ibuprofen</w:t>
-            </w:r>
-          </w:p>
-        </w:tc>
-        <w:tc>
-          <w:tcPr>
-            <w:tcW w:w="0" w:type="auto"/>
-          </w:tcPr>
-          <w:p>
-            <w:pPr>
-              <w:pStyle w:val="Compact"/>
-            </w:pPr>
-            <w:r>
-              <w:rPr>
-                <w:sz w:val="19"/>
-              </w:rPr>
-              <w:t>Oral 5–10 mg/kg tiap 4–8 jam</w:t>
+              <w:t>Parasetamol</w:t>
+            </w:r>
+          </w:p>
+        </w:tc>
+        <w:tc>
+          <w:tcPr>
+            <w:tcW w:w="0" w:type="auto"/>
+          </w:tcPr>
+          <w:p>
+            <w:pPr>
+              <w:pStyle w:val="Compact"/>
+            </w:pPr>
+            <w:r>
+              <w:rPr>
+                <w:sz w:val="19"/>
+              </w:rPr>
+              <w:t>Tabel ginjal (interval diperpanjang)</w:t>
             </w:r>
           </w:p>
         </w:tc>
@@ -14238,7 +15064,7 @@
               <w:rPr>
                 <w:sz w:val="19"/>
               </w:rPr>
-              <w:t>WHO-MFC hlm. 18; WHO-PB hlm. 364</w:t>
+              <w:t>Daschner 2005 hlm. 1677</w:t>
             </w:r>
           </w:p>
         </w:tc>
@@ -14272,39 +15098,39 @@
               <w:rPr>
                 <w:sz w:val="19"/>
               </w:rPr>
-              <w:t>DAP 10–5–5 mg/kg</w:t>
-            </w:r>
-          </w:p>
-        </w:tc>
-        <w:tc>
-          <w:tcPr>
-            <w:tcW w:w="0" w:type="auto"/>
-          </w:tcPr>
-          <w:p>
-            <w:pPr>
-              <w:pStyle w:val="Compact"/>
-            </w:pPr>
-            <w:r>
-              <w:rPr>
-                <w:sz w:val="19"/>
-              </w:rPr>
-              <w:t>Sejalan</w:t>
-            </w:r>
-          </w:p>
-        </w:tc>
-        <w:tc>
-          <w:tcPr>
-            <w:tcW w:w="0" w:type="auto"/>
-          </w:tcPr>
-          <w:p>
-            <w:pPr>
-              <w:pStyle w:val="Compact"/>
-            </w:pPr>
-            <w:r>
-              <w:rPr>
-                <w:sz w:val="19"/>
-              </w:rPr>
-              <w:t>Label NeoProfen</w:t>
+              <w:t>Oral 5–10 mg/kg tiap 4–8 jam</w:t>
+            </w:r>
+          </w:p>
+        </w:tc>
+        <w:tc>
+          <w:tcPr>
+            <w:tcW w:w="0" w:type="auto"/>
+          </w:tcPr>
+          <w:p>
+            <w:pPr>
+              <w:pStyle w:val="Compact"/>
+            </w:pPr>
+            <w:r>
+              <w:rPr>
+                <w:sz w:val="19"/>
+              </w:rPr>
+              <w:t>Sebagian sejalan</w:t>
+            </w:r>
+          </w:p>
+        </w:tc>
+        <w:tc>
+          <w:tcPr>
+            <w:tcW w:w="0" w:type="auto"/>
+          </w:tcPr>
+          <w:p>
+            <w:pPr>
+              <w:pStyle w:val="Compact"/>
+            </w:pPr>
+            <w:r>
+              <w:rPr>
+                <w:sz w:val="19"/>
+              </w:rPr>
+              <w:t>WHO-MFC hlm. 18; WHO-PB hlm. 364</w:t>
             </w:r>
           </w:p>
         </w:tc>
@@ -14322,23 +15148,23 @@
               <w:rPr>
                 <w:sz w:val="19"/>
               </w:rPr>
-              <w:t>Amoksisilin</w:t>
-            </w:r>
-          </w:p>
-        </w:tc>
-        <w:tc>
-          <w:tcPr>
-            <w:tcW w:w="0" w:type="auto"/>
-          </w:tcPr>
-          <w:p>
-            <w:pPr>
-              <w:pStyle w:val="Compact"/>
-            </w:pPr>
-            <w:r>
-              <w:rPr>
-                <w:sz w:val="19"/>
-              </w:rPr>
-              <w:t>40–45 mg/kg/hari dalam 3 dosis</w:t>
+              <w:t>Ibuprofen</w:t>
+            </w:r>
+          </w:p>
+        </w:tc>
+        <w:tc>
+          <w:tcPr>
+            <w:tcW w:w="0" w:type="auto"/>
+          </w:tcPr>
+          <w:p>
+            <w:pPr>
+              <w:pStyle w:val="Compact"/>
+            </w:pPr>
+            <w:r>
+              <w:rPr>
+                <w:sz w:val="19"/>
+              </w:rPr>
+              <w:t>DAP 10–5–5 mg/kg</w:t>
             </w:r>
           </w:p>
         </w:tc>
@@ -14370,7 +15196,7 @@
               <w:rPr>
                 <w:sz w:val="19"/>
               </w:rPr>
-              <w:t>Label amoksisilin; WHO-MFC hlm. 80</w:t>
+              <w:t>Label NeoProfen</w:t>
             </w:r>
           </w:p>
         </w:tc>
@@ -14388,55 +15214,55 @@
               <w:rPr>
                 <w:sz w:val="19"/>
               </w:rPr>
-              <w:t>Amoksisilin</w:t>
-            </w:r>
-          </w:p>
-        </w:tc>
-        <w:tc>
-          <w:tcPr>
-            <w:tcW w:w="0" w:type="auto"/>
-          </w:tcPr>
-          <w:p>
-            <w:pPr>
-              <w:pStyle w:val="Compact"/>
-            </w:pPr>
-            <w:r>
-              <w:rPr>
-                <w:sz w:val="19"/>
-              </w:rPr>
-              <w:t>80–90 mg/kg/hari; 150 mg/kg/hari; profilaksis 50 mg/kg</w:t>
-            </w:r>
-          </w:p>
-        </w:tc>
-        <w:tc>
-          <w:tcPr>
-            <w:tcW w:w="0" w:type="auto"/>
-          </w:tcPr>
-          <w:p>
-            <w:pPr>
-              <w:pStyle w:val="Compact"/>
-            </w:pPr>
-            <w:r>
-              <w:rPr>
-                <w:sz w:val="19"/>
-              </w:rPr>
-              <w:t>Belum terverifikasi</w:t>
-            </w:r>
-          </w:p>
-        </w:tc>
-        <w:tc>
-          <w:tcPr>
-            <w:tcW w:w="0" w:type="auto"/>
-          </w:tcPr>
-          <w:p>
-            <w:pPr>
-              <w:pStyle w:val="Compact"/>
-            </w:pPr>
-            <w:r>
-              <w:rPr>
-                <w:sz w:val="19"/>
-              </w:rPr>
-              <w:t>AAP 2013, IDSA 2011, AHA 2021 (Lampiran D)</w:t>
+              <w:t>Ibuprofen</w:t>
+            </w:r>
+          </w:p>
+        </w:tc>
+        <w:tc>
+          <w:tcPr>
+            <w:tcW w:w="0" w:type="auto"/>
+          </w:tcPr>
+          <w:p>
+            <w:pPr>
+              <w:pStyle w:val="Compact"/>
+            </w:pPr>
+            <w:r>
+              <w:rPr>
+                <w:sz w:val="19"/>
+              </w:rPr>
+              <w:t>Tanpa penyesuaian ginjal</w:t>
+            </w:r>
+          </w:p>
+        </w:tc>
+        <w:tc>
+          <w:tcPr>
+            <w:tcW w:w="0" w:type="auto"/>
+          </w:tcPr>
+          <w:p>
+            <w:pPr>
+              <w:pStyle w:val="Compact"/>
+            </w:pPr>
+            <w:r>
+              <w:rPr>
+                <w:sz w:val="19"/>
+              </w:rPr>
+              <w:t>Sejalan</w:t>
+            </w:r>
+          </w:p>
+        </w:tc>
+        <w:tc>
+          <w:tcPr>
+            <w:tcW w:w="0" w:type="auto"/>
+          </w:tcPr>
+          <w:p>
+            <w:pPr>
+              <w:pStyle w:val="Compact"/>
+            </w:pPr>
+            <w:r>
+              <w:rPr>
+                <w:sz w:val="19"/>
+              </w:rPr>
+              <w:t>Daschner 2005 hlm. 1677</w:t>
             </w:r>
           </w:p>
         </w:tc>
@@ -14454,23 +15280,23 @@
               <w:rPr>
                 <w:sz w:val="19"/>
               </w:rPr>
-              <w:t>Seftriakson</w:t>
-            </w:r>
-          </w:p>
-        </w:tc>
-        <w:tc>
-          <w:tcPr>
-            <w:tcW w:w="0" w:type="auto"/>
-          </w:tcPr>
-          <w:p>
-            <w:pPr>
-              <w:pStyle w:val="Compact"/>
-            </w:pPr>
-            <w:r>
-              <w:rPr>
-                <w:sz w:val="19"/>
-              </w:rPr>
-              <w:t>50–75 mg/kg/hari (maks 2 g); 100 mg/kg/hari (maks 4 g); OMA 50 mg/kg (maks 1 g)</w:t>
+              <w:t>Amoksisilin</w:t>
+            </w:r>
+          </w:p>
+        </w:tc>
+        <w:tc>
+          <w:tcPr>
+            <w:tcW w:w="0" w:type="auto"/>
+          </w:tcPr>
+          <w:p>
+            <w:pPr>
+              <w:pStyle w:val="Compact"/>
+            </w:pPr>
+            <w:r>
+              <w:rPr>
+                <w:sz w:val="19"/>
+              </w:rPr>
+              <w:t>40–45 mg/kg/hari dalam 3 dosis</w:t>
             </w:r>
           </w:p>
         </w:tc>
@@ -14502,7 +15328,7 @@
               <w:rPr>
                 <w:sz w:val="19"/>
               </w:rPr>
-              <w:t>Label seftriakson; WHO-PB hlm. 358</w:t>
+              <w:t>Label amoksisilin; WHO-MFC hlm. 80; IDSA 2011 hlm. e31</w:t>
             </w:r>
           </w:p>
         </w:tc>
@@ -14520,55 +15346,55 @@
               <w:rPr>
                 <w:sz w:val="19"/>
               </w:rPr>
-              <w:t>Seftriakson</w:t>
-            </w:r>
-          </w:p>
-        </w:tc>
-        <w:tc>
-          <w:tcPr>
-            <w:tcW w:w="0" w:type="auto"/>
-          </w:tcPr>
-          <w:p>
-            <w:pPr>
-              <w:pStyle w:val="Compact"/>
-            </w:pPr>
-            <w:r>
-              <w:rPr>
-                <w:sz w:val="19"/>
-              </w:rPr>
-              <w:t>OMA sampai 3 hari</w:t>
-            </w:r>
-          </w:p>
-        </w:tc>
-        <w:tc>
-          <w:tcPr>
-            <w:tcW w:w="0" w:type="auto"/>
-          </w:tcPr>
-          <w:p>
-            <w:pPr>
-              <w:pStyle w:val="Compact"/>
-            </w:pPr>
-            <w:r>
-              <w:rPr>
-                <w:sz w:val="19"/>
-              </w:rPr>
-              <w:t>Belum terverifikasi</w:t>
-            </w:r>
-          </w:p>
-        </w:tc>
-        <w:tc>
-          <w:tcPr>
-            <w:tcW w:w="0" w:type="auto"/>
-          </w:tcPr>
-          <w:p>
-            <w:pPr>
-              <w:pStyle w:val="Compact"/>
-            </w:pPr>
-            <w:r>
-              <w:rPr>
-                <w:sz w:val="19"/>
-              </w:rPr>
-              <w:t>AAP 2013 (Lampiran D)</w:t>
+              <w:t>Amoksisilin</w:t>
+            </w:r>
+          </w:p>
+        </w:tc>
+        <w:tc>
+          <w:tcPr>
+            <w:tcW w:w="0" w:type="auto"/>
+          </w:tcPr>
+          <w:p>
+            <w:pPr>
+              <w:pStyle w:val="Compact"/>
+            </w:pPr>
+            <w:r>
+              <w:rPr>
+                <w:sz w:val="19"/>
+              </w:rPr>
+              <w:t>80–90 mg/kg/hari dalam 3 dosis</w:t>
+            </w:r>
+          </w:p>
+        </w:tc>
+        <w:tc>
+          <w:tcPr>
+            <w:tcW w:w="0" w:type="auto"/>
+          </w:tcPr>
+          <w:p>
+            <w:pPr>
+              <w:pStyle w:val="Compact"/>
+            </w:pPr>
+            <w:r>
+              <w:rPr>
+                <w:sz w:val="19"/>
+              </w:rPr>
+              <w:t>Sebagian sejalan (sumber: 2 dosis)</w:t>
+            </w:r>
+          </w:p>
+        </w:tc>
+        <w:tc>
+          <w:tcPr>
+            <w:tcW w:w="0" w:type="auto"/>
+          </w:tcPr>
+          <w:p>
+            <w:pPr>
+              <w:pStyle w:val="Compact"/>
+            </w:pPr>
+            <w:r>
+              <w:rPr>
+                <w:sz w:val="19"/>
+              </w:rPr>
+              <w:t>AAP 2013 hlm. e983; IDSA 2011 hlm. e34</w:t>
             </w:r>
           </w:p>
         </w:tc>
@@ -14586,55 +15412,55 @@
               <w:rPr>
                 <w:sz w:val="19"/>
               </w:rPr>
-              <w:t>Gentamisin</w:t>
-            </w:r>
-          </w:p>
-        </w:tc>
-        <w:tc>
-          <w:tcPr>
-            <w:tcW w:w="0" w:type="auto"/>
-          </w:tcPr>
-          <w:p>
-            <w:pPr>
-              <w:pStyle w:val="Compact"/>
-            </w:pPr>
-            <w:r>
-              <w:rPr>
-                <w:sz w:val="19"/>
-              </w:rPr>
-              <w:t>Anak 3–7,5 mg/kg/hari dalam 3 dosis</w:t>
-            </w:r>
-          </w:p>
-        </w:tc>
-        <w:tc>
-          <w:tcPr>
-            <w:tcW w:w="0" w:type="auto"/>
-          </w:tcPr>
-          <w:p>
-            <w:pPr>
-              <w:pStyle w:val="Compact"/>
-            </w:pPr>
-            <w:r>
-              <w:rPr>
-                <w:sz w:val="19"/>
-              </w:rPr>
-              <w:t>Sebagian sejalan</w:t>
-            </w:r>
-          </w:p>
-        </w:tc>
-        <w:tc>
-          <w:tcPr>
-            <w:tcW w:w="0" w:type="auto"/>
-          </w:tcPr>
-          <w:p>
-            <w:pPr>
-              <w:pStyle w:val="Compact"/>
-            </w:pPr>
-            <w:r>
-              <w:rPr>
-                <w:sz w:val="19"/>
-              </w:rPr>
-              <w:t>Label gentamisin (6–7,5); WHO (7,5 sekali sehari)</w:t>
+              <w:t>Amoksisilin</w:t>
+            </w:r>
+          </w:p>
+        </w:tc>
+        <w:tc>
+          <w:tcPr>
+            <w:tcW w:w="0" w:type="auto"/>
+          </w:tcPr>
+          <w:p>
+            <w:pPr>
+              <w:pStyle w:val="Compact"/>
+            </w:pPr>
+            <w:r>
+              <w:rPr>
+                <w:sz w:val="19"/>
+              </w:rPr>
+              <w:t>Maksimal 4 g/hari</w:t>
+            </w:r>
+          </w:p>
+        </w:tc>
+        <w:tc>
+          <w:tcPr>
+            <w:tcW w:w="0" w:type="auto"/>
+          </w:tcPr>
+          <w:p>
+            <w:pPr>
+              <w:pStyle w:val="Compact"/>
+            </w:pPr>
+            <w:r>
+              <w:rPr>
+                <w:sz w:val="19"/>
+              </w:rPr>
+              <w:t>Sejalan</w:t>
+            </w:r>
+          </w:p>
+        </w:tc>
+        <w:tc>
+          <w:tcPr>
+            <w:tcW w:w="0" w:type="auto"/>
+          </w:tcPr>
+          <w:p>
+            <w:pPr>
+              <w:pStyle w:val="Compact"/>
+            </w:pPr>
+            <w:r>
+              <w:rPr>
+                <w:sz w:val="19"/>
+              </w:rPr>
+              <w:t>IDSA 2011 hlm. e34</w:t>
             </w:r>
           </w:p>
         </w:tc>
@@ -14652,23 +15478,23 @@
               <w:rPr>
                 <w:sz w:val="19"/>
               </w:rPr>
-              <w:t>Gentamisin</w:t>
-            </w:r>
-          </w:p>
-        </w:tc>
-        <w:tc>
-          <w:tcPr>
-            <w:tcW w:w="0" w:type="auto"/>
-          </w:tcPr>
-          <w:p>
-            <w:pPr>
-              <w:pStyle w:val="Compact"/>
-            </w:pPr>
-            <w:r>
-              <w:rPr>
-                <w:sz w:val="19"/>
-              </w:rPr>
-              <w:t>Tabel neonatus</w:t>
+              <w:t>Amoksisilin</w:t>
+            </w:r>
+          </w:p>
+        </w:tc>
+        <w:tc>
+          <w:tcPr>
+            <w:tcW w:w="0" w:type="auto"/>
+          </w:tcPr>
+          <w:p>
+            <w:pPr>
+              <w:pStyle w:val="Compact"/>
+            </w:pPr>
+            <w:r>
+              <w:rPr>
+                <w:sz w:val="19"/>
+              </w:rPr>
+              <w:t>150 mg/kg/hari</w:t>
             </w:r>
           </w:p>
         </w:tc>
@@ -14700,7 +15526,7 @@
               <w:rPr>
                 <w:sz w:val="19"/>
               </w:rPr>
-              <w:t>Referensi neonatal komersial (Lampiran D)</w:t>
+              <w:t>Tidak ditemukan</w:t>
             </w:r>
           </w:p>
         </w:tc>
@@ -14718,23 +15544,23 @@
               <w:rPr>
                 <w:sz w:val="19"/>
               </w:rPr>
-              <w:t>Ondansetron</w:t>
-            </w:r>
-          </w:p>
-        </w:tc>
-        <w:tc>
-          <w:tcPr>
-            <w:tcW w:w="0" w:type="auto"/>
-          </w:tcPr>
-          <w:p>
-            <w:pPr>
-              <w:pStyle w:val="Compact"/>
-            </w:pPr>
-            <w:r>
-              <w:rPr>
-                <w:sz w:val="19"/>
-              </w:rPr>
-              <w:t>Kemoterapi 0,15 mg/kg maks 16 mg × 3</w:t>
+              <w:t>Amoksisilin</w:t>
+            </w:r>
+          </w:p>
+        </w:tc>
+        <w:tc>
+          <w:tcPr>
+            <w:tcW w:w="0" w:type="auto"/>
+          </w:tcPr>
+          <w:p>
+            <w:pPr>
+              <w:pStyle w:val="Compact"/>
+            </w:pPr>
+            <w:r>
+              <w:rPr>
+                <w:sz w:val="19"/>
+              </w:rPr>
+              <w:t>Profilaksis endokarditis 50 mg/kg</w:t>
             </w:r>
           </w:p>
         </w:tc>
@@ -14766,7 +15592,7 @@
               <w:rPr>
                 <w:sz w:val="19"/>
               </w:rPr>
-              <w:t>Label ondansetron injeksi</w:t>
+              <w:t>AHA 2021 hlm. e973</w:t>
             </w:r>
           </w:p>
         </w:tc>
@@ -14784,55 +15610,55 @@
               <w:rPr>
                 <w:sz w:val="19"/>
               </w:rPr>
-              <w:t>Ondansetron</w:t>
-            </w:r>
-          </w:p>
-        </w:tc>
-        <w:tc>
-          <w:tcPr>
-            <w:tcW w:w="0" w:type="auto"/>
-          </w:tcPr>
-          <w:p>
-            <w:pPr>
-              <w:pStyle w:val="Compact"/>
-            </w:pPr>
-            <w:r>
-              <w:rPr>
-                <w:sz w:val="19"/>
-              </w:rPr>
-              <w:t>Profilaksis 0,15 mg/kg IV</w:t>
-            </w:r>
-          </w:p>
-        </w:tc>
-        <w:tc>
-          <w:tcPr>
-            <w:tcW w:w="0" w:type="auto"/>
-          </w:tcPr>
-          <w:p>
-            <w:pPr>
-              <w:pStyle w:val="Compact"/>
-            </w:pPr>
-            <w:r>
-              <w:rPr>
-                <w:sz w:val="19"/>
-              </w:rPr>
-              <w:t>Berbeda</w:t>
-            </w:r>
-          </w:p>
-        </w:tc>
-        <w:tc>
-          <w:tcPr>
-            <w:tcW w:w="0" w:type="auto"/>
-          </w:tcPr>
-          <w:p>
-            <w:pPr>
-              <w:pStyle w:val="Compact"/>
-            </w:pPr>
-            <w:r>
-              <w:rPr>
-                <w:sz w:val="19"/>
-              </w:rPr>
-              <w:t>Label injeksi dan WHO-MFC: 0,1 mg/kg</w:t>
+              <w:t>Seftriakson</w:t>
+            </w:r>
+          </w:p>
+        </w:tc>
+        <w:tc>
+          <w:tcPr>
+            <w:tcW w:w="0" w:type="auto"/>
+          </w:tcPr>
+          <w:p>
+            <w:pPr>
+              <w:pStyle w:val="Compact"/>
+            </w:pPr>
+            <w:r>
+              <w:rPr>
+                <w:sz w:val="19"/>
+              </w:rPr>
+              <w:t>50–75 mg/kg/hari (maks 2 g); 100 mg/kg/hari (maks 4 g); OMA 50 mg/kg (maks 1 g)</w:t>
+            </w:r>
+          </w:p>
+        </w:tc>
+        <w:tc>
+          <w:tcPr>
+            <w:tcW w:w="0" w:type="auto"/>
+          </w:tcPr>
+          <w:p>
+            <w:pPr>
+              <w:pStyle w:val="Compact"/>
+            </w:pPr>
+            <w:r>
+              <w:rPr>
+                <w:sz w:val="19"/>
+              </w:rPr>
+              <w:t>Sejalan</w:t>
+            </w:r>
+          </w:p>
+        </w:tc>
+        <w:tc>
+          <w:tcPr>
+            <w:tcW w:w="0" w:type="auto"/>
+          </w:tcPr>
+          <w:p>
+            <w:pPr>
+              <w:pStyle w:val="Compact"/>
+            </w:pPr>
+            <w:r>
+              <w:rPr>
+                <w:sz w:val="19"/>
+              </w:rPr>
+              <w:t>Label seftriakson; WHO-PB hlm. 358</w:t>
             </w:r>
           </w:p>
         </w:tc>
@@ -14850,55 +15676,55 @@
               <w:rPr>
                 <w:sz w:val="19"/>
               </w:rPr>
-              <w:t>Ondansetron</w:t>
-            </w:r>
-          </w:p>
-        </w:tc>
-        <w:tc>
-          <w:tcPr>
-            <w:tcW w:w="0" w:type="auto"/>
-          </w:tcPr>
-          <w:p>
-            <w:pPr>
-              <w:pStyle w:val="Compact"/>
-            </w:pPr>
-            <w:r>
-              <w:rPr>
-                <w:sz w:val="19"/>
-              </w:rPr>
-              <w:t>Terapi 0,2 mg/kg IV; oral 0,1–0,2 mg/kg</w:t>
-            </w:r>
-          </w:p>
-        </w:tc>
-        <w:tc>
-          <w:tcPr>
-            <w:tcW w:w="0" w:type="auto"/>
-          </w:tcPr>
-          <w:p>
-            <w:pPr>
-              <w:pStyle w:val="Compact"/>
-            </w:pPr>
-            <w:r>
-              <w:rPr>
-                <w:sz w:val="19"/>
-              </w:rPr>
-              <w:t>Belum terverifikasi</w:t>
-            </w:r>
-          </w:p>
-        </w:tc>
-        <w:tc>
-          <w:tcPr>
-            <w:tcW w:w="0" w:type="auto"/>
-          </w:tcPr>
-          <w:p>
-            <w:pPr>
-              <w:pStyle w:val="Compact"/>
-            </w:pPr>
-            <w:r>
-              <w:rPr>
-                <w:sz w:val="19"/>
-              </w:rPr>
-              <w:t>Freedman 2006 (Lampiran D)</w:t>
+              <w:t>Seftriakson</w:t>
+            </w:r>
+          </w:p>
+        </w:tc>
+        <w:tc>
+          <w:tcPr>
+            <w:tcW w:w="0" w:type="auto"/>
+          </w:tcPr>
+          <w:p>
+            <w:pPr>
+              <w:pStyle w:val="Compact"/>
+            </w:pPr>
+            <w:r>
+              <w:rPr>
+                <w:sz w:val="19"/>
+              </w:rPr>
+              <w:t>100 mg/kg/hari (meningitis/pneumokokus resisten)</w:t>
+            </w:r>
+          </w:p>
+        </w:tc>
+        <w:tc>
+          <w:tcPr>
+            <w:tcW w:w="0" w:type="auto"/>
+          </w:tcPr>
+          <w:p>
+            <w:pPr>
+              <w:pStyle w:val="Compact"/>
+            </w:pPr>
+            <w:r>
+              <w:rPr>
+                <w:sz w:val="19"/>
+              </w:rPr>
+              <w:t>Sejalan</w:t>
+            </w:r>
+          </w:p>
+        </w:tc>
+        <w:tc>
+          <w:tcPr>
+            <w:tcW w:w="0" w:type="auto"/>
+          </w:tcPr>
+          <w:p>
+            <w:pPr>
+              <w:pStyle w:val="Compact"/>
+            </w:pPr>
+            <w:r>
+              <w:rPr>
+                <w:sz w:val="19"/>
+              </w:rPr>
+              <w:t>IDSA 2004 hlm. 1277; IDSA 2011 hlm. e31</w:t>
             </w:r>
           </w:p>
         </w:tc>
@@ -14916,55 +15742,55 @@
               <w:rPr>
                 <w:sz w:val="19"/>
               </w:rPr>
-              <w:t>Deksametason</w:t>
-            </w:r>
-          </w:p>
-        </w:tc>
-        <w:tc>
-          <w:tcPr>
-            <w:tcW w:w="0" w:type="auto"/>
-          </w:tcPr>
-          <w:p>
-            <w:pPr>
-              <w:pStyle w:val="Compact"/>
-            </w:pPr>
-            <w:r>
-              <w:rPr>
-                <w:sz w:val="19"/>
-              </w:rPr>
-              <w:t>0,1–0,25 mg/kg tiap 6 jam</w:t>
-            </w:r>
-          </w:p>
-        </w:tc>
-        <w:tc>
-          <w:tcPr>
-            <w:tcW w:w="0" w:type="auto"/>
-          </w:tcPr>
-          <w:p>
-            <w:pPr>
-              <w:pStyle w:val="Compact"/>
-            </w:pPr>
-            <w:r>
-              <w:rPr>
-                <w:sz w:val="19"/>
-              </w:rPr>
-              <w:t>Sebagian sejalan</w:t>
-            </w:r>
-          </w:p>
-        </w:tc>
-        <w:tc>
-          <w:tcPr>
-            <w:tcW w:w="0" w:type="auto"/>
-          </w:tcPr>
-          <w:p>
-            <w:pPr>
-              <w:pStyle w:val="Compact"/>
-            </w:pPr>
-            <w:r>
-              <w:rPr>
-                <w:sz w:val="19"/>
-              </w:rPr>
-              <w:t>WHO-MFC hlm. 29; label injeksi</w:t>
+              <w:t>Seftriakson</w:t>
+            </w:r>
+          </w:p>
+        </w:tc>
+        <w:tc>
+          <w:tcPr>
+            <w:tcW w:w="0" w:type="auto"/>
+          </w:tcPr>
+          <w:p>
+            <w:pPr>
+              <w:pStyle w:val="Compact"/>
+            </w:pPr>
+            <w:r>
+              <w:rPr>
+                <w:sz w:val="19"/>
+              </w:rPr>
+              <w:t>OMA 1–3 hari</w:t>
+            </w:r>
+          </w:p>
+        </w:tc>
+        <w:tc>
+          <w:tcPr>
+            <w:tcW w:w="0" w:type="auto"/>
+          </w:tcPr>
+          <w:p>
+            <w:pPr>
+              <w:pStyle w:val="Compact"/>
+            </w:pPr>
+            <w:r>
+              <w:rPr>
+                <w:sz w:val="19"/>
+              </w:rPr>
+              <w:t>Sejalan</w:t>
+            </w:r>
+          </w:p>
+        </w:tc>
+        <w:tc>
+          <w:tcPr>
+            <w:tcW w:w="0" w:type="auto"/>
+          </w:tcPr>
+          <w:p>
+            <w:pPr>
+              <w:pStyle w:val="Compact"/>
+            </w:pPr>
+            <w:r>
+              <w:rPr>
+                <w:sz w:val="19"/>
+              </w:rPr>
+              <w:t>AAP 2013 hlm. e983</w:t>
             </w:r>
           </w:p>
         </w:tc>
@@ -14982,55 +15808,55 @@
               <w:rPr>
                 <w:sz w:val="19"/>
               </w:rPr>
-              <w:t>Asiklovir</w:t>
-            </w:r>
-          </w:p>
-        </w:tc>
-        <w:tc>
-          <w:tcPr>
-            <w:tcW w:w="0" w:type="auto"/>
-          </w:tcPr>
-          <w:p>
-            <w:pPr>
-              <w:pStyle w:val="Compact"/>
-            </w:pPr>
-            <w:r>
-              <w:rPr>
-                <w:sz w:val="19"/>
-              </w:rPr>
-              <w:t>HSV IV 20 mg/kg tiap 8 jam 14–21 hari</w:t>
-            </w:r>
-          </w:p>
-        </w:tc>
-        <w:tc>
-          <w:tcPr>
-            <w:tcW w:w="0" w:type="auto"/>
-          </w:tcPr>
-          <w:p>
-            <w:pPr>
-              <w:pStyle w:val="Compact"/>
-            </w:pPr>
-            <w:r>
-              <w:rPr>
-                <w:sz w:val="19"/>
-              </w:rPr>
-              <w:t>Sejalan</w:t>
-            </w:r>
-          </w:p>
-        </w:tc>
-        <w:tc>
-          <w:tcPr>
-            <w:tcW w:w="0" w:type="auto"/>
-          </w:tcPr>
-          <w:p>
-            <w:pPr>
-              <w:pStyle w:val="Compact"/>
-            </w:pPr>
-            <w:r>
-              <w:rPr>
-                <w:sz w:val="19"/>
-              </w:rPr>
-              <w:t>WHO-MFC hlm. 149; Kimberlin 2001</w:t>
+              <w:t>Seftriakson</w:t>
+            </w:r>
+          </w:p>
+        </w:tc>
+        <w:tc>
+          <w:tcPr>
+            <w:tcW w:w="0" w:type="auto"/>
+          </w:tcPr>
+          <w:p>
+            <w:pPr>
+              <w:pStyle w:val="Compact"/>
+            </w:pPr>
+            <w:r>
+              <w:rPr>
+                <w:sz w:val="19"/>
+              </w:rPr>
+              <w:t>Tanpa penyesuaian ginjal</w:t>
+            </w:r>
+          </w:p>
+        </w:tc>
+        <w:tc>
+          <w:tcPr>
+            <w:tcW w:w="0" w:type="auto"/>
+          </w:tcPr>
+          <w:p>
+            <w:pPr>
+              <w:pStyle w:val="Compact"/>
+            </w:pPr>
+            <w:r>
+              <w:rPr>
+                <w:sz w:val="19"/>
+              </w:rPr>
+              <w:t>Sejalan dengan label; berbeda dari Daschner</w:t>
+            </w:r>
+          </w:p>
+        </w:tc>
+        <w:tc>
+          <w:tcPr>
+            <w:tcW w:w="0" w:type="auto"/>
+          </w:tcPr>
+          <w:p>
+            <w:pPr>
+              <w:pStyle w:val="Compact"/>
+            </w:pPr>
+            <w:r>
+              <w:rPr>
+                <w:sz w:val="19"/>
+              </w:rPr>
+              <w:t>Label; Daschner 2005 hlm. 1678</w:t>
             </w:r>
           </w:p>
         </w:tc>
@@ -15048,55 +15874,55 @@
               <w:rPr>
                 <w:sz w:val="19"/>
               </w:rPr>
-              <w:t>Asiklovir</w:t>
-            </w:r>
-          </w:p>
-        </w:tc>
-        <w:tc>
-          <w:tcPr>
-            <w:tcW w:w="0" w:type="auto"/>
-          </w:tcPr>
-          <w:p>
-            <w:pPr>
-              <w:pStyle w:val="Compact"/>
-            </w:pPr>
-            <w:r>
-              <w:rPr>
-                <w:sz w:val="19"/>
-              </w:rPr>
-              <w:t>VZV IV 10–15 mg/kg tiap 8 jam</w:t>
-            </w:r>
-          </w:p>
-        </w:tc>
-        <w:tc>
-          <w:tcPr>
-            <w:tcW w:w="0" w:type="auto"/>
-          </w:tcPr>
-          <w:p>
-            <w:pPr>
-              <w:pStyle w:val="Compact"/>
-            </w:pPr>
-            <w:r>
-              <w:rPr>
-                <w:sz w:val="19"/>
-              </w:rPr>
-              <w:t>Sebagian sejalan</w:t>
-            </w:r>
-          </w:p>
-        </w:tc>
-        <w:tc>
-          <w:tcPr>
-            <w:tcW w:w="0" w:type="auto"/>
-          </w:tcPr>
-          <w:p>
-            <w:pPr>
-              <w:pStyle w:val="Compact"/>
-            </w:pPr>
-            <w:r>
-              <w:rPr>
-                <w:sz w:val="19"/>
-              </w:rPr>
-              <w:t>WHO-MFC hlm. 149; label injeksi</w:t>
+              <w:t>Gentamisin</w:t>
+            </w:r>
+          </w:p>
+        </w:tc>
+        <w:tc>
+          <w:tcPr>
+            <w:tcW w:w="0" w:type="auto"/>
+          </w:tcPr>
+          <w:p>
+            <w:pPr>
+              <w:pStyle w:val="Compact"/>
+            </w:pPr>
+            <w:r>
+              <w:rPr>
+                <w:sz w:val="19"/>
+              </w:rPr>
+              <w:t>Anak 3–7,5 mg/kg/hari dalam 3 dosis</w:t>
+            </w:r>
+          </w:p>
+        </w:tc>
+        <w:tc>
+          <w:tcPr>
+            <w:tcW w:w="0" w:type="auto"/>
+          </w:tcPr>
+          <w:p>
+            <w:pPr>
+              <w:pStyle w:val="Compact"/>
+            </w:pPr>
+            <w:r>
+              <w:rPr>
+                <w:sz w:val="19"/>
+              </w:rPr>
+              <w:t>Sejalan (batas bawah dan atas didukung sumber berbeda)</w:t>
+            </w:r>
+          </w:p>
+        </w:tc>
+        <w:tc>
+          <w:tcPr>
+            <w:tcW w:w="0" w:type="auto"/>
+          </w:tcPr>
+          <w:p>
+            <w:pPr>
+              <w:pStyle w:val="Compact"/>
+            </w:pPr>
+            <w:r>
+              <w:rPr>
+                <w:sz w:val="19"/>
+              </w:rPr>
+              <w:t>Daschner 2005 hlm. 1677 (3–5); IDSA 2004 hlm. 1277 dan label (7,5)</w:t>
             </w:r>
           </w:p>
         </w:tc>
@@ -15114,55 +15940,55 @@
               <w:rPr>
                 <w:sz w:val="19"/>
               </w:rPr>
-              <w:t>Asiklovir</w:t>
-            </w:r>
-          </w:p>
-        </w:tc>
-        <w:tc>
-          <w:tcPr>
-            <w:tcW w:w="0" w:type="auto"/>
-          </w:tcPr>
-          <w:p>
-            <w:pPr>
-              <w:pStyle w:val="Compact"/>
-            </w:pPr>
-            <w:r>
-              <w:rPr>
-                <w:sz w:val="19"/>
-              </w:rPr>
-              <w:t>Oral 20 mg/kg (maks 800 mg/dosis)</w:t>
-            </w:r>
-          </w:p>
-        </w:tc>
-        <w:tc>
-          <w:tcPr>
-            <w:tcW w:w="0" w:type="auto"/>
-          </w:tcPr>
-          <w:p>
-            <w:pPr>
-              <w:pStyle w:val="Compact"/>
-            </w:pPr>
-            <w:r>
-              <w:rPr>
-                <w:sz w:val="19"/>
-              </w:rPr>
-              <w:t>Sejalan</w:t>
-            </w:r>
-          </w:p>
-        </w:tc>
-        <w:tc>
-          <w:tcPr>
-            <w:tcW w:w="0" w:type="auto"/>
-          </w:tcPr>
-          <w:p>
-            <w:pPr>
-              <w:pStyle w:val="Compact"/>
-            </w:pPr>
-            <w:r>
-              <w:rPr>
-                <w:sz w:val="19"/>
-              </w:rPr>
-              <w:t>Label tablet</w:t>
+              <w:t>Gentamisin</w:t>
+            </w:r>
+          </w:p>
+        </w:tc>
+        <w:tc>
+          <w:tcPr>
+            <w:tcW w:w="0" w:type="auto"/>
+          </w:tcPr>
+          <w:p>
+            <w:pPr>
+              <w:pStyle w:val="Compact"/>
+            </w:pPr>
+            <w:r>
+              <w:rPr>
+                <w:sz w:val="19"/>
+              </w:rPr>
+              <w:t>Tabel neonatus</w:t>
+            </w:r>
+          </w:p>
+        </w:tc>
+        <w:tc>
+          <w:tcPr>
+            <w:tcW w:w="0" w:type="auto"/>
+          </w:tcPr>
+          <w:p>
+            <w:pPr>
+              <w:pStyle w:val="Compact"/>
+            </w:pPr>
+            <w:r>
+              <w:rPr>
+                <w:sz w:val="19"/>
+              </w:rPr>
+              <w:t>Berbeda / belum terverifikasi</w:t>
+            </w:r>
+          </w:p>
+        </w:tc>
+        <w:tc>
+          <w:tcPr>
+            <w:tcW w:w="0" w:type="auto"/>
+          </w:tcPr>
+          <w:p>
+            <w:pPr>
+              <w:pStyle w:val="Compact"/>
+            </w:pPr>
+            <w:r>
+              <w:rPr>
+                <w:sz w:val="19"/>
+              </w:rPr>
+              <w:t>Label, WHO-PB, IDSA 2004 memakai skema lain; referensi neonatal komersial belum tersedia</w:t>
             </w:r>
           </w:p>
         </w:tc>
@@ -15180,55 +16006,55 @@
               <w:rPr>
                 <w:sz w:val="19"/>
               </w:rPr>
-              <w:t>Asiklovir</w:t>
-            </w:r>
-          </w:p>
-        </w:tc>
-        <w:tc>
-          <w:tcPr>
-            <w:tcW w:w="0" w:type="auto"/>
-          </w:tcPr>
-          <w:p>
-            <w:pPr>
-              <w:pStyle w:val="Compact"/>
-            </w:pPr>
-            <w:r>
-              <w:rPr>
-                <w:sz w:val="19"/>
-              </w:rPr>
-              <w:t>Regimen HIV lain</w:t>
-            </w:r>
-          </w:p>
-        </w:tc>
-        <w:tc>
-          <w:tcPr>
-            <w:tcW w:w="0" w:type="auto"/>
-          </w:tcPr>
-          <w:p>
-            <w:pPr>
-              <w:pStyle w:val="Compact"/>
-            </w:pPr>
-            <w:r>
-              <w:rPr>
-                <w:sz w:val="19"/>
-              </w:rPr>
-              <w:t>Belum terverifikasi</w:t>
-            </w:r>
-          </w:p>
-        </w:tc>
-        <w:tc>
-          <w:tcPr>
-            <w:tcW w:w="0" w:type="auto"/>
-          </w:tcPr>
-          <w:p>
-            <w:pPr>
-              <w:pStyle w:val="Compact"/>
-            </w:pPr>
-            <w:r>
-              <w:rPr>
-                <w:sz w:val="19"/>
-              </w:rPr>
-              <w:t>Pedoman NIH (Lampiran D)</w:t>
+              <w:t>Gentamisin</w:t>
+            </w:r>
+          </w:p>
+        </w:tc>
+        <w:tc>
+          <w:tcPr>
+            <w:tcW w:w="0" w:type="auto"/>
+          </w:tcPr>
+          <w:p>
+            <w:pPr>
+              <w:pStyle w:val="Compact"/>
+            </w:pPr>
+            <w:r>
+              <w:rPr>
+                <w:sz w:val="19"/>
+              </w:rPr>
+              <w:t>Tabel ginjal</w:t>
+            </w:r>
+          </w:p>
+        </w:tc>
+        <w:tc>
+          <w:tcPr>
+            <w:tcW w:w="0" w:type="auto"/>
+          </w:tcPr>
+          <w:p>
+            <w:pPr>
+              <w:pStyle w:val="Compact"/>
+            </w:pPr>
+            <w:r>
+              <w:rPr>
+                <w:sz w:val="19"/>
+              </w:rPr>
+              <w:t>Berbeda</w:t>
+            </w:r>
+          </w:p>
+        </w:tc>
+        <w:tc>
+          <w:tcPr>
+            <w:tcW w:w="0" w:type="auto"/>
+          </w:tcPr>
+          <w:p>
+            <w:pPr>
+              <w:pStyle w:val="Compact"/>
+            </w:pPr>
+            <w:r>
+              <w:rPr>
+                <w:sz w:val="19"/>
+              </w:rPr>
+              <w:t>Daschner 2005 hlm. 1677</w:t>
             </w:r>
           </w:p>
         </w:tc>
@@ -15246,6 +16072,410 @@
               <w:rPr>
                 <w:sz w:val="19"/>
               </w:rPr>
+              <w:t>Ondansetron</w:t>
+            </w:r>
+          </w:p>
+        </w:tc>
+        <w:tc>
+          <w:tcPr>
+            <w:tcW w:w="0" w:type="auto"/>
+          </w:tcPr>
+          <w:p>
+            <w:pPr>
+              <w:pStyle w:val="Compact"/>
+            </w:pPr>
+            <w:r>
+              <w:rPr>
+                <w:sz w:val="19"/>
+              </w:rPr>
+              <w:t>Kemoterapi 0,15 mg/kg maks 16 mg × 3</w:t>
+            </w:r>
+          </w:p>
+        </w:tc>
+        <w:tc>
+          <w:tcPr>
+            <w:tcW w:w="0" w:type="auto"/>
+          </w:tcPr>
+          <w:p>
+            <w:pPr>
+              <w:pStyle w:val="Compact"/>
+            </w:pPr>
+            <w:r>
+              <w:rPr>
+                <w:sz w:val="19"/>
+              </w:rPr>
+              <w:t>Sejalan</w:t>
+            </w:r>
+          </w:p>
+        </w:tc>
+        <w:tc>
+          <w:tcPr>
+            <w:tcW w:w="0" w:type="auto"/>
+          </w:tcPr>
+          <w:p>
+            <w:pPr>
+              <w:pStyle w:val="Compact"/>
+            </w:pPr>
+            <w:r>
+              <w:rPr>
+                <w:sz w:val="19"/>
+              </w:rPr>
+              <w:t>Label ondansetron injeksi</w:t>
+            </w:r>
+          </w:p>
+        </w:tc>
+      </w:tr>
+      <w:tr>
+        <w:tc>
+          <w:tcPr>
+            <w:tcW w:w="0" w:type="auto"/>
+          </w:tcPr>
+          <w:p>
+            <w:pPr>
+              <w:pStyle w:val="Compact"/>
+            </w:pPr>
+            <w:r>
+              <w:rPr>
+                <w:sz w:val="19"/>
+              </w:rPr>
+              <w:t>Ondansetron</w:t>
+            </w:r>
+          </w:p>
+        </w:tc>
+        <w:tc>
+          <w:tcPr>
+            <w:tcW w:w="0" w:type="auto"/>
+          </w:tcPr>
+          <w:p>
+            <w:pPr>
+              <w:pStyle w:val="Compact"/>
+            </w:pPr>
+            <w:r>
+              <w:rPr>
+                <w:sz w:val="19"/>
+              </w:rPr>
+              <w:t>Profilaksis 0,15 mg/kg IV</w:t>
+            </w:r>
+          </w:p>
+        </w:tc>
+        <w:tc>
+          <w:tcPr>
+            <w:tcW w:w="0" w:type="auto"/>
+          </w:tcPr>
+          <w:p>
+            <w:pPr>
+              <w:pStyle w:val="Compact"/>
+            </w:pPr>
+            <w:r>
+              <w:rPr>
+                <w:sz w:val="19"/>
+              </w:rPr>
+              <w:t>Berbeda</w:t>
+            </w:r>
+          </w:p>
+        </w:tc>
+        <w:tc>
+          <w:tcPr>
+            <w:tcW w:w="0" w:type="auto"/>
+          </w:tcPr>
+          <w:p>
+            <w:pPr>
+              <w:pStyle w:val="Compact"/>
+            </w:pPr>
+            <w:r>
+              <w:rPr>
+                <w:sz w:val="19"/>
+              </w:rPr>
+              <w:t>Label injeksi dan WHO-MFC: 0,1 mg/kg</w:t>
+            </w:r>
+          </w:p>
+        </w:tc>
+      </w:tr>
+      <w:tr>
+        <w:tc>
+          <w:tcPr>
+            <w:tcW w:w="0" w:type="auto"/>
+          </w:tcPr>
+          <w:p>
+            <w:pPr>
+              <w:pStyle w:val="Compact"/>
+            </w:pPr>
+            <w:r>
+              <w:rPr>
+                <w:sz w:val="19"/>
+              </w:rPr>
+              <w:t>Ondansetron</w:t>
+            </w:r>
+          </w:p>
+        </w:tc>
+        <w:tc>
+          <w:tcPr>
+            <w:tcW w:w="0" w:type="auto"/>
+          </w:tcPr>
+          <w:p>
+            <w:pPr>
+              <w:pStyle w:val="Compact"/>
+            </w:pPr>
+            <w:r>
+              <w:rPr>
+                <w:sz w:val="19"/>
+              </w:rPr>
+              <w:t>Terapi 0,2 mg/kg IV</w:t>
+            </w:r>
+          </w:p>
+        </w:tc>
+        <w:tc>
+          <w:tcPr>
+            <w:tcW w:w="0" w:type="auto"/>
+          </w:tcPr>
+          <w:p>
+            <w:pPr>
+              <w:pStyle w:val="Compact"/>
+            </w:pPr>
+            <w:r>
+              <w:rPr>
+                <w:sz w:val="19"/>
+              </w:rPr>
+              <w:t>Belum terverifikasi</w:t>
+            </w:r>
+          </w:p>
+        </w:tc>
+        <w:tc>
+          <w:tcPr>
+            <w:tcW w:w="0" w:type="auto"/>
+          </w:tcPr>
+          <w:p>
+            <w:pPr>
+              <w:pStyle w:val="Compact"/>
+            </w:pPr>
+            <w:r>
+              <w:rPr>
+                <w:sz w:val="19"/>
+              </w:rPr>
+              <w:t>Tidak ditemukan</w:t>
+            </w:r>
+          </w:p>
+        </w:tc>
+      </w:tr>
+      <w:tr>
+        <w:tc>
+          <w:tcPr>
+            <w:tcW w:w="0" w:type="auto"/>
+          </w:tcPr>
+          <w:p>
+            <w:pPr>
+              <w:pStyle w:val="Compact"/>
+            </w:pPr>
+            <w:r>
+              <w:rPr>
+                <w:sz w:val="19"/>
+              </w:rPr>
+              <w:t>Ondansetron</w:t>
+            </w:r>
+          </w:p>
+        </w:tc>
+        <w:tc>
+          <w:tcPr>
+            <w:tcW w:w="0" w:type="auto"/>
+          </w:tcPr>
+          <w:p>
+            <w:pPr>
+              <w:pStyle w:val="Compact"/>
+            </w:pPr>
+            <w:r>
+              <w:rPr>
+                <w:sz w:val="19"/>
+              </w:rPr>
+              <w:t>Oral 0,1–0,2 mg/kg tiap 6–12 jam</w:t>
+            </w:r>
+          </w:p>
+        </w:tc>
+        <w:tc>
+          <w:tcPr>
+            <w:tcW w:w="0" w:type="auto"/>
+          </w:tcPr>
+          <w:p>
+            <w:pPr>
+              <w:pStyle w:val="Compact"/>
+            </w:pPr>
+            <w:r>
+              <w:rPr>
+                <w:sz w:val="19"/>
+              </w:rPr>
+              <w:t xml:space="preserve">Sebagian sejalan (dosis </w:t>
+            </w:r>
+            <w:r>
+              <w:rPr>
+                <w:sz w:val="19"/>
+              </w:rPr>
+              <w:lastRenderedPageBreak/>
+              <w:t>tunggal)</w:t>
+            </w:r>
+          </w:p>
+        </w:tc>
+        <w:tc>
+          <w:tcPr>
+            <w:tcW w:w="0" w:type="auto"/>
+          </w:tcPr>
+          <w:p>
+            <w:pPr>
+              <w:pStyle w:val="Compact"/>
+            </w:pPr>
+            <w:r>
+              <w:rPr>
+                <w:sz w:val="19"/>
+              </w:rPr>
+              <w:lastRenderedPageBreak/>
+              <w:t>Freedman 2006 hlm. 1700</w:t>
+            </w:r>
+          </w:p>
+        </w:tc>
+      </w:tr>
+      <w:tr>
+        <w:tc>
+          <w:tcPr>
+            <w:tcW w:w="0" w:type="auto"/>
+          </w:tcPr>
+          <w:p>
+            <w:pPr>
+              <w:pStyle w:val="Compact"/>
+            </w:pPr>
+            <w:r>
+              <w:rPr>
+                <w:sz w:val="19"/>
+              </w:rPr>
+              <w:t>Ondansetron</w:t>
+            </w:r>
+          </w:p>
+        </w:tc>
+        <w:tc>
+          <w:tcPr>
+            <w:tcW w:w="0" w:type="auto"/>
+          </w:tcPr>
+          <w:p>
+            <w:pPr>
+              <w:pStyle w:val="Compact"/>
+            </w:pPr>
+            <w:r>
+              <w:rPr>
+                <w:sz w:val="19"/>
+              </w:rPr>
+              <w:t>Tanpa penyesuaian ginjal</w:t>
+            </w:r>
+          </w:p>
+        </w:tc>
+        <w:tc>
+          <w:tcPr>
+            <w:tcW w:w="0" w:type="auto"/>
+          </w:tcPr>
+          <w:p>
+            <w:pPr>
+              <w:pStyle w:val="Compact"/>
+            </w:pPr>
+            <w:r>
+              <w:rPr>
+                <w:sz w:val="19"/>
+              </w:rPr>
+              <w:t>Berbeda</w:t>
+            </w:r>
+          </w:p>
+        </w:tc>
+        <w:tc>
+          <w:tcPr>
+            <w:tcW w:w="0" w:type="auto"/>
+          </w:tcPr>
+          <w:p>
+            <w:pPr>
+              <w:pStyle w:val="Compact"/>
+            </w:pPr>
+            <w:r>
+              <w:rPr>
+                <w:sz w:val="19"/>
+              </w:rPr>
+              <w:t>Daschner 2005 hlm. 1682</w:t>
+            </w:r>
+          </w:p>
+        </w:tc>
+      </w:tr>
+      <w:tr>
+        <w:tc>
+          <w:tcPr>
+            <w:tcW w:w="0" w:type="auto"/>
+          </w:tcPr>
+          <w:p>
+            <w:pPr>
+              <w:pStyle w:val="Compact"/>
+            </w:pPr>
+            <w:r>
+              <w:rPr>
+                <w:sz w:val="19"/>
+              </w:rPr>
+              <w:t>Deksametason</w:t>
+            </w:r>
+          </w:p>
+        </w:tc>
+        <w:tc>
+          <w:tcPr>
+            <w:tcW w:w="0" w:type="auto"/>
+          </w:tcPr>
+          <w:p>
+            <w:pPr>
+              <w:pStyle w:val="Compact"/>
+            </w:pPr>
+            <w:r>
+              <w:rPr>
+                <w:sz w:val="19"/>
+              </w:rPr>
+              <w:t>0,1–0,25 mg/kg tiap 6 jam</w:t>
+            </w:r>
+          </w:p>
+        </w:tc>
+        <w:tc>
+          <w:tcPr>
+            <w:tcW w:w="0" w:type="auto"/>
+          </w:tcPr>
+          <w:p>
+            <w:pPr>
+              <w:pStyle w:val="Compact"/>
+            </w:pPr>
+            <w:r>
+              <w:rPr>
+                <w:sz w:val="19"/>
+              </w:rPr>
+              <w:t>Sejalan untuk meningitis (0,15 mg/kg tiap 6 jam); sebagian sejalan untuk indikasi lain</w:t>
+            </w:r>
+          </w:p>
+        </w:tc>
+        <w:tc>
+          <w:tcPr>
+            <w:tcW w:w="0" w:type="auto"/>
+          </w:tcPr>
+          <w:p>
+            <w:pPr>
+              <w:pStyle w:val="Compact"/>
+            </w:pPr>
+            <w:r>
+              <w:rPr>
+                <w:sz w:val="19"/>
+              </w:rPr>
+              <w:t>IDSA 2004 hlm. 1277; WHO-MFC hlm. 29; label injeksi</w:t>
+            </w:r>
+          </w:p>
+        </w:tc>
+      </w:tr>
+      <w:tr>
+        <w:tc>
+          <w:tcPr>
+            <w:tcW w:w="0" w:type="auto"/>
+          </w:tcPr>
+          <w:p>
+            <w:pPr>
+              <w:pStyle w:val="Compact"/>
+            </w:pPr>
+            <w:r>
+              <w:rPr>
+                <w:sz w:val="19"/>
+              </w:rPr>
               <w:t>Asiklovir</w:t>
             </w:r>
           </w:p>
@@ -15262,6 +16492,336 @@
               <w:rPr>
                 <w:sz w:val="19"/>
               </w:rPr>
+              <w:t>HSV IV 20 mg/kg tiap 8 jam 14–21 hari</w:t>
+            </w:r>
+          </w:p>
+        </w:tc>
+        <w:tc>
+          <w:tcPr>
+            <w:tcW w:w="0" w:type="auto"/>
+          </w:tcPr>
+          <w:p>
+            <w:pPr>
+              <w:pStyle w:val="Compact"/>
+            </w:pPr>
+            <w:r>
+              <w:rPr>
+                <w:sz w:val="19"/>
+              </w:rPr>
+              <w:t>Sejalan</w:t>
+            </w:r>
+          </w:p>
+        </w:tc>
+        <w:tc>
+          <w:tcPr>
+            <w:tcW w:w="0" w:type="auto"/>
+          </w:tcPr>
+          <w:p>
+            <w:pPr>
+              <w:pStyle w:val="Compact"/>
+            </w:pPr>
+            <w:r>
+              <w:rPr>
+                <w:sz w:val="19"/>
+              </w:rPr>
+              <w:t>WHO-MFC hlm. 149; Kimberlin 2001</w:t>
+            </w:r>
+          </w:p>
+        </w:tc>
+      </w:tr>
+      <w:tr>
+        <w:tc>
+          <w:tcPr>
+            <w:tcW w:w="0" w:type="auto"/>
+          </w:tcPr>
+          <w:p>
+            <w:pPr>
+              <w:pStyle w:val="Compact"/>
+            </w:pPr>
+            <w:r>
+              <w:rPr>
+                <w:sz w:val="19"/>
+              </w:rPr>
+              <w:t>Asiklovir</w:t>
+            </w:r>
+          </w:p>
+        </w:tc>
+        <w:tc>
+          <w:tcPr>
+            <w:tcW w:w="0" w:type="auto"/>
+          </w:tcPr>
+          <w:p>
+            <w:pPr>
+              <w:pStyle w:val="Compact"/>
+            </w:pPr>
+            <w:r>
+              <w:rPr>
+                <w:sz w:val="19"/>
+              </w:rPr>
+              <w:t>VZV IV 10–15 mg/kg tiap 8 jam</w:t>
+            </w:r>
+          </w:p>
+        </w:tc>
+        <w:tc>
+          <w:tcPr>
+            <w:tcW w:w="0" w:type="auto"/>
+          </w:tcPr>
+          <w:p>
+            <w:pPr>
+              <w:pStyle w:val="Compact"/>
+            </w:pPr>
+            <w:r>
+              <w:rPr>
+                <w:sz w:val="19"/>
+              </w:rPr>
+              <w:t>Sebagian sejalan</w:t>
+            </w:r>
+          </w:p>
+        </w:tc>
+        <w:tc>
+          <w:tcPr>
+            <w:tcW w:w="0" w:type="auto"/>
+          </w:tcPr>
+          <w:p>
+            <w:pPr>
+              <w:pStyle w:val="Compact"/>
+            </w:pPr>
+            <w:r>
+              <w:rPr>
+                <w:sz w:val="19"/>
+              </w:rPr>
+              <w:t>WHO-MFC hlm. 149; label injeksi</w:t>
+            </w:r>
+          </w:p>
+        </w:tc>
+      </w:tr>
+      <w:tr>
+        <w:tc>
+          <w:tcPr>
+            <w:tcW w:w="0" w:type="auto"/>
+          </w:tcPr>
+          <w:p>
+            <w:pPr>
+              <w:pStyle w:val="Compact"/>
+            </w:pPr>
+            <w:r>
+              <w:rPr>
+                <w:sz w:val="19"/>
+              </w:rPr>
+              <w:t>Asiklovir</w:t>
+            </w:r>
+          </w:p>
+        </w:tc>
+        <w:tc>
+          <w:tcPr>
+            <w:tcW w:w="0" w:type="auto"/>
+          </w:tcPr>
+          <w:p>
+            <w:pPr>
+              <w:pStyle w:val="Compact"/>
+            </w:pPr>
+            <w:r>
+              <w:rPr>
+                <w:sz w:val="19"/>
+              </w:rPr>
+              <w:t>Oral 20 mg/kg (maks 800 mg/dosis)</w:t>
+            </w:r>
+          </w:p>
+        </w:tc>
+        <w:tc>
+          <w:tcPr>
+            <w:tcW w:w="0" w:type="auto"/>
+          </w:tcPr>
+          <w:p>
+            <w:pPr>
+              <w:pStyle w:val="Compact"/>
+            </w:pPr>
+            <w:r>
+              <w:rPr>
+                <w:sz w:val="19"/>
+              </w:rPr>
+              <w:t>Sejalan</w:t>
+            </w:r>
+          </w:p>
+        </w:tc>
+        <w:tc>
+          <w:tcPr>
+            <w:tcW w:w="0" w:type="auto"/>
+          </w:tcPr>
+          <w:p>
+            <w:pPr>
+              <w:pStyle w:val="Compact"/>
+            </w:pPr>
+            <w:r>
+              <w:rPr>
+                <w:sz w:val="19"/>
+              </w:rPr>
+              <w:t>Label tablet</w:t>
+            </w:r>
+          </w:p>
+        </w:tc>
+      </w:tr>
+      <w:tr>
+        <w:tc>
+          <w:tcPr>
+            <w:tcW w:w="0" w:type="auto"/>
+          </w:tcPr>
+          <w:p>
+            <w:pPr>
+              <w:pStyle w:val="Compact"/>
+            </w:pPr>
+            <w:r>
+              <w:rPr>
+                <w:sz w:val="19"/>
+              </w:rPr>
+              <w:t>Asiklovir</w:t>
+            </w:r>
+          </w:p>
+        </w:tc>
+        <w:tc>
+          <w:tcPr>
+            <w:tcW w:w="0" w:type="auto"/>
+          </w:tcPr>
+          <w:p>
+            <w:pPr>
+              <w:pStyle w:val="Compact"/>
+            </w:pPr>
+            <w:r>
+              <w:rPr>
+                <w:sz w:val="19"/>
+              </w:rPr>
+              <w:t>HIV: gingivostomatitis IV, diseminata/ensefalitis, varisela, herpes zoster oral</w:t>
+            </w:r>
+          </w:p>
+        </w:tc>
+        <w:tc>
+          <w:tcPr>
+            <w:tcW w:w="0" w:type="auto"/>
+          </w:tcPr>
+          <w:p>
+            <w:pPr>
+              <w:pStyle w:val="Compact"/>
+            </w:pPr>
+            <w:r>
+              <w:rPr>
+                <w:sz w:val="19"/>
+              </w:rPr>
+              <w:t>Sejalan</w:t>
+            </w:r>
+          </w:p>
+        </w:tc>
+        <w:tc>
+          <w:tcPr>
+            <w:tcW w:w="0" w:type="auto"/>
+          </w:tcPr>
+          <w:p>
+            <w:pPr>
+              <w:pStyle w:val="Compact"/>
+            </w:pPr>
+            <w:r>
+              <w:rPr>
+                <w:sz w:val="19"/>
+              </w:rPr>
+              <w:t>Pedoman NIH hlm. M-11 s.d. M-12, X-11 s.d. X-13</w:t>
+            </w:r>
+          </w:p>
+        </w:tc>
+      </w:tr>
+      <w:tr>
+        <w:tc>
+          <w:tcPr>
+            <w:tcW w:w="0" w:type="auto"/>
+          </w:tcPr>
+          <w:p>
+            <w:pPr>
+              <w:pStyle w:val="Compact"/>
+            </w:pPr>
+            <w:r>
+              <w:rPr>
+                <w:sz w:val="19"/>
+              </w:rPr>
+              <w:t>Asiklovir</w:t>
+            </w:r>
+          </w:p>
+        </w:tc>
+        <w:tc>
+          <w:tcPr>
+            <w:tcW w:w="0" w:type="auto"/>
+          </w:tcPr>
+          <w:p>
+            <w:pPr>
+              <w:pStyle w:val="Compact"/>
+            </w:pPr>
+            <w:r>
+              <w:rPr>
+                <w:sz w:val="19"/>
+              </w:rPr>
+              <w:t>HIV: gingivostomatitis oral 20 mg/kg tiap 8 jam</w:t>
+            </w:r>
+          </w:p>
+        </w:tc>
+        <w:tc>
+          <w:tcPr>
+            <w:tcW w:w="0" w:type="auto"/>
+          </w:tcPr>
+          <w:p>
+            <w:pPr>
+              <w:pStyle w:val="Compact"/>
+            </w:pPr>
+            <w:r>
+              <w:rPr>
+                <w:sz w:val="19"/>
+              </w:rPr>
+              <w:t>Sebagian sejalan</w:t>
+            </w:r>
+          </w:p>
+        </w:tc>
+        <w:tc>
+          <w:tcPr>
+            <w:tcW w:w="0" w:type="auto"/>
+          </w:tcPr>
+          <w:p>
+            <w:pPr>
+              <w:pStyle w:val="Compact"/>
+            </w:pPr>
+            <w:r>
+              <w:rPr>
+                <w:sz w:val="19"/>
+              </w:rPr>
+              <w:t>NIH: 4 kali sehari, maks 400 mg/dosis</w:t>
+            </w:r>
+          </w:p>
+        </w:tc>
+      </w:tr>
+      <w:tr>
+        <w:tc>
+          <w:tcPr>
+            <w:tcW w:w="0" w:type="auto"/>
+          </w:tcPr>
+          <w:p>
+            <w:pPr>
+              <w:pStyle w:val="Compact"/>
+            </w:pPr>
+            <w:r>
+              <w:rPr>
+                <w:sz w:val="19"/>
+              </w:rPr>
+              <w:t>Asiklovir</w:t>
+            </w:r>
+          </w:p>
+        </w:tc>
+        <w:tc>
+          <w:tcPr>
+            <w:tcW w:w="0" w:type="auto"/>
+          </w:tcPr>
+          <w:p>
+            <w:pPr>
+              <w:pStyle w:val="Compact"/>
+            </w:pPr>
+            <w:r>
+              <w:rPr>
+                <w:sz w:val="19"/>
+              </w:rPr>
               <w:t>Tabel ginjal</w:t>
             </w:r>
           </w:p>
@@ -15294,7 +16854,7 @@
               <w:rPr>
                 <w:sz w:val="19"/>
               </w:rPr>
-              <w:t>Label injeksi Tabel 5</w:t>
+              <w:t>Label injeksi Tabel 5; pedoman NIH hlm. X-11</w:t>
             </w:r>
           </w:p>
         </w:tc>
@@ -15302,7 +16862,7 @@
     </w:tbl>
     <w:p>
       <w:r>
-        <w:pict w14:anchorId="4DFB1BB9">
+        <w:pict w14:anchorId="271777D4">
           <v:rect id="_x0000_i1041" style="width:0;height:1.5pt" o:hralign="center" o:hrstd="t" o:hr="t"/>
         </w:pict>
       </w:r>
@@ -15312,7 +16872,7 @@
         <w:pStyle w:val="Heading2"/>
       </w:pPr>
       <w:bookmarkStart w:id="54" w:name="Xcce5a01ec5708ee420b210894d88b5852aca629"/>
-      <w:bookmarkStart w:id="55" w:name="_Toc242799836"/>
+      <w:bookmarkStart w:id="55" w:name="_Toc242815487"/>
       <w:bookmarkEnd w:id="52"/>
       <w:r>
         <w:t>Lampiran C. Rute dan sediaan yang dikeluarkan (tidak ada dosis di IDAI maupun FORNAS)</w:t>
@@ -15562,7 +17122,6 @@
               <w:rPr>
                 <w:sz w:val="19"/>
               </w:rPr>
-              <w:lastRenderedPageBreak/>
               <w:t>Gentamisin</w:t>
             </w:r>
           </w:p>
@@ -15751,7 +17310,7 @@
     </w:tbl>
     <w:p>
       <w:r>
-        <w:pict w14:anchorId="35636FAF">
+        <w:pict w14:anchorId="4A5CD4FC">
           <v:rect id="_x0000_i1042" style="width:0;height:1.5pt" o:hralign="center" o:hrstd="t" o:hr="t"/>
         </w:pict>
       </w:r>
@@ -15760,13 +17319,30 @@
       <w:pPr>
         <w:pStyle w:val="Heading2"/>
       </w:pPr>
-      <w:bookmarkStart w:id="56" w:name="X2cb3a707beee3a80e3311ec4a29b9abd85827d3"/>
-      <w:bookmarkStart w:id="57" w:name="_Toc242799837"/>
+      <w:bookmarkStart w:id="56" w:name="X58337755828ad15a617a99d99aa708ba5c9af03"/>
+      <w:bookmarkStart w:id="57" w:name="_Toc242815488"/>
       <w:bookmarkEnd w:id="54"/>
       <w:r>
-        <w:t>Lampiran D. Sumber pendukung yang belum bisa saya akses (mohon diunduh dan diunggah)</w:t>
+        <w:t>Lampiran D. Status sumber pendukung yang diminta</w:t>
       </w:r>
       <w:bookmarkEnd w:id="57"/>
+    </w:p>
+    <w:p>
+      <w:pPr>
+        <w:pStyle w:val="FirstParagraph"/>
+      </w:pPr>
+      <w:r>
+        <w:t xml:space="preserve">Draf 0.2 meminta pemilik mengunduh 9 sumber. Pada draf 0.3, delapan berkas sudah diunggah ke </w:t>
+      </w:r>
+      <w:r>
+        <w:rPr>
+          <w:rStyle w:val="VerbatimChar"/>
+        </w:rPr>
+        <w:t>dosis obat/Sumber jurnal luar/</w:t>
+      </w:r>
+      <w:r>
+        <w:t xml:space="preserve"> dan teks lengkapnya sudah dibaca.</w:t>
+      </w:r>
     </w:p>
     <w:tbl>
       <w:tblPr>
@@ -15783,10 +17359,9 @@
         <w:tblLook w:val="0020" w:firstRow="1" w:lastRow="0" w:firstColumn="0" w:lastColumn="0" w:noHBand="0" w:noVBand="0"/>
       </w:tblPr>
       <w:tblGrid>
-        <w:gridCol w:w="449"/>
-        <w:gridCol w:w="1727"/>
-        <w:gridCol w:w="1997"/>
-        <w:gridCol w:w="5403"/>
+        <w:gridCol w:w="479"/>
+        <w:gridCol w:w="3130"/>
+        <w:gridCol w:w="5967"/>
       </w:tblGrid>
       <w:tr>
         <w:trPr>
@@ -15843,25 +17418,7 @@
                 <w:b/>
                 <w:sz w:val="19"/>
               </w:rPr>
-              <w:t>Untuk memverifikasi</w:t>
-            </w:r>
-          </w:p>
-        </w:tc>
-        <w:tc>
-          <w:tcPr>
-            <w:tcW w:w="0" w:type="auto"/>
-            <w:shd w:val="clear" w:color="auto" w:fill="DCE6F1"/>
-          </w:tcPr>
-          <w:p>
-            <w:pPr>
-              <w:pStyle w:val="Compact"/>
-            </w:pPr>
-            <w:r>
-              <w:rPr>
-                <w:b/>
-                <w:sz w:val="19"/>
-              </w:rPr>
-              <w:t>Link</w:t>
+              <w:t>Status</w:t>
             </w:r>
           </w:p>
         </w:tc>
@@ -15895,56 +17452,24 @@
               <w:rPr>
                 <w:sz w:val="19"/>
               </w:rPr>
-              <w:t xml:space="preserve">Lieberthal AS, dkk. The diagnosis and management of acute otitis media. </w:t>
-            </w:r>
-            <w:r>
-              <w:rPr>
-                <w:i/>
-                <w:iCs/>
-                <w:sz w:val="19"/>
-              </w:rPr>
-              <w:t>Pediatrics</w:t>
-            </w:r>
-            <w:r>
-              <w:rPr>
-                <w:sz w:val="19"/>
-              </w:rPr>
-              <w:t xml:space="preserve"> 2013;131(3):e964-99 (AAP)</w:t>
-            </w:r>
-          </w:p>
-        </w:tc>
-        <w:tc>
-          <w:tcPr>
-            <w:tcW w:w="0" w:type="auto"/>
-          </w:tcPr>
-          <w:p>
-            <w:pPr>
-              <w:pStyle w:val="Compact"/>
-            </w:pPr>
-            <w:r>
-              <w:rPr>
-                <w:sz w:val="19"/>
-              </w:rPr>
-              <w:t>Amoksisilin 80–90 mg/kg/hari; seftriakson IM 1 atau 3 hari</w:t>
-            </w:r>
-          </w:p>
-        </w:tc>
-        <w:tc>
-          <w:tcPr>
-            <w:tcW w:w="0" w:type="auto"/>
-          </w:tcPr>
-          <w:p>
-            <w:pPr>
-              <w:pStyle w:val="Compact"/>
-            </w:pPr>
-            <w:hyperlink r:id="rId25">
-              <w:r>
-                <w:rPr>
-                  <w:rStyle w:val="Hyperlink"/>
-                </w:rPr>
-                <w:t>https://doi.org/10.1542/peds.2012-3488</w:t>
-              </w:r>
-            </w:hyperlink>
+              <w:t>AAP 2013, otitis media akut</w:t>
+            </w:r>
+          </w:p>
+        </w:tc>
+        <w:tc>
+          <w:tcPr>
+            <w:tcW w:w="0" w:type="auto"/>
+          </w:tcPr>
+          <w:p>
+            <w:pPr>
+              <w:pStyle w:val="Compact"/>
+            </w:pPr>
+            <w:r>
+              <w:rPr>
+                <w:sz w:val="19"/>
+              </w:rPr>
+              <w:t>Diterima dan dibaca (36 halaman)</w:t>
+            </w:r>
           </w:p>
         </w:tc>
       </w:tr>
@@ -15977,75 +17502,23 @@
               <w:rPr>
                 <w:sz w:val="19"/>
               </w:rPr>
-              <w:t xml:space="preserve">Bradley JS, dkk. Community-acquired pneumonia in infants and children &gt;3 months. </w:t>
-            </w:r>
-            <w:r>
-              <w:rPr>
-                <w:i/>
-                <w:iCs/>
-                <w:sz w:val="19"/>
-              </w:rPr>
-              <w:t>Clin Infect Dis</w:t>
-            </w:r>
-            <w:r>
-              <w:rPr>
-                <w:sz w:val="19"/>
-              </w:rPr>
-              <w:t xml:space="preserve"> 2011;53(7):e25-76 (PIDS/IDSA)</w:t>
-            </w:r>
-          </w:p>
-        </w:tc>
-        <w:tc>
-          <w:tcPr>
-            <w:tcW w:w="0" w:type="auto"/>
-          </w:tcPr>
-          <w:p>
-            <w:pPr>
-              <w:pStyle w:val="Compact"/>
-            </w:pPr>
-            <w:r>
-              <w:rPr>
-                <w:sz w:val="19"/>
-              </w:rPr>
-              <w:t>Amoksisilin dosis tinggi; seftriakson</w:t>
-            </w:r>
-          </w:p>
-        </w:tc>
-        <w:tc>
-          <w:tcPr>
-            <w:tcW w:w="0" w:type="auto"/>
-          </w:tcPr>
-          <w:p>
-            <w:pPr>
-              <w:pStyle w:val="Compact"/>
-            </w:pPr>
-            <w:hyperlink r:id="rId26">
-              <w:r>
-                <w:rPr>
-                  <w:rStyle w:val="Hyperlink"/>
-                </w:rPr>
-                <w:t>https://doi.org/10.1093/cid/cir531</w:t>
-              </w:r>
-            </w:hyperlink>
-            <w:r>
-              <w:rPr>
-                <w:sz w:val="19"/>
-              </w:rPr>
-              <w:t xml:space="preserve"> (teks lengkap gratis: </w:t>
-            </w:r>
-            <w:hyperlink r:id="rId27">
-              <w:r>
-                <w:rPr>
-                  <w:rStyle w:val="Hyperlink"/>
-                </w:rPr>
-                <w:t>https://pmc.ncbi.nlm.nih.gov/articles/PMC7107838/</w:t>
-              </w:r>
-            </w:hyperlink>
-            <w:r>
-              <w:rPr>
-                <w:sz w:val="19"/>
-              </w:rPr>
-              <w:t>)</w:t>
+              <w:t>IDSA 2011, pneumonia komunitas anak</w:t>
+            </w:r>
+          </w:p>
+        </w:tc>
+        <w:tc>
+          <w:tcPr>
+            <w:tcW w:w="0" w:type="auto"/>
+          </w:tcPr>
+          <w:p>
+            <w:pPr>
+              <w:pStyle w:val="Compact"/>
+            </w:pPr>
+            <w:r>
+              <w:rPr>
+                <w:sz w:val="19"/>
+              </w:rPr>
+              <w:t>Diterima dan dibaca (52 halaman)</w:t>
             </w:r>
           </w:p>
         </w:tc>
@@ -16079,56 +17552,24 @@
               <w:rPr>
                 <w:sz w:val="19"/>
               </w:rPr>
-              <w:t xml:space="preserve">Wilson WR, dkk. Prevention of viridans group streptococcal infective endocarditis. </w:t>
-            </w:r>
-            <w:r>
-              <w:rPr>
-                <w:i/>
-                <w:iCs/>
-                <w:sz w:val="19"/>
-              </w:rPr>
-              <w:t>Circulation</w:t>
-            </w:r>
-            <w:r>
-              <w:rPr>
-                <w:sz w:val="19"/>
-              </w:rPr>
-              <w:t xml:space="preserve"> 2021;143(20):e963-78 (AHA)</w:t>
-            </w:r>
-          </w:p>
-        </w:tc>
-        <w:tc>
-          <w:tcPr>
-            <w:tcW w:w="0" w:type="auto"/>
-          </w:tcPr>
-          <w:p>
-            <w:pPr>
-              <w:pStyle w:val="Compact"/>
-            </w:pPr>
-            <w:r>
-              <w:rPr>
-                <w:sz w:val="19"/>
-              </w:rPr>
-              <w:t>Amoksisilin profilaksis 50 mg/kg</w:t>
-            </w:r>
-          </w:p>
-        </w:tc>
-        <w:tc>
-          <w:tcPr>
-            <w:tcW w:w="0" w:type="auto"/>
-          </w:tcPr>
-          <w:p>
-            <w:pPr>
-              <w:pStyle w:val="Compact"/>
-            </w:pPr>
-            <w:hyperlink r:id="rId28">
-              <w:r>
-                <w:rPr>
-                  <w:rStyle w:val="Hyperlink"/>
-                </w:rPr>
-                <w:t>https://doi.org/10.1161/CIR.0000000000000969</w:t>
-              </w:r>
-            </w:hyperlink>
+              <w:t>AHA 2021, profilaksis endokarditis</w:t>
+            </w:r>
+          </w:p>
+        </w:tc>
+        <w:tc>
+          <w:tcPr>
+            <w:tcW w:w="0" w:type="auto"/>
+          </w:tcPr>
+          <w:p>
+            <w:pPr>
+              <w:pStyle w:val="Compact"/>
+            </w:pPr>
+            <w:r>
+              <w:rPr>
+                <w:sz w:val="19"/>
+              </w:rPr>
+              <w:t>Diterima dan dibaca (16 halaman)</w:t>
+            </w:r>
           </w:p>
         </w:tc>
       </w:tr>
@@ -16145,6 +17586,7 @@
               <w:rPr>
                 <w:sz w:val="19"/>
               </w:rPr>
+              <w:lastRenderedPageBreak/>
               <w:t>4</w:t>
             </w:r>
           </w:p>
@@ -16161,56 +17603,24 @@
               <w:rPr>
                 <w:sz w:val="19"/>
               </w:rPr>
-              <w:t xml:space="preserve">Tunkel AR, dkk. Practice guidelines for the management of bacterial meningitis. </w:t>
-            </w:r>
-            <w:r>
-              <w:rPr>
-                <w:i/>
-                <w:iCs/>
-                <w:sz w:val="19"/>
-              </w:rPr>
-              <w:t>Clin Infect Dis</w:t>
-            </w:r>
-            <w:r>
-              <w:rPr>
-                <w:sz w:val="19"/>
-              </w:rPr>
-              <w:t xml:space="preserve"> 2004;39(9):1267-84 (IDSA)</w:t>
-            </w:r>
-          </w:p>
-        </w:tc>
-        <w:tc>
-          <w:tcPr>
-            <w:tcW w:w="0" w:type="auto"/>
-          </w:tcPr>
-          <w:p>
-            <w:pPr>
-              <w:pStyle w:val="Compact"/>
-            </w:pPr>
-            <w:r>
-              <w:rPr>
-                <w:sz w:val="19"/>
-              </w:rPr>
-              <w:t>Deksametason 0,15 mg/kg tiap 6 jam; seftriakson meningitis</w:t>
-            </w:r>
-          </w:p>
-        </w:tc>
-        <w:tc>
-          <w:tcPr>
-            <w:tcW w:w="0" w:type="auto"/>
-          </w:tcPr>
-          <w:p>
-            <w:pPr>
-              <w:pStyle w:val="Compact"/>
-            </w:pPr>
-            <w:hyperlink r:id="rId29">
-              <w:r>
-                <w:rPr>
-                  <w:rStyle w:val="Hyperlink"/>
-                </w:rPr>
-                <w:t>https://doi.org/10.1086/425368</w:t>
-              </w:r>
-            </w:hyperlink>
+              <w:t>IDSA 2004, meningitis bakterial</w:t>
+            </w:r>
+          </w:p>
+        </w:tc>
+        <w:tc>
+          <w:tcPr>
+            <w:tcW w:w="0" w:type="auto"/>
+          </w:tcPr>
+          <w:p>
+            <w:pPr>
+              <w:pStyle w:val="Compact"/>
+            </w:pPr>
+            <w:r>
+              <w:rPr>
+                <w:sz w:val="19"/>
+              </w:rPr>
+              <w:t>Diterima dan dibaca (18 halaman)</w:t>
+            </w:r>
           </w:p>
         </w:tc>
       </w:tr>
@@ -16243,71 +17653,24 @@
               <w:rPr>
                 <w:sz w:val="19"/>
               </w:rPr>
-              <w:t xml:space="preserve">Daschner M. Drug dosage in children with reduced </w:t>
-            </w:r>
-            <w:r>
-              <w:rPr>
-                <w:sz w:val="19"/>
-              </w:rPr>
-              <w:lastRenderedPageBreak/>
-              <w:t xml:space="preserve">renal function. </w:t>
-            </w:r>
-            <w:r>
-              <w:rPr>
-                <w:i/>
-                <w:iCs/>
-                <w:sz w:val="19"/>
-              </w:rPr>
-              <w:t>Pediatr Nephrol</w:t>
-            </w:r>
-            <w:r>
-              <w:rPr>
-                <w:sz w:val="19"/>
-              </w:rPr>
-              <w:t xml:space="preserve"> 2005;20(12):1675-86</w:t>
-            </w:r>
-          </w:p>
-        </w:tc>
-        <w:tc>
-          <w:tcPr>
-            <w:tcW w:w="0" w:type="auto"/>
-          </w:tcPr>
-          <w:p>
-            <w:pPr>
-              <w:pStyle w:val="Compact"/>
-            </w:pPr>
-            <w:r>
-              <w:rPr>
-                <w:sz w:val="19"/>
-              </w:rPr>
-              <w:lastRenderedPageBreak/>
-              <w:t xml:space="preserve">Tabel penyesuaian ginjal (parasetamol, asiklovir, gentamisin, </w:t>
-            </w:r>
-            <w:r>
-              <w:rPr>
-                <w:sz w:val="19"/>
-              </w:rPr>
-              <w:lastRenderedPageBreak/>
-              <w:t>dll.)</w:t>
-            </w:r>
-          </w:p>
-        </w:tc>
-        <w:tc>
-          <w:tcPr>
-            <w:tcW w:w="0" w:type="auto"/>
-          </w:tcPr>
-          <w:p>
-            <w:pPr>
-              <w:pStyle w:val="Compact"/>
-            </w:pPr>
-            <w:hyperlink r:id="rId30">
-              <w:r>
-                <w:rPr>
-                  <w:rStyle w:val="Hyperlink"/>
-                </w:rPr>
-                <w:t>https://doi.org/10.1007/s00467-005-1922-9</w:t>
-              </w:r>
-            </w:hyperlink>
+              <w:t>Daschner 2005, dosis pada gangguan ginjal anak</w:t>
+            </w:r>
+          </w:p>
+        </w:tc>
+        <w:tc>
+          <w:tcPr>
+            <w:tcW w:w="0" w:type="auto"/>
+          </w:tcPr>
+          <w:p>
+            <w:pPr>
+              <w:pStyle w:val="Compact"/>
+            </w:pPr>
+            <w:r>
+              <w:rPr>
+                <w:sz w:val="19"/>
+              </w:rPr>
+              <w:t>Diterima dan dibaca (12 halaman)</w:t>
+            </w:r>
           </w:p>
         </w:tc>
       </w:tr>
@@ -16340,56 +17703,24 @@
               <w:rPr>
                 <w:sz w:val="19"/>
               </w:rPr>
-              <w:t xml:space="preserve">Freedman SB, dkk. Oral ondansetron for gastroenteritis in a pediatric emergency department. </w:t>
-            </w:r>
-            <w:r>
-              <w:rPr>
-                <w:i/>
-                <w:iCs/>
-                <w:sz w:val="19"/>
-              </w:rPr>
-              <w:t>N Engl J Med</w:t>
-            </w:r>
-            <w:r>
-              <w:rPr>
-                <w:sz w:val="19"/>
-              </w:rPr>
-              <w:t xml:space="preserve"> 2006;354(16):1698-705</w:t>
-            </w:r>
-          </w:p>
-        </w:tc>
-        <w:tc>
-          <w:tcPr>
-            <w:tcW w:w="0" w:type="auto"/>
-          </w:tcPr>
-          <w:p>
-            <w:pPr>
-              <w:pStyle w:val="Compact"/>
-            </w:pPr>
-            <w:r>
-              <w:rPr>
-                <w:sz w:val="19"/>
-              </w:rPr>
-              <w:t>Ondansetron oral pada anak</w:t>
-            </w:r>
-          </w:p>
-        </w:tc>
-        <w:tc>
-          <w:tcPr>
-            <w:tcW w:w="0" w:type="auto"/>
-          </w:tcPr>
-          <w:p>
-            <w:pPr>
-              <w:pStyle w:val="Compact"/>
-            </w:pPr>
-            <w:hyperlink r:id="rId31">
-              <w:r>
-                <w:rPr>
-                  <w:rStyle w:val="Hyperlink"/>
-                </w:rPr>
-                <w:t>https://doi.org/10.1056/NEJMoa055119</w:t>
-              </w:r>
-            </w:hyperlink>
+              <w:t>Freedman 2006, ondansetron oral</w:t>
+            </w:r>
+          </w:p>
+        </w:tc>
+        <w:tc>
+          <w:tcPr>
+            <w:tcW w:w="0" w:type="auto"/>
+          </w:tcPr>
+          <w:p>
+            <w:pPr>
+              <w:pStyle w:val="Compact"/>
+            </w:pPr>
+            <w:r>
+              <w:rPr>
+                <w:sz w:val="19"/>
+              </w:rPr>
+              <w:t>Diterima dan dibaca (8 halaman)</w:t>
+            </w:r>
           </w:p>
         </w:tc>
       </w:tr>
@@ -16406,58 +17737,40 @@
               <w:rPr>
                 <w:sz w:val="19"/>
               </w:rPr>
-              <w:t>7</w:t>
-            </w:r>
-          </w:p>
-        </w:tc>
-        <w:tc>
-          <w:tcPr>
-            <w:tcW w:w="0" w:type="auto"/>
-          </w:tcPr>
-          <w:p>
-            <w:pPr>
-              <w:pStyle w:val="Compact"/>
-            </w:pPr>
-            <w:r>
-              <w:rPr>
-                <w:sz w:val="19"/>
-              </w:rPr>
-              <w:t>NIH/CDC/IDSA. Guidelines for the Prevention and Treatment of Opportunistic Infections in Children with HIV: Herpes Simplex Virus</w:t>
-            </w:r>
-          </w:p>
-        </w:tc>
-        <w:tc>
-          <w:tcPr>
-            <w:tcW w:w="0" w:type="auto"/>
-          </w:tcPr>
-          <w:p>
-            <w:pPr>
-              <w:pStyle w:val="Compact"/>
-            </w:pPr>
-            <w:r>
-              <w:rPr>
-                <w:sz w:val="19"/>
-              </w:rPr>
-              <w:t>Asiklovir pada HIV (gingivostomatitis, diseminata/ensefalitis)</w:t>
-            </w:r>
-          </w:p>
-        </w:tc>
-        <w:tc>
-          <w:tcPr>
-            <w:tcW w:w="0" w:type="auto"/>
-          </w:tcPr>
-          <w:p>
-            <w:pPr>
-              <w:pStyle w:val="Compact"/>
-            </w:pPr>
-            <w:hyperlink r:id="rId32">
-              <w:r>
-                <w:rPr>
-                  <w:rStyle w:val="Hyperlink"/>
-                </w:rPr>
-                <w:t>https://clinicalinfo.hiv.gov/en/guidelines/pediatric-opportunistic-infection/herpes-simplex-virus</w:t>
-              </w:r>
-            </w:hyperlink>
+              <w:t>7–8</w:t>
+            </w:r>
+          </w:p>
+        </w:tc>
+        <w:tc>
+          <w:tcPr>
+            <w:tcW w:w="0" w:type="auto"/>
+          </w:tcPr>
+          <w:p>
+            <w:pPr>
+              <w:pStyle w:val="Compact"/>
+            </w:pPr>
+            <w:r>
+              <w:rPr>
+                <w:sz w:val="19"/>
+              </w:rPr>
+              <w:t>Pedoman NIH infeksi oportunistik anak dengan HIV (HSV dan VZV)</w:t>
+            </w:r>
+          </w:p>
+        </w:tc>
+        <w:tc>
+          <w:tcPr>
+            <w:tcW w:w="0" w:type="auto"/>
+          </w:tcPr>
+          <w:p>
+            <w:pPr>
+              <w:pStyle w:val="Compact"/>
+            </w:pPr>
+            <w:r>
+              <w:rPr>
+                <w:sz w:val="19"/>
+              </w:rPr>
+              <w:t>Diterima dan dibaca. Kedua berkas yang diunggah identik dan berisi pedoman lengkap (693 halaman, pembaruan 23 April 2026) yang sudah mencakup bagian HSV dan VZV.</w:t>
+            </w:r>
           </w:p>
         </w:tc>
       </w:tr>
@@ -16474,74 +17787,6 @@
               <w:rPr>
                 <w:sz w:val="19"/>
               </w:rPr>
-              <w:t>8</w:t>
-            </w:r>
-          </w:p>
-        </w:tc>
-        <w:tc>
-          <w:tcPr>
-            <w:tcW w:w="0" w:type="auto"/>
-          </w:tcPr>
-          <w:p>
-            <w:pPr>
-              <w:pStyle w:val="Compact"/>
-            </w:pPr>
-            <w:r>
-              <w:rPr>
-                <w:sz w:val="19"/>
-              </w:rPr>
-              <w:t>Pedoman yang sama: Varicella-Zoster Virus</w:t>
-            </w:r>
-          </w:p>
-        </w:tc>
-        <w:tc>
-          <w:tcPr>
-            <w:tcW w:w="0" w:type="auto"/>
-          </w:tcPr>
-          <w:p>
-            <w:pPr>
-              <w:pStyle w:val="Compact"/>
-            </w:pPr>
-            <w:r>
-              <w:rPr>
-                <w:sz w:val="19"/>
-              </w:rPr>
-              <w:t>Asiklovir varisela dan zoster pada HIV</w:t>
-            </w:r>
-          </w:p>
-        </w:tc>
-        <w:tc>
-          <w:tcPr>
-            <w:tcW w:w="0" w:type="auto"/>
-          </w:tcPr>
-          <w:p>
-            <w:pPr>
-              <w:pStyle w:val="Compact"/>
-            </w:pPr>
-            <w:hyperlink r:id="rId33">
-              <w:r>
-                <w:rPr>
-                  <w:rStyle w:val="Hyperlink"/>
-                </w:rPr>
-                <w:t>https://clinicalinfo.hiv.gov/en/guidelines/pediatric-opportunistic-infection/varicella-zoster-virus</w:t>
-              </w:r>
-            </w:hyperlink>
-          </w:p>
-        </w:tc>
-      </w:tr>
-      <w:tr>
-        <w:tc>
-          <w:tcPr>
-            <w:tcW w:w="0" w:type="auto"/>
-          </w:tcPr>
-          <w:p>
-            <w:pPr>
-              <w:pStyle w:val="Compact"/>
-            </w:pPr>
-            <w:r>
-              <w:rPr>
-                <w:sz w:val="19"/>
-              </w:rPr>
               <w:t>9</w:t>
             </w:r>
           </w:p>
@@ -16558,39 +17803,23 @@
               <w:rPr>
                 <w:sz w:val="19"/>
               </w:rPr>
-              <w:t>Referensi neonatal (misalnya NeoFax/Lexicomp atau AAP Red Book), bila pemilik memiliki akses</w:t>
-            </w:r>
-          </w:p>
-        </w:tc>
-        <w:tc>
-          <w:tcPr>
-            <w:tcW w:w="0" w:type="auto"/>
-          </w:tcPr>
-          <w:p>
-            <w:pPr>
-              <w:pStyle w:val="Compact"/>
-            </w:pPr>
-            <w:r>
-              <w:rPr>
-                <w:sz w:val="19"/>
-              </w:rPr>
-              <w:t>Tabel gentamisin neonatus menurut umur pascakonsepsi dan umur pascanatal</w:t>
-            </w:r>
-          </w:p>
-        </w:tc>
-        <w:tc>
-          <w:tcPr>
-            <w:tcW w:w="0" w:type="auto"/>
-          </w:tcPr>
-          <w:p>
-            <w:pPr>
-              <w:pStyle w:val="Compact"/>
-            </w:pPr>
-            <w:r>
-              <w:rPr>
-                <w:sz w:val="19"/>
-              </w:rPr>
-              <w:t>Produk berlangganan, tidak ada link unduhan bebas</w:t>
+              <w:t>Referensi neonatal (NeoFax/Lexicomp atau AAP Red Book)</w:t>
+            </w:r>
+          </w:p>
+        </w:tc>
+        <w:tc>
+          <w:tcPr>
+            <w:tcW w:w="0" w:type="auto"/>
+          </w:tcPr>
+          <w:p>
+            <w:pPr>
+              <w:pStyle w:val="Compact"/>
+            </w:pPr>
+            <w:r>
+              <w:rPr>
+                <w:sz w:val="19"/>
+              </w:rPr>
+              <w:t>Belum ada. Diperlukan untuk memverifikasi tabel gentamisin neonatus.</w:t>
             </w:r>
           </w:p>
         </w:tc>
@@ -16601,7 +17830,55 @@
         <w:pStyle w:val="BodyText"/>
       </w:pPr>
       <w:r>
-        <w:t>Catatan: untuk nomor 1–6, PubMed hanya memberi abstrak; teks lengkap ada di situs penerbit yang menolak akses otomatis. Situs nomor 7–8 memakai pemeriksaan browser (Cloudflare) yang tidak saya lewati.</w:t>
+        <w:t>Dosis yang masih belum ditemukan pendukungnya pada semua sumber yang sudah dibaca:</w:t>
+      </w:r>
+    </w:p>
+    <w:p>
+      <w:pPr>
+        <w:pStyle w:val="Compact"/>
+        <w:numPr>
+          <w:ilvl w:val="0"/>
+          <w:numId w:val="113"/>
+        </w:numPr>
+      </w:pPr>
+      <w:r>
+        <w:t>parasetamol oral dosis pertama 20 mg/kg;</w:t>
+      </w:r>
+    </w:p>
+    <w:p>
+      <w:pPr>
+        <w:pStyle w:val="Compact"/>
+        <w:numPr>
+          <w:ilvl w:val="0"/>
+          <w:numId w:val="113"/>
+        </w:numPr>
+      </w:pPr>
+      <w:r>
+        <w:t>amoksisilin 150 mg/kg/hari;</w:t>
+      </w:r>
+    </w:p>
+    <w:p>
+      <w:pPr>
+        <w:pStyle w:val="Compact"/>
+        <w:numPr>
+          <w:ilvl w:val="0"/>
+          <w:numId w:val="113"/>
+        </w:numPr>
+      </w:pPr>
+      <w:r>
+        <w:t>ondansetron terapi 0,2 mg/kg IV;</w:t>
+      </w:r>
+    </w:p>
+    <w:p>
+      <w:pPr>
+        <w:pStyle w:val="Compact"/>
+        <w:numPr>
+          <w:ilvl w:val="0"/>
+          <w:numId w:val="113"/>
+        </w:numPr>
+      </w:pPr>
+      <w:r>
+        <w:t>tabel gentamisin neonatus (nomor 9).</w:t>
       </w:r>
       <w:bookmarkEnd w:id="0"/>
       <w:bookmarkEnd w:id="56"/>
@@ -16623,7 +17900,7 @@
   <w:abstractNum w:abstractNumId="0" w15:restartNumberingAfterBreak="0">
     <w:nsid w:val="0000A991"/>
     <w:multiLevelType w:val="multilevel"/>
-    <w:tmpl w:val="FF145586"/>
+    <w:tmpl w:val="2B747B58"/>
     <w:lvl w:ilvl="0">
       <w:numFmt w:val="bullet"/>
       <w:lvlText w:val=""/>
@@ -16727,7 +18004,7 @@
   <w:abstractNum w:abstractNumId="1" w15:restartNumberingAfterBreak="0">
     <w:nsid w:val="00A99411"/>
     <w:multiLevelType w:val="multilevel"/>
-    <w:tmpl w:val="E862B342"/>
+    <w:tmpl w:val="16CAB480"/>
     <w:lvl w:ilvl="0">
       <w:start w:val="1"/>
       <w:numFmt w:val="decimal"/>
@@ -16810,10 +18087,10 @@
       </w:pPr>
     </w:lvl>
   </w:abstractNum>
-  <w:num w:numId="1" w16cid:durableId="1240945554">
+  <w:num w:numId="1" w16cid:durableId="317923454">
     <w:abstractNumId w:val="0"/>
   </w:num>
-  <w:num w:numId="2" w16cid:durableId="1015814722">
+  <w:num w:numId="2" w16cid:durableId="1047948339">
     <w:abstractNumId w:val="1"/>
     <w:lvlOverride w:ilvl="0">
       <w:startOverride w:val="1"/>
@@ -16843,10 +18120,10 @@
       <w:startOverride w:val="1"/>
     </w:lvlOverride>
   </w:num>
-  <w:num w:numId="3" w16cid:durableId="900021627">
+  <w:num w:numId="3" w16cid:durableId="1761441808">
     <w:abstractNumId w:val="0"/>
   </w:num>
-  <w:num w:numId="4" w16cid:durableId="1379429942">
+  <w:num w:numId="4" w16cid:durableId="1014914455">
     <w:abstractNumId w:val="1"/>
     <w:lvlOverride w:ilvl="0">
       <w:startOverride w:val="1"/>
@@ -16876,10 +18153,10 @@
       <w:startOverride w:val="1"/>
     </w:lvlOverride>
   </w:num>
-  <w:num w:numId="5" w16cid:durableId="1713727081">
+  <w:num w:numId="5" w16cid:durableId="1887528549">
     <w:abstractNumId w:val="0"/>
   </w:num>
-  <w:num w:numId="6" w16cid:durableId="488792348">
+  <w:num w:numId="6" w16cid:durableId="1597709936">
     <w:abstractNumId w:val="1"/>
     <w:lvlOverride w:ilvl="0">
       <w:startOverride w:val="1"/>
@@ -16909,31 +18186,31 @@
       <w:startOverride w:val="1"/>
     </w:lvlOverride>
   </w:num>
-  <w:num w:numId="7" w16cid:durableId="1521582030">
+  <w:num w:numId="7" w16cid:durableId="1133329986">
     <w:abstractNumId w:val="0"/>
   </w:num>
-  <w:num w:numId="8" w16cid:durableId="435297179">
+  <w:num w:numId="8" w16cid:durableId="1246567825">
     <w:abstractNumId w:val="0"/>
   </w:num>
-  <w:num w:numId="9" w16cid:durableId="745759656">
+  <w:num w:numId="9" w16cid:durableId="498740199">
     <w:abstractNumId w:val="0"/>
   </w:num>
-  <w:num w:numId="10" w16cid:durableId="1130441038">
+  <w:num w:numId="10" w16cid:durableId="704210498">
     <w:abstractNumId w:val="0"/>
   </w:num>
-  <w:num w:numId="11" w16cid:durableId="562645518">
+  <w:num w:numId="11" w16cid:durableId="2055344171">
     <w:abstractNumId w:val="0"/>
   </w:num>
-  <w:num w:numId="12" w16cid:durableId="51193326">
+  <w:num w:numId="12" w16cid:durableId="508761785">
     <w:abstractNumId w:val="0"/>
   </w:num>
-  <w:num w:numId="13" w16cid:durableId="1526944089">
+  <w:num w:numId="13" w16cid:durableId="1203711300">
     <w:abstractNumId w:val="0"/>
   </w:num>
-  <w:num w:numId="14" w16cid:durableId="1213346679">
+  <w:num w:numId="14" w16cid:durableId="772822157">
     <w:abstractNumId w:val="0"/>
   </w:num>
-  <w:num w:numId="15" w16cid:durableId="42407331">
+  <w:num w:numId="15" w16cid:durableId="419258541">
     <w:abstractNumId w:val="1"/>
     <w:lvlOverride w:ilvl="0">
       <w:startOverride w:val="1"/>
@@ -16963,7 +18240,7 @@
       <w:startOverride w:val="1"/>
     </w:lvlOverride>
   </w:num>
-  <w:num w:numId="16" w16cid:durableId="857280403">
+  <w:num w:numId="16" w16cid:durableId="1032606861">
     <w:abstractNumId w:val="1"/>
     <w:lvlOverride w:ilvl="0">
       <w:startOverride w:val="1"/>
@@ -16993,256 +18270,259 @@
       <w:startOverride w:val="1"/>
     </w:lvlOverride>
   </w:num>
-  <w:num w:numId="17" w16cid:durableId="472873139">
+  <w:num w:numId="17" w16cid:durableId="1421371539">
     <w:abstractNumId w:val="0"/>
   </w:num>
-  <w:num w:numId="18" w16cid:durableId="949968546">
+  <w:num w:numId="18" w16cid:durableId="563638630">
     <w:abstractNumId w:val="0"/>
   </w:num>
-  <w:num w:numId="19" w16cid:durableId="953053406">
+  <w:num w:numId="19" w16cid:durableId="1583441689">
     <w:abstractNumId w:val="0"/>
   </w:num>
-  <w:num w:numId="20" w16cid:durableId="469131912">
+  <w:num w:numId="20" w16cid:durableId="1966695021">
     <w:abstractNumId w:val="0"/>
   </w:num>
-  <w:num w:numId="21" w16cid:durableId="265583652">
+  <w:num w:numId="21" w16cid:durableId="1235970382">
     <w:abstractNumId w:val="0"/>
   </w:num>
-  <w:num w:numId="22" w16cid:durableId="979112902">
+  <w:num w:numId="22" w16cid:durableId="927080659">
     <w:abstractNumId w:val="0"/>
   </w:num>
-  <w:num w:numId="23" w16cid:durableId="1282809708">
+  <w:num w:numId="23" w16cid:durableId="1307204435">
     <w:abstractNumId w:val="0"/>
   </w:num>
-  <w:num w:numId="24" w16cid:durableId="2008747608">
+  <w:num w:numId="24" w16cid:durableId="1765881808">
     <w:abstractNumId w:val="0"/>
   </w:num>
-  <w:num w:numId="25" w16cid:durableId="710688769">
+  <w:num w:numId="25" w16cid:durableId="462695314">
     <w:abstractNumId w:val="0"/>
   </w:num>
-  <w:num w:numId="26" w16cid:durableId="1239363834">
+  <w:num w:numId="26" w16cid:durableId="1251737849">
     <w:abstractNumId w:val="0"/>
   </w:num>
-  <w:num w:numId="27" w16cid:durableId="1205823437">
+  <w:num w:numId="27" w16cid:durableId="762651245">
     <w:abstractNumId w:val="0"/>
   </w:num>
-  <w:num w:numId="28" w16cid:durableId="580649742">
+  <w:num w:numId="28" w16cid:durableId="2901741">
     <w:abstractNumId w:val="0"/>
   </w:num>
-  <w:num w:numId="29" w16cid:durableId="1995865128">
+  <w:num w:numId="29" w16cid:durableId="634260372">
     <w:abstractNumId w:val="0"/>
   </w:num>
-  <w:num w:numId="30" w16cid:durableId="1241208309">
+  <w:num w:numId="30" w16cid:durableId="467556089">
     <w:abstractNumId w:val="0"/>
   </w:num>
-  <w:num w:numId="31" w16cid:durableId="2080208867">
+  <w:num w:numId="31" w16cid:durableId="2145469020">
     <w:abstractNumId w:val="0"/>
   </w:num>
-  <w:num w:numId="32" w16cid:durableId="1114980036">
+  <w:num w:numId="32" w16cid:durableId="1010445687">
     <w:abstractNumId w:val="0"/>
   </w:num>
-  <w:num w:numId="33" w16cid:durableId="1466506766">
+  <w:num w:numId="33" w16cid:durableId="40987353">
     <w:abstractNumId w:val="0"/>
   </w:num>
-  <w:num w:numId="34" w16cid:durableId="1534808574">
+  <w:num w:numId="34" w16cid:durableId="1088624457">
     <w:abstractNumId w:val="0"/>
   </w:num>
-  <w:num w:numId="35" w16cid:durableId="1604725419">
+  <w:num w:numId="35" w16cid:durableId="1356030606">
     <w:abstractNumId w:val="0"/>
   </w:num>
-  <w:num w:numId="36" w16cid:durableId="944726260">
+  <w:num w:numId="36" w16cid:durableId="814571582">
     <w:abstractNumId w:val="0"/>
   </w:num>
-  <w:num w:numId="37" w16cid:durableId="761560715">
+  <w:num w:numId="37" w16cid:durableId="1806924272">
     <w:abstractNumId w:val="0"/>
   </w:num>
-  <w:num w:numId="38" w16cid:durableId="36899785">
+  <w:num w:numId="38" w16cid:durableId="155070302">
     <w:abstractNumId w:val="0"/>
   </w:num>
-  <w:num w:numId="39" w16cid:durableId="1835876838">
+  <w:num w:numId="39" w16cid:durableId="2023359842">
     <w:abstractNumId w:val="0"/>
   </w:num>
-  <w:num w:numId="40" w16cid:durableId="1955869127">
+  <w:num w:numId="40" w16cid:durableId="987519564">
     <w:abstractNumId w:val="0"/>
   </w:num>
-  <w:num w:numId="41" w16cid:durableId="1954289430">
+  <w:num w:numId="41" w16cid:durableId="933517688">
     <w:abstractNumId w:val="0"/>
   </w:num>
-  <w:num w:numId="42" w16cid:durableId="1488592811">
+  <w:num w:numId="42" w16cid:durableId="635332307">
     <w:abstractNumId w:val="0"/>
   </w:num>
-  <w:num w:numId="43" w16cid:durableId="618536249">
+  <w:num w:numId="43" w16cid:durableId="1835299834">
     <w:abstractNumId w:val="0"/>
   </w:num>
-  <w:num w:numId="44" w16cid:durableId="1468939356">
+  <w:num w:numId="44" w16cid:durableId="2006322520">
     <w:abstractNumId w:val="0"/>
   </w:num>
-  <w:num w:numId="45" w16cid:durableId="457727928">
+  <w:num w:numId="45" w16cid:durableId="338120713">
     <w:abstractNumId w:val="0"/>
   </w:num>
-  <w:num w:numId="46" w16cid:durableId="1793397340">
+  <w:num w:numId="46" w16cid:durableId="1093430966">
     <w:abstractNumId w:val="0"/>
   </w:num>
-  <w:num w:numId="47" w16cid:durableId="706756931">
+  <w:num w:numId="47" w16cid:durableId="1078207198">
     <w:abstractNumId w:val="0"/>
   </w:num>
-  <w:num w:numId="48" w16cid:durableId="1186795188">
+  <w:num w:numId="48" w16cid:durableId="45378819">
     <w:abstractNumId w:val="0"/>
   </w:num>
-  <w:num w:numId="49" w16cid:durableId="265969851">
+  <w:num w:numId="49" w16cid:durableId="621764820">
     <w:abstractNumId w:val="0"/>
   </w:num>
-  <w:num w:numId="50" w16cid:durableId="2045861057">
+  <w:num w:numId="50" w16cid:durableId="746920474">
     <w:abstractNumId w:val="0"/>
   </w:num>
-  <w:num w:numId="51" w16cid:durableId="1499231438">
+  <w:num w:numId="51" w16cid:durableId="178929679">
     <w:abstractNumId w:val="0"/>
   </w:num>
-  <w:num w:numId="52" w16cid:durableId="1512377830">
+  <w:num w:numId="52" w16cid:durableId="1651714383">
     <w:abstractNumId w:val="0"/>
   </w:num>
-  <w:num w:numId="53" w16cid:durableId="1938513701">
+  <w:num w:numId="53" w16cid:durableId="1052387460">
     <w:abstractNumId w:val="0"/>
   </w:num>
-  <w:num w:numId="54" w16cid:durableId="318996001">
+  <w:num w:numId="54" w16cid:durableId="402875979">
     <w:abstractNumId w:val="0"/>
   </w:num>
-  <w:num w:numId="55" w16cid:durableId="667560924">
+  <w:num w:numId="55" w16cid:durableId="558708768">
     <w:abstractNumId w:val="0"/>
   </w:num>
-  <w:num w:numId="56" w16cid:durableId="1736662810">
+  <w:num w:numId="56" w16cid:durableId="664673669">
     <w:abstractNumId w:val="0"/>
   </w:num>
-  <w:num w:numId="57" w16cid:durableId="1665432472">
+  <w:num w:numId="57" w16cid:durableId="1744181455">
     <w:abstractNumId w:val="0"/>
   </w:num>
-  <w:num w:numId="58" w16cid:durableId="1782066389">
+  <w:num w:numId="58" w16cid:durableId="1928494723">
     <w:abstractNumId w:val="0"/>
   </w:num>
-  <w:num w:numId="59" w16cid:durableId="936329425">
+  <w:num w:numId="59" w16cid:durableId="1190531788">
     <w:abstractNumId w:val="0"/>
   </w:num>
-  <w:num w:numId="60" w16cid:durableId="136538446">
+  <w:num w:numId="60" w16cid:durableId="1055545623">
     <w:abstractNumId w:val="0"/>
   </w:num>
-  <w:num w:numId="61" w16cid:durableId="438451942">
+  <w:num w:numId="61" w16cid:durableId="1663387674">
     <w:abstractNumId w:val="0"/>
   </w:num>
-  <w:num w:numId="62" w16cid:durableId="2026134596">
+  <w:num w:numId="62" w16cid:durableId="553584440">
     <w:abstractNumId w:val="0"/>
   </w:num>
-  <w:num w:numId="63" w16cid:durableId="280189926">
+  <w:num w:numId="63" w16cid:durableId="1907454985">
     <w:abstractNumId w:val="0"/>
   </w:num>
-  <w:num w:numId="64" w16cid:durableId="536049184">
+  <w:num w:numId="64" w16cid:durableId="1936283021">
     <w:abstractNumId w:val="0"/>
   </w:num>
-  <w:num w:numId="65" w16cid:durableId="1988783868">
+  <w:num w:numId="65" w16cid:durableId="1994095180">
     <w:abstractNumId w:val="0"/>
   </w:num>
-  <w:num w:numId="66" w16cid:durableId="558981612">
+  <w:num w:numId="66" w16cid:durableId="1752849392">
     <w:abstractNumId w:val="0"/>
   </w:num>
-  <w:num w:numId="67" w16cid:durableId="1570386457">
+  <w:num w:numId="67" w16cid:durableId="1497114688">
     <w:abstractNumId w:val="0"/>
   </w:num>
-  <w:num w:numId="68" w16cid:durableId="1596985578">
+  <w:num w:numId="68" w16cid:durableId="469979923">
     <w:abstractNumId w:val="0"/>
   </w:num>
-  <w:num w:numId="69" w16cid:durableId="25104164">
+  <w:num w:numId="69" w16cid:durableId="119887539">
     <w:abstractNumId w:val="0"/>
   </w:num>
-  <w:num w:numId="70" w16cid:durableId="134026216">
+  <w:num w:numId="70" w16cid:durableId="1812791751">
     <w:abstractNumId w:val="0"/>
   </w:num>
-  <w:num w:numId="71" w16cid:durableId="1948811057">
+  <w:num w:numId="71" w16cid:durableId="549616014">
     <w:abstractNumId w:val="0"/>
   </w:num>
-  <w:num w:numId="72" w16cid:durableId="443695469">
+  <w:num w:numId="72" w16cid:durableId="289211715">
     <w:abstractNumId w:val="0"/>
   </w:num>
-  <w:num w:numId="73" w16cid:durableId="1782260850">
+  <w:num w:numId="73" w16cid:durableId="18942950">
     <w:abstractNumId w:val="0"/>
   </w:num>
-  <w:num w:numId="74" w16cid:durableId="1430078759">
+  <w:num w:numId="74" w16cid:durableId="301470419">
     <w:abstractNumId w:val="0"/>
   </w:num>
-  <w:num w:numId="75" w16cid:durableId="1218592772">
+  <w:num w:numId="75" w16cid:durableId="586964701">
     <w:abstractNumId w:val="0"/>
   </w:num>
-  <w:num w:numId="76" w16cid:durableId="376315429">
+  <w:num w:numId="76" w16cid:durableId="281226523">
     <w:abstractNumId w:val="0"/>
   </w:num>
-  <w:num w:numId="77" w16cid:durableId="167797928">
+  <w:num w:numId="77" w16cid:durableId="1191261719">
     <w:abstractNumId w:val="0"/>
   </w:num>
-  <w:num w:numId="78" w16cid:durableId="1754037692">
+  <w:num w:numId="78" w16cid:durableId="1189371568">
     <w:abstractNumId w:val="0"/>
   </w:num>
-  <w:num w:numId="79" w16cid:durableId="1662125941">
+  <w:num w:numId="79" w16cid:durableId="2029406158">
     <w:abstractNumId w:val="0"/>
   </w:num>
-  <w:num w:numId="80" w16cid:durableId="432945651">
+  <w:num w:numId="80" w16cid:durableId="724185952">
     <w:abstractNumId w:val="0"/>
   </w:num>
-  <w:num w:numId="81" w16cid:durableId="343820367">
+  <w:num w:numId="81" w16cid:durableId="663701528">
     <w:abstractNumId w:val="0"/>
   </w:num>
-  <w:num w:numId="82" w16cid:durableId="573971491">
+  <w:num w:numId="82" w16cid:durableId="1534339733">
     <w:abstractNumId w:val="0"/>
   </w:num>
-  <w:num w:numId="83" w16cid:durableId="843937223">
+  <w:num w:numId="83" w16cid:durableId="1725716664">
     <w:abstractNumId w:val="0"/>
   </w:num>
-  <w:num w:numId="84" w16cid:durableId="281959762">
+  <w:num w:numId="84" w16cid:durableId="263269980">
     <w:abstractNumId w:val="0"/>
   </w:num>
-  <w:num w:numId="85" w16cid:durableId="763843193">
+  <w:num w:numId="85" w16cid:durableId="2143182328">
     <w:abstractNumId w:val="0"/>
   </w:num>
-  <w:num w:numId="86" w16cid:durableId="1316225778">
+  <w:num w:numId="86" w16cid:durableId="2097507156">
     <w:abstractNumId w:val="0"/>
   </w:num>
-  <w:num w:numId="87" w16cid:durableId="1856843929">
+  <w:num w:numId="87" w16cid:durableId="1762027551">
     <w:abstractNumId w:val="0"/>
   </w:num>
-  <w:num w:numId="88" w16cid:durableId="1380931130">
+  <w:num w:numId="88" w16cid:durableId="316112328">
     <w:abstractNumId w:val="0"/>
   </w:num>
-  <w:num w:numId="89" w16cid:durableId="1767074777">
+  <w:num w:numId="89" w16cid:durableId="1411385099">
     <w:abstractNumId w:val="0"/>
   </w:num>
-  <w:num w:numId="90" w16cid:durableId="1092361385">
+  <w:num w:numId="90" w16cid:durableId="1297636155">
     <w:abstractNumId w:val="0"/>
   </w:num>
-  <w:num w:numId="91" w16cid:durableId="1045640844">
+  <w:num w:numId="91" w16cid:durableId="204683851">
     <w:abstractNumId w:val="0"/>
   </w:num>
-  <w:num w:numId="92" w16cid:durableId="1877621351">
+  <w:num w:numId="92" w16cid:durableId="1516462701">
     <w:abstractNumId w:val="0"/>
   </w:num>
-  <w:num w:numId="93" w16cid:durableId="491064723">
+  <w:num w:numId="93" w16cid:durableId="560797742">
     <w:abstractNumId w:val="0"/>
   </w:num>
-  <w:num w:numId="94" w16cid:durableId="1866868780">
+  <w:num w:numId="94" w16cid:durableId="1475754358">
     <w:abstractNumId w:val="0"/>
   </w:num>
-  <w:num w:numId="95" w16cid:durableId="2033148879">
+  <w:num w:numId="95" w16cid:durableId="38827037">
     <w:abstractNumId w:val="0"/>
   </w:num>
-  <w:num w:numId="96" w16cid:durableId="276910916">
+  <w:num w:numId="96" w16cid:durableId="687413623">
     <w:abstractNumId w:val="0"/>
   </w:num>
-  <w:num w:numId="97" w16cid:durableId="1273169399">
+  <w:num w:numId="97" w16cid:durableId="400449980">
     <w:abstractNumId w:val="0"/>
   </w:num>
-  <w:num w:numId="98" w16cid:durableId="1187987772">
+  <w:num w:numId="98" w16cid:durableId="952441981">
     <w:abstractNumId w:val="0"/>
   </w:num>
-  <w:num w:numId="99" w16cid:durableId="1440177504">
+  <w:num w:numId="99" w16cid:durableId="819229976">
     <w:abstractNumId w:val="0"/>
   </w:num>
-  <w:num w:numId="100" w16cid:durableId="227232264">
+  <w:num w:numId="100" w16cid:durableId="612978811">
+    <w:abstractNumId w:val="0"/>
+  </w:num>
+  <w:num w:numId="101" w16cid:durableId="843932014">
     <w:abstractNumId w:val="1"/>
     <w:lvlOverride w:ilvl="0">
       <w:startOverride w:val="1"/>
@@ -17272,10 +18552,16 @@
       <w:startOverride w:val="1"/>
     </w:lvlOverride>
   </w:num>
-  <w:num w:numId="101" w16cid:durableId="4139012">
+  <w:num w:numId="102" w16cid:durableId="718288432">
     <w:abstractNumId w:val="0"/>
   </w:num>
-  <w:num w:numId="102" w16cid:durableId="532424521">
+  <w:num w:numId="103" w16cid:durableId="1439911496">
+    <w:abstractNumId w:val="0"/>
+  </w:num>
+  <w:num w:numId="104" w16cid:durableId="429399056">
+    <w:abstractNumId w:val="0"/>
+  </w:num>
+  <w:num w:numId="105" w16cid:durableId="943611882">
     <w:abstractNumId w:val="1"/>
     <w:lvlOverride w:ilvl="0">
       <w:startOverride w:val="1"/>
@@ -17305,25 +18591,31 @@
       <w:startOverride w:val="1"/>
     </w:lvlOverride>
   </w:num>
-  <w:num w:numId="103" w16cid:durableId="279382121">
+  <w:num w:numId="106" w16cid:durableId="1526402029">
     <w:abstractNumId w:val="0"/>
   </w:num>
-  <w:num w:numId="104" w16cid:durableId="2098163694">
+  <w:num w:numId="107" w16cid:durableId="61023278">
     <w:abstractNumId w:val="0"/>
   </w:num>
-  <w:num w:numId="105" w16cid:durableId="1351030704">
+  <w:num w:numId="108" w16cid:durableId="244191315">
     <w:abstractNumId w:val="0"/>
   </w:num>
-  <w:num w:numId="106" w16cid:durableId="1488590231">
+  <w:num w:numId="109" w16cid:durableId="1536887028">
     <w:abstractNumId w:val="0"/>
   </w:num>
-  <w:num w:numId="107" w16cid:durableId="1002968733">
+  <w:num w:numId="110" w16cid:durableId="940723863">
     <w:abstractNumId w:val="0"/>
   </w:num>
-  <w:num w:numId="108" w16cid:durableId="1906799584">
+  <w:num w:numId="111" w16cid:durableId="1402405464">
     <w:abstractNumId w:val="0"/>
   </w:num>
-  <w:numIdMacAtCleanup w:val="108"/>
+  <w:num w:numId="112" w16cid:durableId="984508529">
+    <w:abstractNumId w:val="0"/>
+  </w:num>
+  <w:num w:numId="113" w16cid:durableId="877006703">
+    <w:abstractNumId w:val="0"/>
+  </w:num>
+  <w:numIdMacAtCleanup w:val="113"/>
 </w:numbering>
 </file>
 
@@ -18547,7 +19839,7 @@
     <w:next w:val="Normal"/>
     <w:autoRedefine/>
     <w:uiPriority w:val="39"/>
-    <w:rsid w:val="00D90295"/>
+    <w:rsid w:val="0020187D"/>
     <w:pPr>
       <w:spacing w:after="100"/>
     </w:pPr>
@@ -18558,7 +19850,7 @@
     <w:next w:val="Normal"/>
     <w:autoRedefine/>
     <w:uiPriority w:val="39"/>
-    <w:rsid w:val="00D90295"/>
+    <w:rsid w:val="0020187D"/>
     <w:pPr>
       <w:spacing w:after="100"/>
       <w:ind w:left="480"/>
@@ -18570,7 +19862,7 @@
     <w:next w:val="Normal"/>
     <w:autoRedefine/>
     <w:uiPriority w:val="39"/>
-    <w:rsid w:val="00D90295"/>
+    <w:rsid w:val="0020187D"/>
     <w:pPr>
       <w:spacing w:after="100"/>
       <w:ind w:left="240"/>
